--- a/docs/ops/mail-analysis/20260923-seyeon-gs-basic-advisor.docx
+++ b/docs/ops/mail-analysis/20260923-seyeon-gs-basic-advisor.docx
@@ -4,16 +4,15 @@
   <w:body>
     <w:p>
       <w:pPr>
-        <w:spacing w:after="0" w:before="0" w:line="276" w:lineRule="auto"/>
+        <w:spacing w:after="40" w:before="0" w:line="276" w:lineRule="auto"/>
       </w:pPr>
       <w:r>
         <w:rPr>
           <w:rFonts w:ascii="Malgun Gothic" w:hAnsi="Malgun Gothic" w:cs="Malgun Gothic" w:eastAsia="맑은 고딕"/>
           <w:b/>
-          <w:color w:val="555F6D"/>
           <w:sz w:val="22"/>
         </w:rPr>
-        <w:t>(주)베를로</w:t>
+        <w:t>【재민 확인 전 발송·회신 금지】 DEC-20260923-mail2-advisor</w:t>
       </w:r>
     </w:p>
     <w:p>
@@ -26,12 +25,12 @@
           <w:b/>
           <w:sz w:val="32"/>
         </w:rPr>
-        <w:t>(주)세연아이넷 GS인증 베이직 모델 어드바이저 메모</w:t>
+        <w:t>BLRO 어드바이저 핸드오프 — (주)세연아이넷 · GS인증 베이직 모델</w:t>
       </w:r>
     </w:p>
     <w:p>
       <w:pPr>
-        <w:spacing w:after="160" w:before="0" w:line="276" w:lineRule="auto"/>
+        <w:spacing w:after="20" w:before="0" w:line="276" w:lineRule="auto"/>
       </w:pPr>
       <w:r>
         <w:rPr>
@@ -40,7 +39,20 @@
           <w:color w:val="555F6D"/>
           <w:sz w:val="22"/>
         </w:rPr>
-        <w:t>내부 어드바이저 메모  ·  2026-09-23  ·  고객에게 보내지 않음</w:t>
+        <w:t>문서번호: 20260923-분석전달-세연아이넷-GS인증베이직-어드바이저</w:t>
+      </w:r>
+    </w:p>
+    <w:p>
+      <w:pPr>
+        <w:spacing w:after="20" w:before="0" w:line="276" w:lineRule="auto"/>
+      </w:pPr>
+      <w:r>
+        <w:rPr>
+          <w:rFonts w:ascii="Malgun Gothic" w:hAnsi="Malgun Gothic" w:cs="Malgun Gothic" w:eastAsia="맑은 고딕"/>
+          <w:b w:val="0"/>
+          <w:sz w:val="22"/>
+        </w:rPr>
+        <w:t>작성일: 2026-09-23 (KST) ｜ 의사결정: DEC-20260923-mail2-advisor ｜ 역할: (주)베를로=어드바이저. 구분안 실작성·회신은 추가 지시 전 보류</w:t>
       </w:r>
     </w:p>
     <w:p>
@@ -53,12 +65,38 @@
           <w:b w:val="0"/>
           <w:sz w:val="22"/>
         </w:rPr>
-        <w:t>이 문서는 2026-09-23 14:23 수신 메일의 본문 요지와 분류 패킷을 확인한 뒤 작성했다. 첨부 파일은 있다고 표시되어 있으나 파일명과 내용은 반환되지 않았다. 시험비 숫자는 상대 문장을 옮긴 것이고, 새로 산정하지 않았다.</w:t>
+        <w:t>용도: 재민 내부 전달. 드라이브 업로드·메일 발송·CRM 프로젝트 신규 생성 없음.</w:t>
       </w:r>
     </w:p>
     <w:p>
       <w:pPr>
-        <w:spacing w:before="280" w:after="120"/>
+        <w:spacing w:after="40" w:before="0" w:line="276" w:lineRule="auto"/>
+      </w:pPr>
+      <w:r>
+        <w:rPr>
+          <w:rFonts w:ascii="Malgun Gothic" w:hAnsi="Malgun Gothic" w:cs="Malgun Gothic" w:eastAsia="맑은 고딕"/>
+          <w:b/>
+          <w:sz w:val="22"/>
+        </w:rPr>
+        <w:t>검토 보완</w:t>
+      </w:r>
+    </w:p>
+    <w:p>
+      <w:pPr>
+        <w:spacing w:after="80" w:before="0" w:line="276" w:lineRule="auto"/>
+      </w:pPr>
+      <w:r>
+        <w:rPr>
+          <w:rFonts w:ascii="Malgun Gothic" w:hAnsi="Malgun Gothic" w:cs="Malgun Gothic" w:eastAsia="맑은 고딕"/>
+          <w:b w:val="0"/>
+          <w:sz w:val="22"/>
+        </w:rPr>
+        <w:t>기안 초안을 제공된 메일 본문과 맞췄다. 첨부 폴더는 비어 있어 파일명과 내용은 UNKNOWN이다. 제목은 원문 그대로 두고, (주) 표기는 본문 회사명에만 쓴다. 시험비 2,500만 원은 상대 문장이며 다시 계산하지 않았다.</w:t>
+      </w:r>
+    </w:p>
+    <w:p>
+      <w:pPr>
+        <w:spacing w:after="120" w:before="240" w:line="276" w:lineRule="auto"/>
         <w:pBdr>
           <w:bottom w:val="single" w:sz="8" w:space="1" w:color="1F2A37"/>
         </w:pBdr>
@@ -67,352 +105,14 @@
         <w:rPr>
           <w:rFonts w:ascii="Malgun Gothic" w:hAnsi="Malgun Gothic" w:cs="Malgun Gothic" w:eastAsia="맑은 고딕"/>
           <w:b/>
-          <w:color w:val="1F2A37"/>
           <w:sz w:val="26"/>
         </w:rPr>
-        <w:t>1. 원문 FACT</w:t>
+        <w:t>1. 원문 요약 (FACT)</w:t>
       </w:r>
-    </w:p>
-    <w:tbl>
-      <w:tblPr>
-        <w:tblStyle w:val="TableGrid"/>
-        <w:tblW w:type="auto" w:w="0"/>
-        <w:tblLayout w:type="autofit"/>
-        <w:tblLook w:firstColumn="1" w:firstRow="1" w:lastColumn="0" w:lastRow="0" w:noHBand="0" w:noVBand="1" w:val="04A0"/>
-      </w:tblPr>
-      <w:tblGrid>
-        <w:gridCol w:w="4819"/>
-        <w:gridCol w:w="4819"/>
-      </w:tblGrid>
-      <w:tr>
-        <w:tc>
-          <w:tcPr>
-            <w:tcW w:type="dxa" w:w="2381"/>
-            <w:shd w:val="clear" w:color="auto" w:fill="F4F6F8"/>
-          </w:tcPr>
-          <w:p>
-            <w:pPr>
-              <w:spacing w:after="40"/>
-            </w:pPr>
-            <w:r>
-              <w:rPr>
-                <w:rFonts w:ascii="Malgun Gothic" w:hAnsi="Malgun Gothic" w:cs="Malgun Gothic" w:eastAsia="맑은 고딕"/>
-                <w:b/>
-                <w:sz w:val="22"/>
-              </w:rPr>
-              <w:t>수신</w:t>
-            </w:r>
-          </w:p>
-        </w:tc>
-        <w:tc>
-          <w:tcPr>
-            <w:tcW w:type="dxa" w:w="6917"/>
-            <w:shd w:val="clear" w:color="auto" w:fill="FFFFFF"/>
-          </w:tcPr>
-          <w:p>
-            <w:pPr>
-              <w:spacing w:after="40"/>
-            </w:pPr>
-            <w:r>
-              <w:rPr>
-                <w:rFonts w:ascii="Malgun Gothic" w:hAnsi="Malgun Gothic" w:cs="Malgun Gothic" w:eastAsia="맑은 고딕"/>
-                <w:b w:val="0"/>
-                <w:sz w:val="22"/>
-              </w:rPr>
-              <w:t>2026-09-23 14:23:09 KST</w:t>
-            </w:r>
-          </w:p>
-        </w:tc>
-      </w:tr>
-      <w:tr>
-        <w:tc>
-          <w:tcPr>
-            <w:tcW w:type="dxa" w:w="2381"/>
-            <w:shd w:val="clear" w:color="auto" w:fill="F4F6F8"/>
-          </w:tcPr>
-          <w:p>
-            <w:pPr>
-              <w:spacing w:after="40"/>
-            </w:pPr>
-            <w:r>
-              <w:rPr>
-                <w:rFonts w:ascii="Malgun Gothic" w:hAnsi="Malgun Gothic" w:cs="Malgun Gothic" w:eastAsia="맑은 고딕"/>
-                <w:b/>
-                <w:sz w:val="22"/>
-              </w:rPr>
-              <w:t>수신함</w:t>
-            </w:r>
-          </w:p>
-        </w:tc>
-        <w:tc>
-          <w:tcPr>
-            <w:tcW w:type="dxa" w:w="6917"/>
-            <w:shd w:val="clear" w:color="auto" w:fill="FFFFFF"/>
-          </w:tcPr>
-          <w:p>
-            <w:pPr>
-              <w:spacing w:after="40"/>
-            </w:pPr>
-            <w:r>
-              <w:rPr>
-                <w:rFonts w:ascii="Malgun Gothic" w:hAnsi="Malgun Gothic" w:cs="Malgun Gothic" w:eastAsia="맑은 고딕"/>
-                <w:b w:val="0"/>
-                <w:sz w:val="22"/>
-              </w:rPr>
-              <w:t>jm.park@blro.co.kr · 미읽음 · WORK · CARRY</w:t>
-            </w:r>
-          </w:p>
-        </w:tc>
-      </w:tr>
-      <w:tr>
-        <w:tc>
-          <w:tcPr>
-            <w:tcW w:type="dxa" w:w="2381"/>
-            <w:shd w:val="clear" w:color="auto" w:fill="F4F6F8"/>
-          </w:tcPr>
-          <w:p>
-            <w:pPr>
-              <w:spacing w:after="40"/>
-            </w:pPr>
-            <w:r>
-              <w:rPr>
-                <w:rFonts w:ascii="Malgun Gothic" w:hAnsi="Malgun Gothic" w:cs="Malgun Gothic" w:eastAsia="맑은 고딕"/>
-                <w:b/>
-                <w:sz w:val="22"/>
-              </w:rPr>
-              <w:t>제목</w:t>
-            </w:r>
-          </w:p>
-        </w:tc>
-        <w:tc>
-          <w:tcPr>
-            <w:tcW w:type="dxa" w:w="6917"/>
-            <w:shd w:val="clear" w:color="auto" w:fill="FFFFFF"/>
-          </w:tcPr>
-          <w:p>
-            <w:pPr>
-              <w:spacing w:after="40"/>
-            </w:pPr>
-            <w:r>
-              <w:rPr>
-                <w:rFonts w:ascii="Malgun Gothic" w:hAnsi="Malgun Gothic" w:cs="Malgun Gothic" w:eastAsia="맑은 고딕"/>
-                <w:b w:val="0"/>
-                <w:sz w:val="22"/>
-              </w:rPr>
-              <w:t>[재송부] [세연아이넷] GS인증 비용 절감 및 조달 등록용 베이직 모델 기능 정리 요청의 건(대표 한건우)</w:t>
-            </w:r>
-          </w:p>
-        </w:tc>
-      </w:tr>
-      <w:tr>
-        <w:tc>
-          <w:tcPr>
-            <w:tcW w:type="dxa" w:w="2381"/>
-            <w:shd w:val="clear" w:color="auto" w:fill="F4F6F8"/>
-          </w:tcPr>
-          <w:p>
-            <w:pPr>
-              <w:spacing w:after="40"/>
-            </w:pPr>
-            <w:r>
-              <w:rPr>
-                <w:rFonts w:ascii="Malgun Gothic" w:hAnsi="Malgun Gothic" w:cs="Malgun Gothic" w:eastAsia="맑은 고딕"/>
-                <w:b/>
-                <w:sz w:val="22"/>
-              </w:rPr>
-              <w:t>From 표시</w:t>
-            </w:r>
-          </w:p>
-        </w:tc>
-        <w:tc>
-          <w:tcPr>
-            <w:tcW w:type="dxa" w:w="6917"/>
-            <w:shd w:val="clear" w:color="auto" w:fill="FFFFFF"/>
-          </w:tcPr>
-          <w:p>
-            <w:pPr>
-              <w:spacing w:after="40"/>
-            </w:pPr>
-            <w:r>
-              <w:rPr>
-                <w:rFonts w:ascii="Malgun Gothic" w:hAnsi="Malgun Gothic" w:cs="Malgun Gothic" w:eastAsia="맑은 고딕"/>
-                <w:b w:val="0"/>
-                <w:sz w:val="22"/>
-              </w:rPr>
-              <w:t>팀장 한건우 &lt;pandino@daum.net&gt;</w:t>
-            </w:r>
-          </w:p>
-        </w:tc>
-      </w:tr>
-      <w:tr>
-        <w:tc>
-          <w:tcPr>
-            <w:tcW w:type="dxa" w:w="2381"/>
-            <w:shd w:val="clear" w:color="auto" w:fill="F4F6F8"/>
-          </w:tcPr>
-          <w:p>
-            <w:pPr>
-              <w:spacing w:after="40"/>
-            </w:pPr>
-            <w:r>
-              <w:rPr>
-                <w:rFonts w:ascii="Malgun Gothic" w:hAnsi="Malgun Gothic" w:cs="Malgun Gothic" w:eastAsia="맑은 고딕"/>
-                <w:b/>
-                <w:sz w:val="22"/>
-              </w:rPr>
-              <w:t>서명</w:t>
-            </w:r>
-          </w:p>
-        </w:tc>
-        <w:tc>
-          <w:tcPr>
-            <w:tcW w:type="dxa" w:w="6917"/>
-            <w:shd w:val="clear" w:color="auto" w:fill="FFFFFF"/>
-          </w:tcPr>
-          <w:p>
-            <w:pPr>
-              <w:spacing w:after="40"/>
-            </w:pPr>
-            <w:r>
-              <w:rPr>
-                <w:rFonts w:ascii="Malgun Gothic" w:hAnsi="Malgun Gothic" w:cs="Malgun Gothic" w:eastAsia="맑은 고딕"/>
-                <w:b w:val="0"/>
-                <w:sz w:val="22"/>
-              </w:rPr>
-              <w:t>대표이사 · (주)휴플러스아이엔씨</w:t>
-            </w:r>
-          </w:p>
-        </w:tc>
-      </w:tr>
-      <w:tr>
-        <w:tc>
-          <w:tcPr>
-            <w:tcW w:type="dxa" w:w="2381"/>
-            <w:shd w:val="clear" w:color="auto" w:fill="F4F6F8"/>
-          </w:tcPr>
-          <w:p>
-            <w:pPr>
-              <w:spacing w:after="40"/>
-            </w:pPr>
-            <w:r>
-              <w:rPr>
-                <w:rFonts w:ascii="Malgun Gothic" w:hAnsi="Malgun Gothic" w:cs="Malgun Gothic" w:eastAsia="맑은 고딕"/>
-                <w:b/>
-                <w:sz w:val="22"/>
-              </w:rPr>
-              <w:t>CC</w:t>
-            </w:r>
-          </w:p>
-        </w:tc>
-        <w:tc>
-          <w:tcPr>
-            <w:tcW w:type="dxa" w:w="6917"/>
-            <w:shd w:val="clear" w:color="auto" w:fill="FFFFFF"/>
-          </w:tcPr>
-          <w:p>
-            <w:pPr>
-              <w:spacing w:after="40"/>
-            </w:pPr>
-            <w:r>
-              <w:rPr>
-                <w:rFonts w:ascii="Malgun Gothic" w:hAnsi="Malgun Gothic" w:cs="Malgun Gothic" w:eastAsia="맑은 고딕"/>
-                <w:b w:val="0"/>
-                <w:sz w:val="22"/>
-              </w:rPr>
-              <w:t>oysun@syinet.com · 분류 패킷의 회사 표기는 세연아이넷</w:t>
-            </w:r>
-          </w:p>
-        </w:tc>
-      </w:tr>
-      <w:tr>
-        <w:tc>
-          <w:tcPr>
-            <w:tcW w:type="dxa" w:w="2381"/>
-            <w:shd w:val="clear" w:color="auto" w:fill="F4F6F8"/>
-          </w:tcPr>
-          <w:p>
-            <w:pPr>
-              <w:spacing w:after="40"/>
-            </w:pPr>
-            <w:r>
-              <w:rPr>
-                <w:rFonts w:ascii="Malgun Gothic" w:hAnsi="Malgun Gothic" w:cs="Malgun Gothic" w:eastAsia="맑은 고딕"/>
-                <w:b/>
-                <w:sz w:val="22"/>
-              </w:rPr>
-              <w:t>첨부</w:t>
-            </w:r>
-          </w:p>
-        </w:tc>
-        <w:tc>
-          <w:tcPr>
-            <w:tcW w:type="dxa" w:w="6917"/>
-            <w:shd w:val="clear" w:color="auto" w:fill="FFFFFF"/>
-          </w:tcPr>
-          <w:p>
-            <w:pPr>
-              <w:spacing w:after="40"/>
-            </w:pPr>
-            <w:r>
-              <w:rPr>
-                <w:rFonts w:ascii="Malgun Gothic" w:hAnsi="Malgun Gothic" w:cs="Malgun Gothic" w:eastAsia="맑은 고딕"/>
-                <w:b w:val="0"/>
-                <w:sz w:val="22"/>
-              </w:rPr>
-              <w:t>있음. 파일명과 내용은 UNKNOWN</w:t>
-            </w:r>
-          </w:p>
-        </w:tc>
-      </w:tr>
-      <w:tr>
-        <w:tc>
-          <w:tcPr>
-            <w:tcW w:type="dxa" w:w="2381"/>
-            <w:shd w:val="clear" w:color="auto" w:fill="F4F6F8"/>
-          </w:tcPr>
-          <w:p>
-            <w:pPr>
-              <w:spacing w:after="40"/>
-            </w:pPr>
-            <w:r>
-              <w:rPr>
-                <w:rFonts w:ascii="Malgun Gothic" w:hAnsi="Malgun Gothic" w:cs="Malgun Gothic" w:eastAsia="맑은 고딕"/>
-                <w:b/>
-                <w:sz w:val="22"/>
-              </w:rPr>
-              <w:t>메시지</w:t>
-            </w:r>
-          </w:p>
-        </w:tc>
-        <w:tc>
-          <w:tcPr>
-            <w:tcW w:type="dxa" w:w="6917"/>
-            <w:shd w:val="clear" w:color="auto" w:fill="FFFFFF"/>
-          </w:tcPr>
-          <w:p>
-            <w:pPr>
-              <w:spacing w:after="40"/>
-            </w:pPr>
-            <w:r>
-              <w:rPr>
-                <w:rFonts w:ascii="Malgun Gothic" w:hAnsi="Malgun Gothic" w:cs="Malgun Gothic" w:eastAsia="맑은 고딕"/>
-                <w:b w:val="0"/>
-                <w:sz w:val="22"/>
-              </w:rPr>
-              <w:t>Graph messageId 끝자리 AADdvBJAAAA=. Message-ID 도메인은 hanmail</w:t>
-            </w:r>
-          </w:p>
-        </w:tc>
-      </w:tr>
-    </w:tbl>
-    <w:p>
-      <w:pPr>
-        <w:spacing w:after="40"/>
-      </w:pPr>
     </w:p>
     <w:p>
       <w:pPr>
-        <w:spacing w:after="120" w:before="80" w:line="276" w:lineRule="auto"/>
+        <w:spacing w:after="80" w:before="0" w:line="276" w:lineRule="auto"/>
       </w:pPr>
       <w:r>
         <w:rPr>
@@ -420,12 +120,25 @@
           <w:b w:val="0"/>
           <w:sz w:val="22"/>
         </w:rPr>
-        <w:t>제목은 대표, 표시 이름은 팀장, 서명은 대표이사다. 대외 호칭은 이 메일만으로 하나로 닫히지 않는다. 제목의 [재송부]는 선행 송부가 있었다는 표시다. 그 선행 메일을 이 작업에서 대조하지 않았다.</w:t>
+        <w:t>수신: 2026-09-23 14:23:09 KST. To: jm.park@blro.co.kr. 미읽음. 분류 패킷상 WORK / CARRY. From 표시: 팀장 한건우 &lt;pandino@daum.net&gt;. 서명: 대표이사｜휴플러스아이엔씨. CC: oysun@syinet.com. hasAttachments=true. Message-ID 도메인은 hanmail.</w:t>
       </w:r>
     </w:p>
     <w:p>
       <w:pPr>
-        <w:spacing w:after="40" w:before="120" w:line="276" w:lineRule="auto"/>
+        <w:spacing w:after="80" w:before="0" w:line="276" w:lineRule="auto"/>
+      </w:pPr>
+      <w:r>
+        <w:rPr>
+          <w:rFonts w:ascii="Malgun Gothic" w:hAnsi="Malgun Gothic" w:cs="Malgun Gothic" w:eastAsia="맑은 고딕"/>
+          <w:b w:val="0"/>
+          <w:sz w:val="22"/>
+        </w:rPr>
+        <w:t>제목 원문: [재송부] [세연아이넷] GS인증 비용 절감 및 조달 등록용 베이직 모델 기능 정리 요청의 건(대표 한건우)</w:t>
+      </w:r>
+    </w:p>
+    <w:p>
+      <w:pPr>
+        <w:spacing w:after="40" w:before="80" w:line="276" w:lineRule="auto"/>
       </w:pPr>
       <w:r>
         <w:rPr>
@@ -433,13 +146,13 @@
           <w:b/>
           <w:sz w:val="22"/>
         </w:rPr>
-        <w:t>본문에 적힌 내용</w:t>
+        <w:t>본문 요지</w:t>
       </w:r>
     </w:p>
     <w:p>
       <w:pPr>
-        <w:spacing w:after="60" w:before="0" w:line="276" w:lineRule="auto"/>
-        <w:ind w:left="425" w:hanging="227"/>
+        <w:pStyle w:val="ListBullet"/>
+        <w:spacing w:after="60" w:line="276" w:lineRule="auto"/>
       </w:pPr>
       <w:r>
         <w:rPr>
@@ -447,13 +160,13 @@
           <w:b w:val="0"/>
           <w:sz w:val="22"/>
         </w:rPr>
-        <w:t>·  풀버전 GS인증 시험비를 2,500만 원 이상(VAT 별도)으로 말하며 부담이라고 했다. 이 금액은 상대 문장이다.</w:t>
+        <w:t>풀버전 GS인증 시험비를 2,500만 원 이상(VAT 별도)으로 말하며 부담이라고 했다. 분류 패킷은 금액 없이 「시험비 부담」만 적는다.</w:t>
       </w:r>
     </w:p>
     <w:p>
       <w:pPr>
-        <w:spacing w:after="60" w:before="0" w:line="276" w:lineRule="auto"/>
-        <w:ind w:left="425" w:hanging="227"/>
+        <w:pStyle w:val="ListBullet"/>
+        <w:spacing w:after="60" w:line="276" w:lineRule="auto"/>
       </w:pPr>
       <w:r>
         <w:rPr>
@@ -461,13 +174,13 @@
           <w:b w:val="0"/>
           <w:sz w:val="22"/>
         </w:rPr>
-        <w:t>·  조달 등록용 베이직 모델, 즉 기능을 경량화한 범위로 인증 방향을 조정한다.</w:t>
+        <w:t>조달 등록용 베이직 모델(기능 경량화)로 인증 방향을 조정한다.</w:t>
       </w:r>
     </w:p>
     <w:p>
       <w:pPr>
-        <w:spacing w:after="60" w:before="0" w:line="276" w:lineRule="auto"/>
-        <w:ind w:left="425" w:hanging="227"/>
+        <w:pStyle w:val="ListBullet"/>
+        <w:spacing w:after="60" w:line="276" w:lineRule="auto"/>
       </w:pPr>
       <w:r>
         <w:rPr>
@@ -475,13 +188,13 @@
           <w:b w:val="0"/>
           <w:sz w:val="22"/>
         </w:rPr>
-        <w:t>·  필수 핵심 기능만 인증 범위에 두고, 매뉴얼을 개편한다.</w:t>
+        <w:t>추진: 필수 핵심 기능만으로 범위를 줄인다. 매뉴얼을 개편한다. 제외 기능은 폐기가 아니라 이후 커스터마이징 또는 선택 옵션이다.</w:t>
       </w:r>
     </w:p>
     <w:p>
       <w:pPr>
-        <w:spacing w:after="60" w:before="0" w:line="276" w:lineRule="auto"/>
-        <w:ind w:left="425" w:hanging="227"/>
+        <w:pStyle w:val="ListBullet"/>
+        <w:spacing w:after="60" w:line="276" w:lineRule="auto"/>
       </w:pPr>
       <w:r>
         <w:rPr>
@@ -489,13 +202,13 @@
           <w:b w:val="0"/>
           <w:sz w:val="22"/>
         </w:rPr>
-        <w:t>·  제외 기능은 폐기가 아니다. 이후 커스터마이징 또는 선택 옵션으로 둔다.</w:t>
+        <w:t>요청: 처음에 보낸 제품 기능 리스트를 보고, 이번 인증의 베이직(핵심)과 추후 옵션으로 정리해 전달한다.</w:t>
       </w:r>
     </w:p>
     <w:p>
       <w:pPr>
-        <w:spacing w:after="60" w:before="0" w:line="276" w:lineRule="auto"/>
-        <w:ind w:left="425" w:hanging="227"/>
+        <w:pStyle w:val="ListBullet"/>
+        <w:spacing w:after="60" w:line="276" w:lineRule="auto"/>
       </w:pPr>
       <w:r>
         <w:rPr>
@@ -503,13 +216,12 @@
           <w:b w:val="0"/>
           <w:sz w:val="22"/>
         </w:rPr>
-        <w:t>·  처음에 보낸 제품 기능 리스트를 보고, 이번 인증의 베이직(핵심)과 추후 옵션으로 정리해 전달해 달라고 요청한다.</w:t>
+        <w:t>이후 한건우 측이 매뉴얼을 수정하고, 시험기관과 시험비·일정을 협의한다. 본문 요지의 기관 표기는 「KTR 등」이다.</w:t>
       </w:r>
     </w:p>
     <w:p>
       <w:pPr>
-        <w:spacing w:after="60" w:before="0" w:line="276" w:lineRule="auto"/>
-        <w:ind w:left="425" w:hanging="227"/>
+        <w:spacing w:after="80" w:before="80" w:line="276" w:lineRule="auto"/>
       </w:pPr>
       <w:r>
         <w:rPr>
@@ -517,12 +229,12 @@
           <w:b w:val="0"/>
           <w:sz w:val="22"/>
         </w:rPr>
-        <w:t>·  이후 한건우 측이 매뉴얼을 수정하고, 시험기관과 시험비·일정을 협의한다. 본문 요지는 시험기관을 「KTR 등」으로 적는다.</w:t>
+        <w:t>결정(DEC-20260923-mail2-advisor): (주)베를로는 어드바이저. 구분안 실작성과 회신은 추가 지시 전 보류. (주)세연아이넷 CRM 프로젝트는 지금 만들지 않는다.</w:t>
       </w:r>
     </w:p>
     <w:p>
       <w:pPr>
-        <w:spacing w:after="120" w:before="80" w:line="276" w:lineRule="auto"/>
+        <w:spacing w:after="80" w:before="40" w:line="276" w:lineRule="auto"/>
       </w:pPr>
       <w:r>
         <w:rPr>
@@ -530,12 +242,12 @@
           <w:b w:val="0"/>
           <w:sz w:val="22"/>
         </w:rPr>
-        <w:t>제품명과 버전은 본문 요지에 없다. 분류 패킷의 회사 후보는 (주)세연아이넷 / (주)휴플러스아이엔씨다. 패킷은 시험비 금액 자체를 적지 않고 「시험비 부담」이라고만 적는다.</w:t>
+        <w:t>호칭은 셋이다. 제목은 대표, From 표시는 팀장, 서명은 대표이사. 하나로 정하기 전에는 발송 문안에 호칭을 확정하지 않는다. 제목의 [재송부]는 선행 송부가 있었다는 표시다. 그 선행 메일은 이 작업에서 대조하지 않았다.</w:t>
       </w:r>
     </w:p>
     <w:p>
       <w:pPr>
-        <w:spacing w:before="280" w:after="120"/>
+        <w:spacing w:after="120" w:before="240" w:line="276" w:lineRule="auto"/>
         <w:pBdr>
           <w:bottom w:val="single" w:sz="8" w:space="1" w:color="1F2A37"/>
         </w:pBdr>
@@ -544,7 +256,6 @@
         <w:rPr>
           <w:rFonts w:ascii="Malgun Gothic" w:hAnsi="Malgun Gothic" w:cs="Malgun Gothic" w:eastAsia="맑은 고딕"/>
           <w:b/>
-          <w:color w:val="1F2A37"/>
           <w:sz w:val="26"/>
         </w:rPr>
         <w:t>2. 첨부 요지</w:t>
@@ -552,7 +263,7 @@
     </w:p>
     <w:p>
       <w:pPr>
-        <w:spacing w:after="120" w:before="0" w:line="276" w:lineRule="auto"/>
+        <w:spacing w:after="80" w:before="0" w:line="276" w:lineRule="auto"/>
       </w:pPr>
       <w:r>
         <w:rPr>
@@ -565,7 +276,7 @@
     </w:p>
     <w:p>
       <w:pPr>
-        <w:spacing w:after="120" w:before="0" w:line="276" w:lineRule="auto"/>
+        <w:spacing w:after="80" w:before="0" w:line="276" w:lineRule="auto"/>
       </w:pPr>
       <w:r>
         <w:rPr>
@@ -573,12 +284,25 @@
           <w:b w:val="0"/>
           <w:sz w:val="22"/>
         </w:rPr>
-        <w:t>메일은 첨부가 있다고 표시한다. 첨부 조회는 파일명과 내용을 반환하지 않았다. 그래서 이 첨부가 기능 리스트인지, 공문인지, 앞서 보낸 메일의 사본인지는 UNKNOWN이다. 열리지 않은 첨부를 기능 리스트 원본으로 단정하지 않는다.</w:t>
+        <w:t>메일은 첨부가 있다고 표시한다. 파일명과 내용은 반환되지 않았다. 로컬 첨부 폴더는 비어 있다.</w:t>
       </w:r>
     </w:p>
     <w:p>
       <w:pPr>
-        <w:spacing w:before="280" w:after="120"/>
+        <w:spacing w:after="80" w:before="0" w:line="276" w:lineRule="auto"/>
+      </w:pPr>
+      <w:r>
+        <w:rPr>
+          <w:rFonts w:ascii="Malgun Gothic" w:hAnsi="Malgun Gothic" w:cs="Malgun Gothic" w:eastAsia="맑은 고딕"/>
+          <w:b w:val="0"/>
+          <w:sz w:val="22"/>
+        </w:rPr>
+        <w:t>그래서 첨부가 기능 리스트인지, 다른 자료인지는 UNKNOWN이다. 이 문서는 메일 본문만 반영했고, 첨부 반영은 대기한다.</w:t>
+      </w:r>
+    </w:p>
+    <w:p>
+      <w:pPr>
+        <w:spacing w:after="120" w:before="240" w:line="276" w:lineRule="auto"/>
         <w:pBdr>
           <w:bottom w:val="single" w:sz="8" w:space="1" w:color="1F2A37"/>
         </w:pBdr>
@@ -587,15 +311,15 @@
         <w:rPr>
           <w:rFonts w:ascii="Malgun Gothic" w:hAnsi="Malgun Gothic" w:cs="Malgun Gothic" w:eastAsia="맑은 고딕"/>
           <w:b/>
-          <w:color w:val="1F2A37"/>
           <w:sz w:val="26"/>
         </w:rPr>
-        <w:t>3. 요구사항</w:t>
+        <w:t>3. 해석</w:t>
       </w:r>
     </w:p>
     <w:p>
       <w:pPr>
-        <w:spacing w:after="120" w:before="0" w:line="276" w:lineRule="auto"/>
+        <w:pStyle w:val="ListBullet"/>
+        <w:spacing w:after="60" w:line="276" w:lineRule="auto"/>
       </w:pPr>
       <w:r>
         <w:rPr>
@@ -603,13 +327,13 @@
           <w:b w:val="0"/>
           <w:sz w:val="22"/>
         </w:rPr>
-        <w:t>상대가 요청한 산출물은 기능 구분이다. 이번 결정에서 (주)베를로는 그 표를 작성하지 않는다.</w:t>
+        <w:t>추가 지시가 생긴 뒤의 산출물 후보는 기능 이름, 베이직 포함, 옵션, 비고를 나눈 표다. 한 장으로 충분한지는 본문이 정하지 않는다.</w:t>
       </w:r>
     </w:p>
     <w:p>
       <w:pPr>
-        <w:spacing w:after="60" w:before="0" w:line="276" w:lineRule="auto"/>
-        <w:ind w:left="425" w:hanging="227"/>
+        <w:pStyle w:val="ListBullet"/>
+        <w:spacing w:after="60" w:line="276" w:lineRule="auto"/>
       </w:pPr>
       <w:r>
         <w:rPr>
@@ -617,13 +341,13 @@
           <w:b w:val="0"/>
           <w:sz w:val="22"/>
         </w:rPr>
-        <w:t>·  대상: 처음에 보낸 제품 기능 리스트. 리스트의 위치와 작성자는 UNKNOWN.</w:t>
+        <w:t>「처음에 보내준 제품 기능 리스트」가 있어야 구분할 수 있다. 이 메일의 첨부가 그 리스트인지는 UNKNOWN이라, 다른 파일을 원본으로 단정하지 않는다.</w:t>
       </w:r>
     </w:p>
     <w:p>
       <w:pPr>
-        <w:spacing w:after="60" w:before="0" w:line="276" w:lineRule="auto"/>
-        <w:ind w:left="425" w:hanging="227"/>
+        <w:pStyle w:val="ListBullet"/>
+        <w:spacing w:after="60" w:line="276" w:lineRule="auto"/>
       </w:pPr>
       <w:r>
         <w:rPr>
@@ -631,13 +355,13 @@
           <w:b w:val="0"/>
           <w:sz w:val="22"/>
         </w:rPr>
-        <w:t>·  구분: 이번 GS인증에 넣는 베이직(핵심)과, 인증 밖에 두는 옵션.</w:t>
+        <w:t>제품명과 버전이 본문에 없다. 이름 없이 구분안을 착수하지 않는다.</w:t>
       </w:r>
     </w:p>
     <w:p>
       <w:pPr>
-        <w:spacing w:after="60" w:before="0" w:line="276" w:lineRule="auto"/>
-        <w:ind w:left="425" w:hanging="227"/>
+        <w:pStyle w:val="ListBullet"/>
+        <w:spacing w:after="60" w:line="276" w:lineRule="auto"/>
       </w:pPr>
       <w:r>
         <w:rPr>
@@ -645,13 +369,13 @@
           <w:b w:val="0"/>
           <w:sz w:val="22"/>
         </w:rPr>
-        <w:t>·  옵션으로 뺀 기능은 제품에서 삭제하라는 요청이 아니다.</w:t>
+        <w:t>회신 후보의 수신은 한건우, CC는 oysun@syinet.com이다. 지금은 회신 보류다. 제목의 회사는 세연아이넷, 서명의 법인은 휴플러스아이엔씨라 등록 주체와 회신 상대가 같은지는 열려 있다.</w:t>
       </w:r>
     </w:p>
     <w:p>
       <w:pPr>
-        <w:spacing w:after="60" w:before="0" w:line="276" w:lineRule="auto"/>
-        <w:ind w:left="425" w:hanging="227"/>
+        <w:pStyle w:val="ListBullet"/>
+        <w:spacing w:after="60" w:line="276" w:lineRule="auto"/>
       </w:pPr>
       <w:r>
         <w:rPr>
@@ -659,26 +383,12 @@
           <w:b w:val="0"/>
           <w:sz w:val="22"/>
         </w:rPr>
-        <w:t>·  매뉴얼 수정과 시험기관 협의는 한건우 측의 다음 단계로 적혀 있다.</w:t>
+        <w:t>(주)베를로는 어드바이저다. 구분안 실작성과 회신은 재민의 추가 지시 전에 하지 않는다.</w:t>
       </w:r>
     </w:p>
     <w:p>
       <w:pPr>
-        <w:spacing w:after="60" w:before="0" w:line="276" w:lineRule="auto"/>
-        <w:ind w:left="425" w:hanging="227"/>
-      </w:pPr>
-      <w:r>
-        <w:rPr>
-          <w:rFonts w:ascii="Malgun Gothic" w:hAnsi="Malgun Gothic" w:cs="Malgun Gothic" w:eastAsia="맑은 고딕"/>
-          <w:b w:val="0"/>
-          <w:sz w:val="22"/>
-        </w:rPr>
-        <w:t>·  2,500만 원 이상은 상대가 말한 풀버전 시험비다. (주)베를로 견적이나 확정 시험비로 다시 적지 않는다.</w:t>
-      </w:r>
-    </w:p>
-    <w:p>
-      <w:pPr>
-        <w:spacing w:before="280" w:after="120"/>
+        <w:spacing w:after="120" w:before="240" w:line="276" w:lineRule="auto"/>
         <w:pBdr>
           <w:bottom w:val="single" w:sz="8" w:space="1" w:color="1F2A37"/>
         </w:pBdr>
@@ -687,16 +397,15 @@
         <w:rPr>
           <w:rFonts w:ascii="Malgun Gothic" w:hAnsi="Malgun Gothic" w:cs="Malgun Gothic" w:eastAsia="맑은 고딕"/>
           <w:b/>
-          <w:color w:val="1F2A37"/>
           <w:sz w:val="26"/>
         </w:rPr>
-        <w:t>4. 어드바이저 전달 포인트</w:t>
+        <w:t>4. UNKNOWN</w:t>
       </w:r>
     </w:p>
     <w:p>
       <w:pPr>
-        <w:spacing w:after="60" w:before="0" w:line="276" w:lineRule="auto"/>
-        <w:ind w:left="425" w:hanging="227"/>
+        <w:pStyle w:val="ListBullet"/>
+        <w:spacing w:after="60" w:line="276" w:lineRule="auto"/>
       </w:pPr>
       <w:r>
         <w:rPr>
@@ -704,13 +413,13 @@
           <w:b w:val="0"/>
           <w:sz w:val="22"/>
         </w:rPr>
-        <w:t>·  (주)베를로는 어드바이저다. 구분안의 실작성과 회신은 추가 지시 전 보류다.</w:t>
+        <w:t>첨부 파일명·내용. 기능 리스트인지 여부. 첨부 폴더는 비어 있다.</w:t>
       </w:r>
     </w:p>
     <w:p>
       <w:pPr>
-        <w:spacing w:after="60" w:before="0" w:line="276" w:lineRule="auto"/>
-        <w:ind w:left="425" w:hanging="227"/>
+        <w:pStyle w:val="ListBullet"/>
+        <w:spacing w:after="60" w:line="276" w:lineRule="auto"/>
       </w:pPr>
       <w:r>
         <w:rPr>
@@ -718,13 +427,13 @@
           <w:b w:val="0"/>
           <w:sz w:val="22"/>
         </w:rPr>
-        <w:t>·  첨부가 UNKNOWN이므로, 구분안을 먼저 쓰면 이미 와 있는 자료와 어긋날 수 있다. 오늘 할 일은 첨부 확인까지다.</w:t>
+        <w:t>「처음 보낸 제품 기능 리스트」의 경로·날짜·작성 주체.</w:t>
       </w:r>
     </w:p>
     <w:p>
       <w:pPr>
-        <w:spacing w:after="60" w:before="0" w:line="276" w:lineRule="auto"/>
-        <w:ind w:left="425" w:hanging="227"/>
+        <w:pStyle w:val="ListBullet"/>
+        <w:spacing w:after="60" w:line="276" w:lineRule="auto"/>
       </w:pPr>
       <w:r>
         <w:rPr>
@@ -732,13 +441,13 @@
           <w:b w:val="0"/>
           <w:sz w:val="22"/>
         </w:rPr>
-        <w:t>·  기능 리스트의 소유가 (주)베를로인지, (주)세연아이넷인지, (주)휴플러스아이엔씨인지 본문에 없다.</w:t>
+        <w:t>제품명. 본문에 없다.</w:t>
       </w:r>
     </w:p>
     <w:p>
       <w:pPr>
-        <w:spacing w:after="60" w:before="0" w:line="276" w:lineRule="auto"/>
-        <w:ind w:left="425" w:hanging="227"/>
+        <w:pStyle w:val="ListBullet"/>
+        <w:spacing w:after="60" w:line="276" w:lineRule="auto"/>
       </w:pPr>
       <w:r>
         <w:rPr>
@@ -746,13 +455,13 @@
           <w:b w:val="0"/>
           <w:sz w:val="22"/>
         </w:rPr>
-        <w:t>·  제목의 당사자는 (주)세연아이넷이고, 서명의 법인은 (주)휴플러스아이엔씨이며, CC는 세연 주소다. 인증·조달 등록 주체와 회신 상대가 같을지는 UNKNOWN이다.</w:t>
+        <w:t>시험기관이 KTR만인지, 「등」에 다른 기관이 있는지. 현재 인증 단계와 일정.</w:t>
       </w:r>
     </w:p>
     <w:p>
       <w:pPr>
-        <w:spacing w:after="60" w:before="0" w:line="276" w:lineRule="auto"/>
-        <w:ind w:left="425" w:hanging="227"/>
+        <w:pStyle w:val="ListBullet"/>
+        <w:spacing w:after="60" w:line="276" w:lineRule="auto"/>
       </w:pPr>
       <w:r>
         <w:rPr>
@@ -760,13 +469,13 @@
           <w:b w:val="0"/>
           <w:sz w:val="22"/>
         </w:rPr>
-        <w:t>·  2026년 7월 (주)세연아이넷 Excel은 이 요청의 기능 리스트로 확인된 자료가 아니다. 구분안의 원본으로 쓰지 않는다.</w:t>
+        <w:t>2,500만 원 이상이라는 문장이 고시인지, 견적인지, 추정치인지.</w:t>
       </w:r>
     </w:p>
     <w:p>
       <w:pPr>
-        <w:spacing w:after="60" w:before="0" w:line="276" w:lineRule="auto"/>
-        <w:ind w:left="425" w:hanging="227"/>
+        <w:pStyle w:val="ListBullet"/>
+        <w:spacing w:after="60" w:line="276" w:lineRule="auto"/>
       </w:pPr>
       <w:r>
         <w:rPr>
@@ -774,13 +483,13 @@
           <w:b w:val="0"/>
           <w:sz w:val="22"/>
         </w:rPr>
-        <w:t>·  시험 범위는 기능 표 한 장으로 충분한지 이 메일만으로 확인되지 않는다. 매뉴얼과 시험 항목은 상대의 다음 단계에 있다.</w:t>
+        <w:t>GS인증과 조달 등록의 주체.</w:t>
       </w:r>
     </w:p>
     <w:p>
       <w:pPr>
-        <w:spacing w:after="60" w:before="0" w:line="276" w:lineRule="auto"/>
-        <w:ind w:left="425" w:hanging="227"/>
+        <w:pStyle w:val="ListBullet"/>
+        <w:spacing w:after="60" w:line="276" w:lineRule="auto"/>
       </w:pPr>
       <w:r>
         <w:rPr>
@@ -788,12 +497,26 @@
           <w:b w:val="0"/>
           <w:sz w:val="22"/>
         </w:rPr>
-        <w:t>·  고객면 문안에는 채널 파트너 상호를 넣지 않는다. 이 건의 수신 헤더에는 그 상호가 없다.</w:t>
+        <w:t>CRM 프로젝트 유무. 신규 생성은 결정으로 보류.</w:t>
       </w:r>
     </w:p>
     <w:p>
       <w:pPr>
-        <w:spacing w:before="280" w:after="120"/>
+        <w:pStyle w:val="ListBullet"/>
+        <w:spacing w:after="60" w:line="276" w:lineRule="auto"/>
+      </w:pPr>
+      <w:r>
+        <w:rPr>
+          <w:rFonts w:ascii="Malgun Gothic" w:hAnsi="Malgun Gothic" w:cs="Malgun Gothic" w:eastAsia="맑은 고딕"/>
+          <w:b w:val="0"/>
+          <w:sz w:val="22"/>
+        </w:rPr>
+        <w:t>2026년 7월 세연아이넷 Excel. 이 메일 본문에서 기능 리스트로 확인되지 않았다. 원본으로 쓰지 않는다.</w:t>
+      </w:r>
+    </w:p>
+    <w:p>
+      <w:pPr>
+        <w:spacing w:after="120" w:before="240" w:line="276" w:lineRule="auto"/>
         <w:pBdr>
           <w:bottom w:val="single" w:sz="8" w:space="1" w:color="1F2A37"/>
         </w:pBdr>
@@ -802,15 +525,15 @@
         <w:rPr>
           <w:rFonts w:ascii="Malgun Gothic" w:hAnsi="Malgun Gothic" w:cs="Malgun Gothic" w:eastAsia="맑은 고딕"/>
           <w:b/>
-          <w:color w:val="1F2A37"/>
           <w:sz w:val="26"/>
         </w:rPr>
-        <w:t>5. 상대 확인 질문</w:t>
+        <w:t>5. 어드바이저 관점 전달 포인트</w:t>
       </w:r>
     </w:p>
     <w:p>
       <w:pPr>
-        <w:spacing w:after="120" w:before="0" w:line="276" w:lineRule="auto"/>
+        <w:pStyle w:val="ListBullet"/>
+        <w:spacing w:after="60" w:line="276" w:lineRule="auto"/>
       </w:pPr>
       <w:r>
         <w:rPr>
@@ -818,13 +541,13 @@
           <w:b w:val="0"/>
           <w:sz w:val="22"/>
         </w:rPr>
-        <w:t>추가 지시가 있기 전의 확인 목록이다. 이 문서로 한건우 또는 (주)세연아이넷에 보내지 않는다.</w:t>
+        <w:t>추가 지시 전에는 구분안을 작성하지 않고 회신하지 않는다. 오늘 확인 가능한 한계는 본문과, 첨부가 비어 있다는 사실이다.</w:t>
       </w:r>
     </w:p>
     <w:p>
       <w:pPr>
-        <w:spacing w:after="60" w:before="0" w:line="276" w:lineRule="auto"/>
-        <w:ind w:left="425" w:hanging="227"/>
+        <w:pStyle w:val="ListBullet"/>
+        <w:spacing w:after="60" w:line="276" w:lineRule="auto"/>
       </w:pPr>
       <w:r>
         <w:rPr>
@@ -832,13 +555,13 @@
           <w:b w:val="0"/>
           <w:sz w:val="22"/>
         </w:rPr>
-        <w:t>·  이번 첨부 파일의 이름과, 그 파일이 기능 리스트인지.</w:t>
+        <w:t>선행 확인은 첨부 실체, 제품명, 처음 보낸 리스트의 위치다. 셋이 비어 있으면 구분 표를 만들지 않는다.</w:t>
       </w:r>
     </w:p>
     <w:p>
       <w:pPr>
-        <w:spacing w:after="60" w:before="0" w:line="276" w:lineRule="auto"/>
-        <w:ind w:left="425" w:hanging="227"/>
+        <w:pStyle w:val="ListBullet"/>
+        <w:spacing w:after="60" w:line="276" w:lineRule="auto"/>
       </w:pPr>
       <w:r>
         <w:rPr>
@@ -846,13 +569,13 @@
           <w:b w:val="0"/>
           <w:sz w:val="22"/>
         </w:rPr>
-        <w:t>·  인증 대상 제품명과 버전.</w:t>
+        <w:t>2,500만 원 이상(VAT 별도)은 상대가 말한 풀버전 시험비다. (주)베를로 금액으로 옮기거나 절감액을 계산하지 않는다. 베이직으로 조달 등록을 노린다는 읽기는 해석이다.</w:t>
       </w:r>
     </w:p>
     <w:p>
       <w:pPr>
-        <w:spacing w:after="60" w:before="0" w:line="276" w:lineRule="auto"/>
-        <w:ind w:left="425" w:hanging="227"/>
+        <w:pStyle w:val="ListBullet"/>
+        <w:spacing w:after="60" w:line="276" w:lineRule="auto"/>
       </w:pPr>
       <w:r>
         <w:rPr>
@@ -860,13 +583,13 @@
           <w:b w:val="0"/>
           <w:sz w:val="22"/>
         </w:rPr>
-        <w:t>·  「처음에 보낸 기능 리스트」의 날짜, 위치, 작성 주체.</w:t>
+        <w:t>매뉴얼 수정과 시험기관 협의는 한건우 측의 다음 단계로 본문에 있다. (주)베를로의 범위는 기능 구분에 대한 자문까지이고, 그 자문도 추가 지시 전이다.</w:t>
       </w:r>
     </w:p>
     <w:p>
       <w:pPr>
-        <w:spacing w:after="60" w:before="0" w:line="276" w:lineRule="auto"/>
-        <w:ind w:left="425" w:hanging="227"/>
+        <w:pStyle w:val="ListBullet"/>
+        <w:spacing w:after="60" w:line="276" w:lineRule="auto"/>
       </w:pPr>
       <w:r>
         <w:rPr>
@@ -874,13 +597,13 @@
           <w:b w:val="0"/>
           <w:sz w:val="22"/>
         </w:rPr>
-        <w:t>·  GS인증과 조달 등록의 주체가 (주)세연아이넷인지, (주)휴플러스아이엔씨인지.</w:t>
+        <w:t>CRM에 (주)세연아이넷 프로젝트를 지금 만들지 않는다.</w:t>
       </w:r>
     </w:p>
     <w:p>
       <w:pPr>
-        <w:spacing w:after="60" w:before="0" w:line="276" w:lineRule="auto"/>
-        <w:ind w:left="425" w:hanging="227"/>
+        <w:pStyle w:val="ListBullet"/>
+        <w:spacing w:after="60" w:line="276" w:lineRule="auto"/>
       </w:pPr>
       <w:r>
         <w:rPr>
@@ -888,40 +611,12 @@
           <w:b w:val="0"/>
           <w:sz w:val="22"/>
         </w:rPr>
-        <w:t>·  회신 호칭을 팀장으로 할지, 대표로 할지.</w:t>
+        <w:t>고객·상대에게 나가는 면에 채널 파트너 상호를 넣지 않는다. 이 메일 헤더에는 그 상호가 없다.</w:t>
       </w:r>
     </w:p>
     <w:p>
       <w:pPr>
-        <w:spacing w:after="60" w:before="0" w:line="276" w:lineRule="auto"/>
-        <w:ind w:left="425" w:hanging="227"/>
-      </w:pPr>
-      <w:r>
-        <w:rPr>
-          <w:rFonts w:ascii="Malgun Gothic" w:hAnsi="Malgun Gothic" w:cs="Malgun Gothic" w:eastAsia="맑은 고딕"/>
-          <w:b w:val="0"/>
-          <w:sz w:val="22"/>
-        </w:rPr>
-        <w:t>·  시험기관이 KTR인지, 그 밖의 기관이 포함되는지. 현재 인증 단계와 일정.</w:t>
-      </w:r>
-    </w:p>
-    <w:p>
-      <w:pPr>
-        <w:spacing w:after="60" w:before="0" w:line="276" w:lineRule="auto"/>
-        <w:ind w:left="425" w:hanging="227"/>
-      </w:pPr>
-      <w:r>
-        <w:rPr>
-          <w:rFonts w:ascii="Malgun Gothic" w:hAnsi="Malgun Gothic" w:cs="Malgun Gothic" w:eastAsia="맑은 고딕"/>
-          <w:b w:val="0"/>
-          <w:sz w:val="22"/>
-        </w:rPr>
-        <w:t>·  2,500만 원 이상이라는 문장이 고시·견적·추정치 중 어느 쪽인지. 이 문서에서 금액을 다시 계산하지는 않는다.</w:t>
-      </w:r>
-    </w:p>
-    <w:p>
-      <w:pPr>
-        <w:spacing w:before="280" w:after="120"/>
+        <w:spacing w:after="120" w:before="240" w:line="276" w:lineRule="auto"/>
         <w:pBdr>
           <w:bottom w:val="single" w:sz="8" w:space="1" w:color="1F2A37"/>
         </w:pBdr>
@@ -930,16 +625,14 @@
         <w:rPr>
           <w:rFonts w:ascii="Malgun Gothic" w:hAnsi="Malgun Gothic" w:cs="Malgun Gothic" w:eastAsia="맑은 고딕"/>
           <w:b/>
-          <w:color w:val="1F2A37"/>
           <w:sz w:val="26"/>
         </w:rPr>
-        <w:t>6. 발송 금지</w:t>
+        <w:t>6. 상대에게 물을 질문</w:t>
       </w:r>
     </w:p>
     <w:p>
       <w:pPr>
-        <w:spacing w:after="60" w:before="0" w:line="276" w:lineRule="auto"/>
-        <w:ind w:left="425" w:hanging="227"/>
+        <w:spacing w:after="80" w:before="0" w:line="276" w:lineRule="auto"/>
       </w:pPr>
       <w:r>
         <w:rPr>
@@ -947,13 +640,13 @@
           <w:b w:val="0"/>
           <w:sz w:val="22"/>
         </w:rPr>
-        <w:t>·  이 파일을 한건우, (주)세연아이넷, (주)휴플러스아이엔씨, 그 밖 외부로 보내지 않는다.</w:t>
+        <w:t>회신 보류 상태의 후보 목록이다. 재민 추가 지시 없이 한건우, (주)세연아이넷, (주)휴플러스아이엔씨에 보내지 않는다.</w:t>
       </w:r>
     </w:p>
     <w:p>
       <w:pPr>
-        <w:spacing w:after="60" w:before="0" w:line="276" w:lineRule="auto"/>
-        <w:ind w:left="425" w:hanging="227"/>
+        <w:spacing w:after="60" w:line="276" w:lineRule="auto"/>
+        <w:ind w:left="425" w:hanging="255"/>
       </w:pPr>
       <w:r>
         <w:rPr>
@@ -961,13 +654,13 @@
           <w:b w:val="0"/>
           <w:sz w:val="22"/>
         </w:rPr>
-        <w:t>·  메일 회신과 전달을 하지 않는다.</w:t>
+        <w:t>1. 대상 제품의 정식 이름과 버전.</w:t>
       </w:r>
     </w:p>
     <w:p>
       <w:pPr>
-        <w:spacing w:after="60" w:before="0" w:line="276" w:lineRule="auto"/>
-        <w:ind w:left="425" w:hanging="227"/>
+        <w:spacing w:after="60" w:line="276" w:lineRule="auto"/>
+        <w:ind w:left="425" w:hanging="255"/>
       </w:pPr>
       <w:r>
         <w:rPr>
@@ -975,13 +668,13 @@
           <w:b w:val="0"/>
           <w:sz w:val="22"/>
         </w:rPr>
-        <w:t>·  베이직/옵션 구분안을 추가 지시 전에 작성하지 않는다.</w:t>
+        <w:t>2. 이번 재송부 메일의 첨부 파일명과, 그 파일이 기능 리스트인지. 현재 로컬 폴더는 비어 있다.</w:t>
       </w:r>
     </w:p>
     <w:p>
       <w:pPr>
-        <w:spacing w:after="60" w:before="0" w:line="276" w:lineRule="auto"/>
-        <w:ind w:left="425" w:hanging="227"/>
+        <w:spacing w:after="60" w:line="276" w:lineRule="auto"/>
+        <w:ind w:left="425" w:hanging="255"/>
       </w:pPr>
       <w:r>
         <w:rPr>
@@ -989,13 +682,13 @@
           <w:b w:val="0"/>
           <w:sz w:val="22"/>
         </w:rPr>
-        <w:t>·  CRM과 Notion에 쓰지 않는다. (주)세연아이넷 GS 프로젝트 페이지를 지금 만들지 않는다.</w:t>
+        <w:t>3. 「처음에 보내준 제품 기능 리스트」의 경로, 보낸 날, 파일명.</w:t>
       </w:r>
     </w:p>
     <w:p>
       <w:pPr>
-        <w:spacing w:after="60" w:before="0" w:line="276" w:lineRule="auto"/>
-        <w:ind w:left="425" w:hanging="227"/>
+        <w:spacing w:after="60" w:line="276" w:lineRule="auto"/>
+        <w:ind w:left="425" w:hanging="255"/>
       </w:pPr>
       <w:r>
         <w:rPr>
@@ -1003,12 +696,54 @@
           <w:b w:val="0"/>
           <w:sz w:val="22"/>
         </w:rPr>
-        <w:t>·  시험비를 새로 산정하거나, 상대가 말한 2,500만 원을 (주)베를로 금액으로 옮기지 않는다.</w:t>
+        <w:t>4. 시험기관과 현재 단계, 희망 일정. 기관을 KTR 하나로 단정하지 않는다.</w:t>
       </w:r>
     </w:p>
     <w:p>
       <w:pPr>
-        <w:spacing w:before="280" w:after="120"/>
+        <w:spacing w:after="60" w:line="276" w:lineRule="auto"/>
+        <w:ind w:left="425" w:hanging="255"/>
+      </w:pPr>
+      <w:r>
+        <w:rPr>
+          <w:rFonts w:ascii="Malgun Gothic" w:hAnsi="Malgun Gothic" w:cs="Malgun Gothic" w:eastAsia="맑은 고딕"/>
+          <w:b w:val="0"/>
+          <w:sz w:val="22"/>
+        </w:rPr>
+        <w:t>5. 베이직에 반드시 넣을 기능과 반드시 뺄 기능에 대한 사전 선호가 있는지.</w:t>
+      </w:r>
+    </w:p>
+    <w:p>
+      <w:pPr>
+        <w:spacing w:after="60" w:line="276" w:lineRule="auto"/>
+        <w:ind w:left="425" w:hanging="255"/>
+      </w:pPr>
+      <w:r>
+        <w:rPr>
+          <w:rFonts w:ascii="Malgun Gothic" w:hAnsi="Malgun Gothic" w:cs="Malgun Gothic" w:eastAsia="맑은 고딕"/>
+          <w:b w:val="0"/>
+          <w:sz w:val="22"/>
+        </w:rPr>
+        <w:t>6. 구분안이 필요해지는 시점. 기한을 본문이 적지 않았으므로 여기서 날짜를 만들지 않는다.</w:t>
+      </w:r>
+    </w:p>
+    <w:p>
+      <w:pPr>
+        <w:spacing w:after="60" w:line="276" w:lineRule="auto"/>
+        <w:ind w:left="425" w:hanging="255"/>
+      </w:pPr>
+      <w:r>
+        <w:rPr>
+          <w:rFonts w:ascii="Malgun Gothic" w:hAnsi="Malgun Gothic" w:cs="Malgun Gothic" w:eastAsia="맑은 고딕"/>
+          <w:b w:val="0"/>
+          <w:sz w:val="22"/>
+        </w:rPr>
+        <w:t>7. 대외 호칭을 팀장으로 할지, 대표로 할지.</w:t>
+      </w:r>
+    </w:p>
+    <w:p>
+      <w:pPr>
+        <w:spacing w:after="120" w:before="240" w:line="276" w:lineRule="auto"/>
         <w:pBdr>
           <w:bottom w:val="single" w:sz="8" w:space="1" w:color="1F2A37"/>
         </w:pBdr>
@@ -1017,10 +752,9 @@
         <w:rPr>
           <w:rFonts w:ascii="Malgun Gothic" w:hAnsi="Malgun Gothic" w:cs="Malgun Gothic" w:eastAsia="맑은 고딕"/>
           <w:b/>
-          <w:color w:val="1F2A37"/>
           <w:sz w:val="26"/>
         </w:rPr>
-        <w:t>7. 결정</w:t>
+        <w:t>7. 재민 확인 전 발송 금지</w:t>
       </w:r>
     </w:p>
     <w:p>
@@ -1033,13 +767,12 @@
           <w:b/>
           <w:sz w:val="22"/>
         </w:rPr>
-        <w:t>DEC-20260923-mail2-advisor · 재민 · 2026-09-23 15:01</w:t>
+        <w:t>외부 발송·회신·구분안 실작성·CRM 신규 금지.</w:t>
       </w:r>
     </w:p>
     <w:p>
       <w:pPr>
-        <w:spacing w:after="60" w:before="0" w:line="276" w:lineRule="auto"/>
-        <w:ind w:left="425" w:hanging="227"/>
+        <w:spacing w:after="80" w:before="0" w:line="276" w:lineRule="auto"/>
       </w:pPr>
       <w:r>
         <w:rPr>
@@ -1047,41 +780,13 @@
           <w:b w:val="0"/>
           <w:sz w:val="22"/>
         </w:rPr>
-        <w:t>·  (주)베를로는 어드바이저다.</w:t>
-      </w:r>
-    </w:p>
-    <w:p>
-      <w:pPr>
-        <w:spacing w:after="60" w:before="0" w:line="276" w:lineRule="auto"/>
-        <w:ind w:left="425" w:hanging="227"/>
-      </w:pPr>
-      <w:r>
-        <w:rPr>
-          <w:rFonts w:ascii="Malgun Gothic" w:hAnsi="Malgun Gothic" w:cs="Malgun Gothic" w:eastAsia="맑은 고딕"/>
-          <w:b w:val="0"/>
-          <w:sz w:val="22"/>
-        </w:rPr>
-        <w:t>·  구분안 실작성과 회신은 추가 지시 전 보류다.</w:t>
-      </w:r>
-    </w:p>
-    <w:p>
-      <w:pPr>
-        <w:spacing w:after="60" w:before="0" w:line="276" w:lineRule="auto"/>
-        <w:ind w:left="425" w:hanging="227"/>
-      </w:pPr>
-      <w:r>
-        <w:rPr>
-          <w:rFonts w:ascii="Malgun Gothic" w:hAnsi="Malgun Gothic" w:cs="Malgun Gothic" w:eastAsia="맑은 고딕"/>
-          <w:b w:val="0"/>
-          <w:sz w:val="22"/>
-        </w:rPr>
-        <w:t>·  (주)세연아이넷 CRM 프로젝트는 지금 만들지 않는다.</w:t>
+        <w:t>이 파일은 내부 어드바이저 핸드오프다. 베이직과 옵션의 구분안, 한건우·(주)세연아이넷·(주)휴플러스아이엔씨로의 회신은 재민의 추가 지시 전까지 보류한다. 첨부 UNKNOWN, 제품명 UNKNOWN인 상태에서 확정 산출물을 만들지 않는다.</w:t>
       </w:r>
     </w:p>
     <w:sectPr>
       <w:footerReference w:type="default" r:id="rId9"/>
       <w:pgSz w:w="11906" w:h="16838"/>
-      <w:pgMar w:top="1020" w:right="1134" w:bottom="1020" w:left="1134" w:header="720" w:footer="720" w:gutter="0"/>
+      <w:pgMar w:top="964" w:right="1077" w:bottom="964" w:left="1077" w:header="720" w:footer="720" w:gutter="0"/>
       <w:cols w:space="720"/>
       <w:docGrid w:linePitch="360"/>
     </w:sectPr>
@@ -1094,7 +799,6 @@
   <w:p>
     <w:pPr>
       <w:pStyle w:val="Footer"/>
-      <w:jc w:val="left"/>
     </w:pPr>
     <w:r>
       <w:rPr>
@@ -1103,7 +807,7 @@
         <w:color w:val="555F6D"/>
         <w:sz w:val="18"/>
       </w:rPr>
-      <w:t>내부 문서 · 외부 발송 금지 · DEC-20260923-mail2-advisor · 고객면 파트너 상호 금지</w:t>
+      <w:t>내부 전달 · 외부 발송 금지 · DEC-20260923-mail2-advisor · 고객면 파트너 상호 금지</w:t>
     </w:r>
   </w:p>
 </w:ftr>
@@ -1473,7 +1177,7 @@
     <w:qFormat/>
     <w:rsid w:val="00FC693F"/>
     <w:pPr>
-      <w:spacing w:after="120" w:before="0" w:line="276" w:lineRule="auto"/>
+      <w:spacing w:after="80" w:before="0" w:line="276" w:lineRule="auto"/>
     </w:pPr>
     <w:rPr>
       <w:rFonts w:ascii="Malgun Gothic" w:hAnsi="Malgun Gothic" w:cs="Malgun Gothic" w:eastAsia="맑은 고딕"/>
@@ -2007,8 +1711,14 @@
       <w:numPr>
         <w:numId w:val="1"/>
       </w:numPr>
+      <w:spacing w:after="80" w:before="0" w:line="276" w:lineRule="auto"/>
       <w:contextualSpacing/>
     </w:pPr>
+    <w:rPr>
+      <w:rFonts w:ascii="Malgun Gothic" w:hAnsi="Malgun Gothic" w:cs="Malgun Gothic" w:eastAsia="맑은 고딕"/>
+      <w:color w:val="1F2A37"/>
+      <w:sz w:val="22"/>
+    </w:rPr>
   </w:style>
   <w:style w:type="paragraph" w:styleId="ListBullet2">
     <w:name w:val="List Bullet 2"/>
@@ -2046,8 +1756,14 @@
       <w:numPr>
         <w:numId w:val="5"/>
       </w:numPr>
+      <w:spacing w:after="80" w:before="0" w:line="276" w:lineRule="auto"/>
       <w:contextualSpacing/>
     </w:pPr>
+    <w:rPr>
+      <w:rFonts w:ascii="Malgun Gothic" w:hAnsi="Malgun Gothic" w:cs="Malgun Gothic" w:eastAsia="맑은 고딕"/>
+      <w:color w:val="1F2A37"/>
+      <w:sz w:val="22"/>
+    </w:rPr>
   </w:style>
   <w:style w:type="paragraph" w:styleId="ListNumber2">
     <w:name w:val="List Number 2"/>

--- a/docs/ops/mail-analysis/20260923-seyeon-gs-basic-advisor.docx
+++ b/docs/ops/mail-analysis/20260923-seyeon-gs-basic-advisor.docx
@@ -78,7 +78,7 @@
           <w:b/>
           <w:sz w:val="22"/>
         </w:rPr>
-        <w:t>검토 보완</w:t>
+        <w:t>첨부 반영</w:t>
       </w:r>
     </w:p>
     <w:p>
@@ -91,7 +91,7 @@
           <w:b w:val="0"/>
           <w:sz w:val="22"/>
         </w:rPr>
-        <w:t>기안 초안을 제공된 메일 본문과 맞췄다. 첨부 폴더는 비어 있어 파일명과 내용은 UNKNOWN이다. 제목은 원문 그대로 두고, (주) 표기는 본문 회사명에만 쓴다. 시험비 2,500만 원은 상대 문장이며 다시 계산하지 않았다.</w:t>
+        <w:t>첨부에서 기능리스트 엑셀의 구조만 집계했다. 사용자가이드는 대용량이라 파일명과 역할만 적고 본문은 풀지 않았다. 베이직과 옵션의 행 배정은 하지 않았다. 아래 3절은 자문 기준이다. 시험비 2,500만 원은 상대 문장이며 다시 계산하지 않았다.</w:t>
       </w:r>
     </w:p>
     <w:p>
@@ -258,7 +258,7 @@
           <w:b/>
           <w:sz w:val="26"/>
         </w:rPr>
-        <w:t>2. 첨부 요지</w:t>
+        <w:t>2. 첨부 구조 요약</w:t>
       </w:r>
     </w:p>
     <w:p>
@@ -271,7 +271,131 @@
           <w:b w:val="0"/>
           <w:sz w:val="22"/>
         </w:rPr>
-        <w:t>첨부 요지: UNKNOWN.</w:t>
+        <w:t>메일은 첨부가 있다고 표시했다. 확보된 파일은 둘이다. 기능 구분의 대상 후보는 엑셀이고, 가이드는 매뉴얼 원본 후보다.</w:t>
+      </w:r>
+    </w:p>
+    <w:p>
+      <w:pPr>
+        <w:spacing w:after="40" w:before="80" w:line="276" w:lineRule="auto"/>
+      </w:pPr>
+      <w:r>
+        <w:rPr>
+          <w:rFonts w:ascii="Malgun Gothic" w:hAnsi="Malgun Gothic" w:cs="Malgun Gothic" w:eastAsia="맑은 고딕"/>
+          <w:b/>
+          <w:sz w:val="22"/>
+        </w:rPr>
+        <w:t>기능리스트</w:t>
+      </w:r>
+    </w:p>
+    <w:p>
+      <w:pPr>
+        <w:pStyle w:val="ListBullet"/>
+        <w:spacing w:after="60" w:line="276" w:lineRule="auto"/>
+      </w:pPr>
+      <w:r>
+        <w:rPr>
+          <w:rFonts w:ascii="Malgun Gothic" w:hAnsi="Malgun Gothic" w:cs="Malgun Gothic" w:eastAsia="맑은 고딕"/>
+          <w:b w:val="0"/>
+          <w:sz w:val="22"/>
+        </w:rPr>
+        <w:t>파일명 SANFOR HCI 기능리스트_v5.xlsx. 시트 이름은 Sanfor HCI 기능 리스트다. 표기 Sangfor와 Sanfor가 파일과 시트에서 다르다.</w:t>
+      </w:r>
+    </w:p>
+    <w:p>
+      <w:pPr>
+        <w:pStyle w:val="ListBullet"/>
+        <w:spacing w:after="60" w:line="276" w:lineRule="auto"/>
+      </w:pPr>
+      <w:r>
+        <w:rPr>
+          <w:rFonts w:ascii="Malgun Gothic" w:hAnsi="Malgun Gothic" w:cs="Malgun Gothic" w:eastAsia="맑은 고딕"/>
+          <w:b w:val="0"/>
+          <w:sz w:val="22"/>
+        </w:rPr>
+        <w:t>열: 제품명, 대분류, 중분류, 소분류, 상세내용, 비고, 영문 전체 문서 참조, 작성문서, 진행사항.</w:t>
+      </w:r>
+    </w:p>
+    <w:p>
+      <w:pPr>
+        <w:pStyle w:val="ListBullet"/>
+        <w:spacing w:after="60" w:line="276" w:lineRule="auto"/>
+      </w:pPr>
+      <w:r>
+        <w:rPr>
+          <w:rFonts w:ascii="Malgun Gothic" w:hAnsi="Malgun Gothic" w:cs="Malgun Gothic" w:eastAsia="맑은 고딕"/>
+          <w:b w:val="0"/>
+          <w:sz w:val="22"/>
+        </w:rPr>
+        <w:t>시트에 적힌 제품명은 Sangfor HCI다. 메일 본문은 제품명을 적지 않았다. 인증 대상이 이 시트와 같은지는 아직 상대 확인 전이다.</w:t>
+      </w:r>
+    </w:p>
+    <w:p>
+      <w:pPr>
+        <w:pStyle w:val="ListBullet"/>
+        <w:spacing w:after="60" w:line="276" w:lineRule="auto"/>
+      </w:pPr>
+      <w:r>
+        <w:rPr>
+          <w:rFonts w:ascii="Malgun Gothic" w:hAnsi="Malgun Gothic" w:cs="Malgun Gothic" w:eastAsia="맑은 고딕"/>
+          <w:b w:val="0"/>
+          <w:sz w:val="22"/>
+        </w:rPr>
+        <w:t>데이터 행 87. 대분류는 컴퓨트 기술 33, 스토리지 기술 29, 네트워크 기술 17, 모니터링 8이다. 이 87에는 앞 기능의 상세를 이어서 적은 12행이 들어 있다.</w:t>
+      </w:r>
+    </w:p>
+    <w:p>
+      <w:pPr>
+        <w:pStyle w:val="ListBullet"/>
+        <w:spacing w:after="60" w:line="276" w:lineRule="auto"/>
+      </w:pPr>
+      <w:r>
+        <w:rPr>
+          <w:rFonts w:ascii="Malgun Gothic" w:hAnsi="Malgun Gothic" w:cs="Malgun Gothic" w:eastAsia="맑은 고딕"/>
+          <w:b w:val="0"/>
+          <w:sz w:val="22"/>
+        </w:rPr>
+        <w:t>소분류가 있는 기능 행은 75다. 이어쓰기 12행 중 11행은 진행사항이 비어 있고 1행은 Y다.</w:t>
+      </w:r>
+    </w:p>
+    <w:p>
+      <w:pPr>
+        <w:pStyle w:val="ListBullet"/>
+        <w:spacing w:after="60" w:line="276" w:lineRule="auto"/>
+      </w:pPr>
+      <w:r>
+        <w:rPr>
+          <w:rFonts w:ascii="Malgun Gothic" w:hAnsi="Malgun Gothic" w:cs="Malgun Gothic" w:eastAsia="맑은 고딕"/>
+          <w:b w:val="0"/>
+          <w:sz w:val="22"/>
+        </w:rPr>
+        <w:t>기능 행의 진행사항은 Y 58, N 17이다. 영문 참조 열에 「확인필요」가 있는 행은 18이다. 비고에 화이트페이퍼가 있는 행은 7, FC는 1이다.</w:t>
+      </w:r>
+    </w:p>
+    <w:p>
+      <w:pPr>
+        <w:pStyle w:val="ListBullet"/>
+        <w:spacing w:after="60" w:line="276" w:lineRule="auto"/>
+      </w:pPr>
+      <w:r>
+        <w:rPr>
+          <w:rFonts w:ascii="Malgun Gothic" w:hAnsi="Malgun Gothic" w:cs="Malgun Gothic" w:eastAsia="맑은 고딕"/>
+          <w:b w:val="0"/>
+          <w:sz w:val="22"/>
+        </w:rPr>
+        <w:t>중분류는 15개다. 컴퓨트: 하이퍼바이저, CPU 가상화, 메모리 가상화, 리소스 관리, PCIe 디바이스 관리, 결함 예방 및 처리, Data Protection, vm 관리, vm 구성, VM Migration. 스토리지: 물리 스토리지, 가상화 스토리지. 네트워크: 네트워크 가상화, 네트워크 관리. 모니터링: 관리.</w:t>
+      </w:r>
+    </w:p>
+    <w:p>
+      <w:pPr>
+        <w:spacing w:after="40" w:before="80" w:line="276" w:lineRule="auto"/>
+      </w:pPr>
+      <w:r>
+        <w:rPr>
+          <w:rFonts w:ascii="Malgun Gothic" w:hAnsi="Malgun Gothic" w:cs="Malgun Gothic" w:eastAsia="맑은 고딕"/>
+          <w:b/>
+          <w:sz w:val="22"/>
+        </w:rPr>
+        <w:t>사용자가이드</w:t>
       </w:r>
     </w:p>
     <w:p>
@@ -284,20 +408,7 @@
           <w:b w:val="0"/>
           <w:sz w:val="22"/>
         </w:rPr>
-        <w:t>메일은 첨부가 있다고 표시한다. 파일명과 내용은 반환되지 않았다. 로컬 첨부 폴더는 비어 있다.</w:t>
-      </w:r>
-    </w:p>
-    <w:p>
-      <w:pPr>
-        <w:spacing w:after="80" w:before="0" w:line="276" w:lineRule="auto"/>
-      </w:pPr>
-      <w:r>
-        <w:rPr>
-          <w:rFonts w:ascii="Malgun Gothic" w:hAnsi="Malgun Gothic" w:cs="Malgun Gothic" w:eastAsia="맑은 고딕"/>
-          <w:b w:val="0"/>
-          <w:sz w:val="22"/>
-        </w:rPr>
-        <w:t>그래서 첨부가 기능 리스트인지, 다른 자료인지는 UNKNOWN이다. 이 문서는 메일 본문만 반영했고, 첨부 반영은 대기한다.</w:t>
+        <w:t>파일: 250829_Sangfor_HCI_사용자가이드_V3.docx. 약 8MB. 사용자 매뉴얼 원본 후보다. 본문 전량은 이 문서에서 재구성하지 않았다. 시트의 작성문서 열(Ch. …)이 가이드 장 번호를 가리키는 후보로 보인다. 장 대조는 하지 않았다.</w:t>
       </w:r>
     </w:p>
     <w:p>
@@ -313,7 +424,120 @@
           <w:b/>
           <w:sz w:val="26"/>
         </w:rPr>
-        <w:t>3. 해석</w:t>
+        <w:t>3. 베이직 / 옵션 자문 기준</w:t>
+      </w:r>
+    </w:p>
+    <w:p>
+      <w:pPr>
+        <w:spacing w:after="80" w:before="0" w:line="276" w:lineRule="auto"/>
+      </w:pPr>
+      <w:r>
+        <w:rPr>
+          <w:rFonts w:ascii="Malgun Gothic" w:hAnsi="Malgun Gothic" w:cs="Malgun Gothic" w:eastAsia="맑은 고딕"/>
+          <w:b w:val="0"/>
+          <w:sz w:val="22"/>
+        </w:rPr>
+        <w:t>이 절은 나중에 표를 만들 때의 기준이다. 기능 행을 베이직이나 옵션에 배정하지 않았다. 실작성과 회신은 추가 지시 전 보류다.</w:t>
+      </w:r>
+    </w:p>
+    <w:p>
+      <w:pPr>
+        <w:spacing w:after="60" w:line="276" w:lineRule="auto"/>
+        <w:ind w:left="425" w:hanging="255"/>
+      </w:pPr>
+      <w:r>
+        <w:rPr>
+          <w:rFonts w:ascii="Malgun Gothic" w:hAnsi="Malgun Gothic" w:cs="Malgun Gothic" w:eastAsia="맑은 고딕"/>
+          <w:b w:val="0"/>
+          <w:sz w:val="22"/>
+        </w:rPr>
+        <w:t>1. 구분 대상은 위 엑셀의 소분류가 있는 75행으로 둔다. 이어쓰기 12행은 앞 기능의 부연이라 별도 기능으로 나누지 않는다. 사용자가이드는 구분 표가 아니라 매뉴얼 개편 원본 후보다.</w:t>
+      </w:r>
+    </w:p>
+    <w:p>
+      <w:pPr>
+        <w:spacing w:after="60" w:line="276" w:lineRule="auto"/>
+        <w:ind w:left="425" w:hanging="255"/>
+      </w:pPr>
+      <w:r>
+        <w:rPr>
+          <w:rFonts w:ascii="Malgun Gothic" w:hAnsi="Malgun Gothic" w:cs="Malgun Gothic" w:eastAsia="맑은 고딕"/>
+          <w:b w:val="0"/>
+          <w:sz w:val="22"/>
+        </w:rPr>
+        <w:t>2. 베이직은 조달 등록 시험에 넣을 핵심 동작의 최소 집합이다. 옵션은 메일 문장대로 제품에서 지우지 않고, 이후 커스터마이징 또는 선택으로 남긴다.</w:t>
+      </w:r>
+    </w:p>
+    <w:p>
+      <w:pPr>
+        <w:spacing w:after="60" w:line="276" w:lineRule="auto"/>
+        <w:ind w:left="425" w:hanging="255"/>
+      </w:pPr>
+      <w:r>
+        <w:rPr>
+          <w:rFonts w:ascii="Malgun Gothic" w:hAnsi="Malgun Gothic" w:cs="Malgun Gothic" w:eastAsia="맑은 고딕"/>
+          <w:b w:val="0"/>
+          <w:sz w:val="22"/>
+        </w:rPr>
+        <w:t>3. 대분류 네 덩어리를 통째로 베이직이나 옵션에 넣지 않는다. 컴퓨트·스토리지·네트워크·모니터링 안에 기본 동작과 확장 동작이 섞여 있다.</w:t>
+      </w:r>
+    </w:p>
+    <w:p>
+      <w:pPr>
+        <w:spacing w:after="60" w:line="276" w:lineRule="auto"/>
+        <w:ind w:left="425" w:hanging="255"/>
+      </w:pPr>
+      <w:r>
+        <w:rPr>
+          <w:rFonts w:ascii="Malgun Gothic" w:hAnsi="Malgun Gothic" w:cs="Malgun Gothic" w:eastAsia="맑은 고딕"/>
+          <w:b w:val="0"/>
+          <w:sz w:val="22"/>
+        </w:rPr>
+        <w:t>4. 진행사항 Y/N, 비고의 화이트페이퍼, 영문 참조의 「확인필요」는 증적과 문서 상태다. 베이직과 옵션의 판정값으로 쓰지 않는다. N 17행을 자동으로 옵션에 넣지 않는다.</w:t>
+      </w:r>
+    </w:p>
+    <w:p>
+      <w:pPr>
+        <w:spacing w:after="60" w:line="276" w:lineRule="auto"/>
+        <w:ind w:left="425" w:hanging="255"/>
+      </w:pPr>
+      <w:r>
+        <w:rPr>
+          <w:rFonts w:ascii="Malgun Gothic" w:hAnsi="Malgun Gothic" w:cs="Malgun Gothic" w:eastAsia="맑은 고딕"/>
+          <w:b w:val="0"/>
+          <w:sz w:val="22"/>
+        </w:rPr>
+        <w:t>5. 한 행을 베이직에 두려면, 그 기능이 빠지면 인증 제품의 설치·운영·시연 설명이 성립하지 않아야 하고, 사용자가이드에서 작성문서 열의 장을 시험 범위에 맞게 고칠 수 있어야 한다. 둘 중 하나가 안 되면 옵션 후보로 질문만 한다.</w:t>
+      </w:r>
+    </w:p>
+    <w:p>
+      <w:pPr>
+        <w:spacing w:after="60" w:line="276" w:lineRule="auto"/>
+        <w:ind w:left="425" w:hanging="255"/>
+      </w:pPr>
+      <w:r>
+        <w:rPr>
+          <w:rFonts w:ascii="Malgun Gothic" w:hAnsi="Malgun Gothic" w:cs="Malgun Gothic" w:eastAsia="맑은 고딕"/>
+          <w:b w:val="0"/>
+          <w:sz w:val="22"/>
+        </w:rPr>
+        <w:t>6. 시트 제품명 Sangfor HCI를 인증 대상으로 확정하기 전에는 표를 쓰지 않는다. 메일 본문은 제품명을 적지 않았다.</w:t>
+      </w:r>
+    </w:p>
+    <w:p>
+      <w:pPr>
+        <w:spacing w:after="120" w:before="240" w:line="276" w:lineRule="auto"/>
+        <w:pBdr>
+          <w:bottom w:val="single" w:sz="8" w:space="1" w:color="1F2A37"/>
+        </w:pBdr>
+      </w:pPr>
+      <w:r>
+        <w:rPr>
+          <w:rFonts w:ascii="Malgun Gothic" w:hAnsi="Malgun Gothic" w:cs="Malgun Gothic" w:eastAsia="맑은 고딕"/>
+          <w:b/>
+          <w:sz w:val="26"/>
+        </w:rPr>
+        <w:t>4. 해석</w:t>
       </w:r>
     </w:p>
     <w:p>
@@ -327,7 +551,7 @@
           <w:b w:val="0"/>
           <w:sz w:val="22"/>
         </w:rPr>
-        <w:t>추가 지시가 생긴 뒤의 산출물 후보는 기능 이름, 베이직 포함, 옵션, 비고를 나눈 표다. 한 장으로 충분한지는 본문이 정하지 않는다.</w:t>
+        <w:t>추가 지시 뒤의 산출물 후보는 기능 이름, 베이직 포함, 옵션, 비고를 나눈 표다. 75행을 한 장으로 줄일 수 있는지는 본문이 정하지 않는다.</w:t>
       </w:r>
     </w:p>
     <w:p>
@@ -341,21 +565,7 @@
           <w:b w:val="0"/>
           <w:sz w:val="22"/>
         </w:rPr>
-        <w:t>「처음에 보내준 제품 기능 리스트」가 있어야 구분할 수 있다. 이 메일의 첨부가 그 리스트인지는 UNKNOWN이라, 다른 파일을 원본으로 단정하지 않는다.</w:t>
-      </w:r>
-    </w:p>
-    <w:p>
-      <w:pPr>
-        <w:pStyle w:val="ListBullet"/>
-        <w:spacing w:after="60" w:line="276" w:lineRule="auto"/>
-      </w:pPr>
-      <w:r>
-        <w:rPr>
-          <w:rFonts w:ascii="Malgun Gothic" w:hAnsi="Malgun Gothic" w:cs="Malgun Gothic" w:eastAsia="맑은 고딕"/>
-          <w:b w:val="0"/>
-          <w:sz w:val="22"/>
-        </w:rPr>
-        <w:t>제품명과 버전이 본문에 없다. 이름 없이 구분안을 착수하지 않는다.</w:t>
+        <w:t>이 엑셀이 「처음에 보내준 리스트」 그 파일인지는 파일명만으로 닫히지 않는다. 재송부 첨부로 확보된 리스트다.</w:t>
       </w:r>
     </w:p>
     <w:p>
@@ -399,7 +609,7 @@
           <w:b/>
           <w:sz w:val="26"/>
         </w:rPr>
-        <w:t>4. UNKNOWN</w:t>
+        <w:t>5. UNKNOWN</w:t>
       </w:r>
     </w:p>
     <w:p>
@@ -413,7 +623,7 @@
           <w:b w:val="0"/>
           <w:sz w:val="22"/>
         </w:rPr>
-        <w:t>첨부 파일명·내용. 기능 리스트인지 여부. 첨부 폴더는 비어 있다.</w:t>
+        <w:t>인증·조달 등록의 제품이 시트에 적힌 Sangfor HCI인지, 버전은 무엇인지.</w:t>
       </w:r>
     </w:p>
     <w:p>
@@ -427,7 +637,7 @@
           <w:b w:val="0"/>
           <w:sz w:val="22"/>
         </w:rPr>
-        <w:t>「처음 보낸 제품 기능 리스트」의 경로·날짜·작성 주체.</w:t>
+        <w:t>이 v5 파일이 「처음에 보낸 기능 리스트」와 같은 파일인지.</w:t>
       </w:r>
     </w:p>
     <w:p>
@@ -441,7 +651,7 @@
           <w:b w:val="0"/>
           <w:sz w:val="22"/>
         </w:rPr>
-        <w:t>제품명. 본문에 없다.</w:t>
+        <w:t>사용자가이드 V3의 장 구성. 본문을 열지 않았다.</w:t>
       </w:r>
     </w:p>
     <w:p>
@@ -455,7 +665,7 @@
           <w:b w:val="0"/>
           <w:sz w:val="22"/>
         </w:rPr>
-        <w:t>시험기관이 KTR만인지, 「등」에 다른 기관이 있는지. 현재 인증 단계와 일정.</w:t>
+        <w:t>시험기관이 KTR만인지. 현재 인증 단계와 일정.</w:t>
       </w:r>
     </w:p>
     <w:p>
@@ -511,7 +721,7 @@
           <w:b w:val="0"/>
           <w:sz w:val="22"/>
         </w:rPr>
-        <w:t>2026년 7월 세연아이넷 Excel. 이 메일 본문에서 기능 리스트로 확인되지 않았다. 원본으로 쓰지 않는다.</w:t>
+        <w:t>2026년 7월 세연아이넷 Excel. 이번 첨부 기능리스트와 같은 파일로 확인되지 않았다. 원본으로 쓰지 않는다.</w:t>
       </w:r>
     </w:p>
     <w:p>
@@ -527,7 +737,7 @@
           <w:b/>
           <w:sz w:val="26"/>
         </w:rPr>
-        <w:t>5. 어드바이저 관점 전달 포인트</w:t>
+        <w:t>6. 어드바이저 관점 전달 포인트</w:t>
       </w:r>
     </w:p>
     <w:p>
@@ -541,7 +751,7 @@
           <w:b w:val="0"/>
           <w:sz w:val="22"/>
         </w:rPr>
-        <w:t>추가 지시 전에는 구분안을 작성하지 않고 회신하지 않는다. 오늘 확인 가능한 한계는 본문과, 첨부가 비어 있다는 사실이다.</w:t>
+        <w:t>지금 넘길 수 있는 것은 구조 요약과 자문 기준이다. 베이직/옵션 표는 추가 지시 전에 만들지 않는다.</w:t>
       </w:r>
     </w:p>
     <w:p>
@@ -555,7 +765,7 @@
           <w:b w:val="0"/>
           <w:sz w:val="22"/>
         </w:rPr>
-        <w:t>선행 확인은 첨부 실체, 제품명, 처음 보낸 리스트의 위치다. 셋이 비어 있으면 구분 표를 만들지 않는다.</w:t>
+        <w:t>2,500만 원 이상(VAT 별도)은 상대가 말한 풀버전 시험비다. (주)베를로 금액으로 옮기거나 절감액을 계산하지 않는다.</w:t>
       </w:r>
     </w:p>
     <w:p>
@@ -569,21 +779,7 @@
           <w:b w:val="0"/>
           <w:sz w:val="22"/>
         </w:rPr>
-        <w:t>2,500만 원 이상(VAT 별도)은 상대가 말한 풀버전 시험비다. (주)베를로 금액으로 옮기거나 절감액을 계산하지 않는다. 베이직으로 조달 등록을 노린다는 읽기는 해석이다.</w:t>
-      </w:r>
-    </w:p>
-    <w:p>
-      <w:pPr>
-        <w:pStyle w:val="ListBullet"/>
-        <w:spacing w:after="60" w:line="276" w:lineRule="auto"/>
-      </w:pPr>
-      <w:r>
-        <w:rPr>
-          <w:rFonts w:ascii="Malgun Gothic" w:hAnsi="Malgun Gothic" w:cs="Malgun Gothic" w:eastAsia="맑은 고딕"/>
-          <w:b w:val="0"/>
-          <w:sz w:val="22"/>
-        </w:rPr>
-        <w:t>매뉴얼 수정과 시험기관 협의는 한건우 측의 다음 단계로 본문에 있다. (주)베를로의 범위는 기능 구분에 대한 자문까지이고, 그 자문도 추가 지시 전이다.</w:t>
+        <w:t>매뉴얼 수정과 시험기관 협의는 한건우 측의 다음 단계다. 가이드 장 대조는 구분 기준이 확정된 뒤에 한다.</w:t>
       </w:r>
     </w:p>
     <w:p>
@@ -627,7 +823,7 @@
           <w:b/>
           <w:sz w:val="26"/>
         </w:rPr>
-        <w:t>6. 상대에게 물을 질문</w:t>
+        <w:t>7. 상대에게 물을 질문</w:t>
       </w:r>
     </w:p>
     <w:p>
@@ -654,7 +850,7 @@
           <w:b w:val="0"/>
           <w:sz w:val="22"/>
         </w:rPr>
-        <w:t>1. 대상 제품의 정식 이름과 버전.</w:t>
+        <w:t>1. 인증 대상 제품이 첨부 시트의 Sangfor HCI가 맞는가. 버전은 무엇인가.</w:t>
       </w:r>
     </w:p>
     <w:p>
@@ -668,7 +864,7 @@
           <w:b w:val="0"/>
           <w:sz w:val="22"/>
         </w:rPr>
-        <w:t>2. 이번 재송부 메일의 첨부 파일명과, 그 파일이 기능 리스트인지. 현재 로컬 폴더는 비어 있다.</w:t>
+        <w:t>2. SANFOR HCI 기능리스트_v5.xlsx가 「처음에 보내준 제품 기능 리스트」가 맞는가.</w:t>
       </w:r>
     </w:p>
     <w:p>
@@ -682,7 +878,7 @@
           <w:b w:val="0"/>
           <w:sz w:val="22"/>
         </w:rPr>
-        <w:t>3. 「처음에 보내준 제품 기능 리스트」의 경로, 보낸 날, 파일명.</w:t>
+        <w:t>3. 250829_Sangfor_HCI_사용자가이드_V3.docx를 매뉴얼 개편 원본으로 보면 되는가.</w:t>
       </w:r>
     </w:p>
     <w:p>
@@ -710,7 +906,7 @@
           <w:b w:val="0"/>
           <w:sz w:val="22"/>
         </w:rPr>
-        <w:t>5. 베이직에 반드시 넣을 기능과 반드시 뺄 기능에 대한 사전 선호가 있는지.</w:t>
+        <w:t>5. 베이직에 반드시 남길 기능과 옵션으로 빼도 되는 기능에 대한 사전 선호가 있는지. 진행사항 N을 그 선호로 쓰지 않는다.</w:t>
       </w:r>
     </w:p>
     <w:p>
@@ -754,7 +950,7 @@
           <w:b/>
           <w:sz w:val="26"/>
         </w:rPr>
-        <w:t>7. 재민 확인 전 발송 금지</w:t>
+        <w:t>8. 재민 확인 전 발송 금지</w:t>
       </w:r>
     </w:p>
     <w:p>
@@ -780,7 +976,7 @@
           <w:b w:val="0"/>
           <w:sz w:val="22"/>
         </w:rPr>
-        <w:t>이 파일은 내부 어드바이저 핸드오프다. 베이직과 옵션의 구분안, 한건우·(주)세연아이넷·(주)휴플러스아이엔씨로의 회신은 재민의 추가 지시 전까지 보류한다. 첨부 UNKNOWN, 제품명 UNKNOWN인 상태에서 확정 산출물을 만들지 않는다.</w:t>
+        <w:t>이 파일은 내부 어드바이저 핸드오프다. 베이직과 옵션의 구분안, 한건우·(주)세연아이넷·(주)휴플러스아이엔씨로의 회신은 재민의 추가 지시 전까지 보류한다. 기능 행의 배정은 이 문서에 없다.</w:t>
       </w:r>
     </w:p>
     <w:sectPr>

--- a/docs/ops/mail-analysis/20260923-seyeon-gs-basic-advisor.docx
+++ b/docs/ops/mail-analysis/20260923-seyeon-gs-basic-advisor.docx
@@ -4,39 +4,38 @@
   <w:body>
     <w:p>
       <w:pPr>
-        <w:spacing w:after="40" w:before="0" w:line="276" w:lineRule="auto"/>
+        <w:spacing w:before="0" w:after="200" w:line="276" w:lineRule="auto"/>
       </w:pPr>
       <w:r>
         <w:rPr>
-          <w:rFonts w:ascii="Malgun Gothic" w:hAnsi="Malgun Gothic" w:cs="Malgun Gothic" w:eastAsia="맑은 고딕"/>
+          <w:rFonts w:ascii="맑은고딕" w:hAnsi="맑은고딕" w:eastAsia="맑은고딕" w:cs="맑은고딕"/>
           <w:b/>
           <w:sz w:val="22"/>
         </w:rPr>
-        <w:t>【재민 확인 전 발송·회신 금지】 DEC-20260923-mail2-advisor</w:t>
+        <w:t>【재민 확인 전 발송·회신·구분안 실작성 금지】 DEC-20260923-mail2-advisor</w:t>
       </w:r>
     </w:p>
     <w:p>
       <w:pPr>
-        <w:spacing w:after="40" w:before="40" w:line="276" w:lineRule="auto"/>
+        <w:spacing w:before="0" w:after="120" w:line="276" w:lineRule="auto"/>
       </w:pPr>
       <w:r>
         <w:rPr>
-          <w:rFonts w:ascii="Malgun Gothic" w:hAnsi="Malgun Gothic" w:cs="Malgun Gothic" w:eastAsia="맑은 고딕"/>
+          <w:rFonts w:ascii="맑은고딕" w:hAnsi="맑은고딕" w:eastAsia="맑은고딕" w:cs="맑은고딕"/>
           <w:b/>
-          <w:sz w:val="32"/>
+          <w:sz w:val="22"/>
         </w:rPr>
         <w:t>BLRO 어드바이저 핸드오프 — (주)세연아이넷 · GS인증 베이직 모델</w:t>
       </w:r>
     </w:p>
     <w:p>
       <w:pPr>
-        <w:spacing w:after="20" w:before="0" w:line="276" w:lineRule="auto"/>
+        <w:spacing w:before="0" w:after="120" w:line="276" w:lineRule="auto"/>
       </w:pPr>
       <w:r>
         <w:rPr>
-          <w:rFonts w:ascii="Malgun Gothic" w:hAnsi="Malgun Gothic" w:cs="Malgun Gothic" w:eastAsia="맑은 고딕"/>
+          <w:rFonts w:ascii="맑은고딕" w:hAnsi="맑은고딕" w:eastAsia="맑은고딕" w:cs="맑은고딕"/>
           <w:b w:val="0"/>
-          <w:color w:val="555F6D"/>
           <w:sz w:val="22"/>
         </w:rPr>
         <w:t>문서번호: 20260923-분석전달-세연아이넷-GS인증베이직-어드바이저</w:t>
@@ -44,969 +43,782 @@
     </w:p>
     <w:p>
       <w:pPr>
-        <w:spacing w:after="20" w:before="0" w:line="276" w:lineRule="auto"/>
+        <w:spacing w:before="0" w:after="120" w:line="276" w:lineRule="auto"/>
       </w:pPr>
       <w:r>
         <w:rPr>
-          <w:rFonts w:ascii="Malgun Gothic" w:hAnsi="Malgun Gothic" w:cs="Malgun Gothic" w:eastAsia="맑은 고딕"/>
+          <w:rFonts w:ascii="맑은고딕" w:hAnsi="맑은고딕" w:eastAsia="맑은고딕" w:cs="맑은고딕"/>
           <w:b w:val="0"/>
           <w:sz w:val="22"/>
         </w:rPr>
-        <w:t>작성일: 2026-09-23 (KST) ｜ 의사결정: DEC-20260923-mail2-advisor ｜ 역할: (주)베를로=어드바이저. 구분안 실작성·회신은 추가 지시 전 보류</w:t>
+        <w:t>작성일: 2026-09-23 (KST) ｜ 의사결정: DEC-20260923-mail2-advisor ｜ 역할: BLRO=어드바이저 (구분안 실작성·회신 보류)</w:t>
       </w:r>
     </w:p>
     <w:p>
       <w:pPr>
-        <w:spacing w:after="120" w:before="0" w:line="276" w:lineRule="auto"/>
+        <w:spacing w:before="0" w:after="240" w:line="276" w:lineRule="auto"/>
       </w:pPr>
       <w:r>
         <w:rPr>
-          <w:rFonts w:ascii="Malgun Gothic" w:hAnsi="Malgun Gothic" w:cs="Malgun Gothic" w:eastAsia="맑은 고딕"/>
+          <w:rFonts w:ascii="맑은고딕" w:hAnsi="맑은고딕" w:eastAsia="맑은고딕" w:cs="맑은고딕"/>
           <w:b w:val="0"/>
           <w:sz w:val="22"/>
         </w:rPr>
-        <w:t>용도: 재민 내부 전달. 드라이브 업로드·메일 발송·CRM 프로젝트 신규 생성 없음.</w:t>
+        <w:t>용도: 재민 내부 전달. Drive 업로드·메일 발송·CRM 프로젝트 신규 생성 없음.</w:t>
       </w:r>
     </w:p>
     <w:p>
       <w:pPr>
-        <w:spacing w:after="40" w:before="0" w:line="276" w:lineRule="auto"/>
+        <w:spacing w:before="0" w:after="160" w:line="276" w:lineRule="auto"/>
       </w:pPr>
       <w:r>
         <w:rPr>
-          <w:rFonts w:ascii="Malgun Gothic" w:hAnsi="Malgun Gothic" w:cs="Malgun Gothic" w:eastAsia="맑은 고딕"/>
+          <w:rFonts w:ascii="맑은고딕" w:hAnsi="맑은고딕" w:eastAsia="맑은고딕" w:cs="맑은고딕"/>
           <w:b/>
           <w:sz w:val="22"/>
-        </w:rPr>
-        <w:t>첨부 반영</w:t>
-      </w:r>
-    </w:p>
-    <w:p>
-      <w:pPr>
-        <w:spacing w:after="80" w:before="0" w:line="276" w:lineRule="auto"/>
-      </w:pPr>
-      <w:r>
-        <w:rPr>
-          <w:rFonts w:ascii="Malgun Gothic" w:hAnsi="Malgun Gothic" w:cs="Malgun Gothic" w:eastAsia="맑은 고딕"/>
-          <w:b w:val="0"/>
-          <w:sz w:val="22"/>
-        </w:rPr>
-        <w:t>첨부에서 기능리스트 엑셀의 구조만 집계했다. 사용자가이드는 대용량이라 파일명과 역할만 적고 본문은 풀지 않았다. 베이직과 옵션의 행 배정은 하지 않았다. 아래 3절은 자문 기준이다. 시험비 2,500만 원은 상대 문장이며 다시 계산하지 않았다.</w:t>
-      </w:r>
-    </w:p>
-    <w:p>
-      <w:pPr>
-        <w:spacing w:after="120" w:before="240" w:line="276" w:lineRule="auto"/>
-        <w:pBdr>
-          <w:bottom w:val="single" w:sz="8" w:space="1" w:color="1F2A37"/>
-        </w:pBdr>
-      </w:pPr>
-      <w:r>
-        <w:rPr>
-          <w:rFonts w:ascii="Malgun Gothic" w:hAnsi="Malgun Gothic" w:cs="Malgun Gothic" w:eastAsia="맑은 고딕"/>
-          <w:b/>
-          <w:sz w:val="26"/>
         </w:rPr>
         <w:t>1. 원문 요약 (FACT)</w:t>
       </w:r>
     </w:p>
     <w:p>
       <w:pPr>
-        <w:spacing w:after="80" w:before="0" w:line="276" w:lineRule="auto"/>
+        <w:spacing w:before="0" w:after="120" w:line="276" w:lineRule="auto"/>
       </w:pPr>
       <w:r>
         <w:rPr>
-          <w:rFonts w:ascii="Malgun Gothic" w:hAnsi="Malgun Gothic" w:cs="Malgun Gothic" w:eastAsia="맑은 고딕"/>
+          <w:rFonts w:ascii="맑은고딕" w:hAnsi="맑은고딕" w:eastAsia="맑은고딕" w:cs="맑은고딕"/>
           <w:b w:val="0"/>
           <w:sz w:val="22"/>
         </w:rPr>
-        <w:t>수신: 2026-09-23 14:23:09 KST. To: jm.park@blro.co.kr. 미읽음. 분류 패킷상 WORK / CARRY. From 표시: 팀장 한건우 &lt;pandino@daum.net&gt;. 서명: 대표이사｜휴플러스아이엔씨. CC: oysun@syinet.com. hasAttachments=true. Message-ID 도메인은 hanmail.</w:t>
+        <w:t>수신: 2026-09-23 14:23:09 KST ｜ From: 팀장 한건우 &lt;pandino@daum.net&gt; (서명: 대표이사｜휴플러스아이엔씨) ｜ To: jm.park@blro.co.kr ｜ CC: oysun@syinet.com ((주)세연아이넷) ｜ hasAttachments=true</w:t>
       </w:r>
     </w:p>
     <w:p>
       <w:pPr>
-        <w:spacing w:after="80" w:before="0" w:line="276" w:lineRule="auto"/>
+        <w:spacing w:before="0" w:after="120" w:line="276" w:lineRule="auto"/>
       </w:pPr>
       <w:r>
         <w:rPr>
-          <w:rFonts w:ascii="Malgun Gothic" w:hAnsi="Malgun Gothic" w:cs="Malgun Gothic" w:eastAsia="맑은 고딕"/>
+          <w:rFonts w:ascii="맑은고딕" w:hAnsi="맑은고딕" w:eastAsia="맑은고딕" w:cs="맑은고딕"/>
           <w:b w:val="0"/>
           <w:sz w:val="22"/>
         </w:rPr>
-        <w:t>제목 원문: [재송부] [세연아이넷] GS인증 비용 절감 및 조달 등록용 베이직 모델 기능 정리 요청의 건(대표 한건우)</w:t>
+        <w:t>제목: [재송부] [(주)세연아이넷] GS인증 비용 절감 및 조달 등록용 베이직 모델 기능 정리 요청의 건(대표 한건우)</w:t>
       </w:r>
     </w:p>
     <w:p>
       <w:pPr>
-        <w:spacing w:after="40" w:before="80" w:line="276" w:lineRule="auto"/>
+        <w:spacing w:before="0" w:after="120" w:line="276" w:lineRule="auto"/>
       </w:pPr>
       <w:r>
         <w:rPr>
-          <w:rFonts w:ascii="Malgun Gothic" w:hAnsi="Malgun Gothic" w:cs="Malgun Gothic" w:eastAsia="맑은 고딕"/>
-          <w:b/>
+          <w:rFonts w:ascii="맑은고딕" w:hAnsi="맑은고딕" w:eastAsia="맑은고딕" w:cs="맑은고딕"/>
+          <w:b w:val="0"/>
           <w:sz w:val="22"/>
         </w:rPr>
-        <w:t>본문 요지</w:t>
+        <w:t>본문 요지:</w:t>
       </w:r>
     </w:p>
     <w:p>
       <w:pPr>
-        <w:pStyle w:val="ListBullet"/>
-        <w:spacing w:after="60" w:line="276" w:lineRule="auto"/>
+        <w:spacing w:before="0" w:after="80" w:line="276" w:lineRule="auto"/>
+        <w:ind w:left="240"/>
       </w:pPr>
       <w:r>
         <w:rPr>
-          <w:rFonts w:ascii="Malgun Gothic" w:hAnsi="Malgun Gothic" w:cs="Malgun Gothic" w:eastAsia="맑은 고딕"/>
+          <w:rFonts w:ascii="맑은고딕" w:hAnsi="맑은고딕" w:eastAsia="맑은고딕" w:cs="맑은고딕"/>
           <w:b w:val="0"/>
           <w:sz w:val="22"/>
         </w:rPr>
-        <w:t>풀버전 GS인증 시험비를 2,500만 원 이상(VAT 별도)으로 말하며 부담이라고 했다. 분류 패킷은 금액 없이 「시험비 부담」만 적는다.</w:t>
+        <w:t>· 풀버전 GS인증 시 시험비 2,500만 원 이상(VAT 별도) → 부담. (메일 원문 FACT; 출처 없는 다른 금액 기재 금지)</w:t>
       </w:r>
     </w:p>
     <w:p>
       <w:pPr>
-        <w:pStyle w:val="ListBullet"/>
-        <w:spacing w:after="60" w:line="276" w:lineRule="auto"/>
+        <w:spacing w:before="0" w:after="80" w:line="276" w:lineRule="auto"/>
+        <w:ind w:left="240"/>
       </w:pPr>
       <w:r>
         <w:rPr>
-          <w:rFonts w:ascii="Malgun Gothic" w:hAnsi="Malgun Gothic" w:cs="Malgun Gothic" w:eastAsia="맑은 고딕"/>
+          <w:rFonts w:ascii="맑은고딕" w:hAnsi="맑은고딕" w:eastAsia="맑은고딕" w:cs="맑은고딕"/>
           <w:b w:val="0"/>
           <w:sz w:val="22"/>
         </w:rPr>
-        <w:t>조달 등록용 베이직 모델(기능 경량화)로 인증 방향을 조정한다.</w:t>
+        <w:t>· 조달 등록용 베이직 모델(기능 경량화)로 인증 방향 조정.</w:t>
       </w:r>
     </w:p>
     <w:p>
       <w:pPr>
-        <w:pStyle w:val="ListBullet"/>
-        <w:spacing w:after="60" w:line="276" w:lineRule="auto"/>
+        <w:spacing w:before="0" w:after="80" w:line="276" w:lineRule="auto"/>
+        <w:ind w:left="240"/>
       </w:pPr>
       <w:r>
         <w:rPr>
-          <w:rFonts w:ascii="Malgun Gothic" w:hAnsi="Malgun Gothic" w:cs="Malgun Gothic" w:eastAsia="맑은 고딕"/>
+          <w:rFonts w:ascii="맑은고딕" w:hAnsi="맑은고딕" w:eastAsia="맑은고딕" w:cs="맑은고딕"/>
           <w:b w:val="0"/>
           <w:sz w:val="22"/>
         </w:rPr>
-        <w:t>추진: 필수 핵심 기능만으로 범위를 줄인다. 매뉴얼을 개편한다. 제외 기능은 폐기가 아니라 이후 커스터마이징 또는 선택 옵션이다.</w:t>
+        <w:t>· 추진: (1) 필수 핵심 기능만으로 범위 축소 (2) 매뉴얼 개편 (3) 제외 기능은 폐기 아님 → 추후 커스터마이징/선택 옵션.</w:t>
       </w:r>
     </w:p>
     <w:p>
       <w:pPr>
-        <w:pStyle w:val="ListBullet"/>
-        <w:spacing w:after="60" w:line="276" w:lineRule="auto"/>
+        <w:spacing w:before="0" w:after="80" w:line="276" w:lineRule="auto"/>
+        <w:ind w:left="240"/>
       </w:pPr>
       <w:r>
         <w:rPr>
-          <w:rFonts w:ascii="Malgun Gothic" w:hAnsi="Malgun Gothic" w:cs="Malgun Gothic" w:eastAsia="맑은 고딕"/>
+          <w:rFonts w:ascii="맑은고딕" w:hAnsi="맑은고딕" w:eastAsia="맑은고딕" w:cs="맑은고딕"/>
           <w:b w:val="0"/>
           <w:sz w:val="22"/>
         </w:rPr>
-        <w:t>요청: 처음에 보낸 제품 기능 리스트를 보고, 이번 인증의 베이직(핵심)과 추후 옵션으로 정리해 전달한다.</w:t>
+        <w:t>· 요청: 처음에 보내준 제품 기능 리스트를 참고해 「이번 인증 베이직(핵심)」 vs 「추후 옵션」으로 정리·전달.</w:t>
       </w:r>
     </w:p>
     <w:p>
       <w:pPr>
-        <w:pStyle w:val="ListBullet"/>
-        <w:spacing w:after="60" w:line="276" w:lineRule="auto"/>
+        <w:spacing w:before="0" w:after="80" w:line="276" w:lineRule="auto"/>
+        <w:ind w:left="240"/>
       </w:pPr>
       <w:r>
         <w:rPr>
-          <w:rFonts w:ascii="Malgun Gothic" w:hAnsi="Malgun Gothic" w:cs="Malgun Gothic" w:eastAsia="맑은 고딕"/>
+          <w:rFonts w:ascii="맑은고딕" w:hAnsi="맑은고딕" w:eastAsia="맑은고딕" w:cs="맑은고딕"/>
           <w:b w:val="0"/>
           <w:sz w:val="22"/>
         </w:rPr>
-        <w:t>이후 한건우 측이 매뉴얼을 수정하고, 시험기관과 시험비·일정을 협의한다. 본문 요지의 기관 표기는 「KTR 등」이다.</w:t>
+        <w:t>· 이후 한건우 측: 매뉴얼 수정 + 시험기관(KTR 등)과 시험비·일정 네고.</w:t>
       </w:r>
     </w:p>
     <w:p>
       <w:pPr>
-        <w:spacing w:after="80" w:before="80" w:line="276" w:lineRule="auto"/>
+        <w:spacing w:before="0" w:after="120" w:line="276" w:lineRule="auto"/>
       </w:pPr>
       <w:r>
         <w:rPr>
-          <w:rFonts w:ascii="Malgun Gothic" w:hAnsi="Malgun Gothic" w:cs="Malgun Gothic" w:eastAsia="맑은 고딕"/>
+          <w:rFonts w:ascii="맑은고딕" w:hAnsi="맑은고딕" w:eastAsia="맑은고딕" w:cs="맑은고딕"/>
           <w:b w:val="0"/>
           <w:sz w:val="22"/>
         </w:rPr>
-        <w:t>결정(DEC-20260923-mail2-advisor): (주)베를로는 어드바이저. 구분안 실작성과 회신은 추가 지시 전 보류. (주)세연아이넷 CRM 프로젝트는 지금 만들지 않는다.</w:t>
+        <w:t>의사결정(DEC-20260923-mail2-advisor): BLRO=어드바이저. 구분안 실작성·회신은 추가지시 전 보류. 세연 CRM 프로젝트 신규는 지금은 만들지 않음.</w:t>
       </w:r>
     </w:p>
     <w:p>
       <w:pPr>
-        <w:spacing w:after="80" w:before="40" w:line="276" w:lineRule="auto"/>
+        <w:spacing w:before="0" w:after="240" w:line="276" w:lineRule="auto"/>
       </w:pPr>
       <w:r>
         <w:rPr>
-          <w:rFonts w:ascii="Malgun Gothic" w:hAnsi="Malgun Gothic" w:cs="Malgun Gothic" w:eastAsia="맑은 고딕"/>
+          <w:rFonts w:ascii="맑은고딕" w:hAnsi="맑은고딕" w:eastAsia="맑은고딕" w:cs="맑은고딕"/>
           <w:b w:val="0"/>
           <w:sz w:val="22"/>
         </w:rPr>
-        <w:t>호칭은 셋이다. 제목은 대표, From 표시는 팀장, 서명은 대표이사. 하나로 정하기 전에는 발송 문안에 호칭을 확정하지 않는다. 제목의 [재송부]는 선행 송부가 있었다는 표시다. 그 선행 메일은 이 작업에서 대조하지 않았다.</w:t>
+        <w:t>직함 주의: From 표시 「팀장」과 서명 「대표이사」혼재 → 대외 호칭은 From/서명 병기 주의.</w:t>
       </w:r>
     </w:p>
     <w:p>
       <w:pPr>
-        <w:spacing w:after="120" w:before="240" w:line="276" w:lineRule="auto"/>
-        <w:pBdr>
-          <w:bottom w:val="single" w:sz="8" w:space="1" w:color="1F2A37"/>
-        </w:pBdr>
+        <w:spacing w:before="0" w:after="160" w:line="276" w:lineRule="auto"/>
       </w:pPr>
       <w:r>
         <w:rPr>
-          <w:rFonts w:ascii="Malgun Gothic" w:hAnsi="Malgun Gothic" w:cs="Malgun Gothic" w:eastAsia="맑은 고딕"/>
+          <w:rFonts w:ascii="맑은고딕" w:hAnsi="맑은고딕" w:eastAsia="맑은고딕" w:cs="맑은고딕"/>
           <w:b/>
-          <w:sz w:val="26"/>
+          <w:sz w:val="22"/>
         </w:rPr>
-        <w:t>2. 첨부 구조 요약</w:t>
+        <w:t>2. 첨부 요지</w:t>
       </w:r>
     </w:p>
     <w:p>
       <w:pPr>
-        <w:spacing w:after="80" w:before="0" w:line="276" w:lineRule="auto"/>
+        <w:spacing w:before="0" w:after="120" w:line="276" w:lineRule="auto"/>
       </w:pPr>
       <w:r>
         <w:rPr>
-          <w:rFonts w:ascii="Malgun Gothic" w:hAnsi="Malgun Gothic" w:cs="Malgun Gothic" w:eastAsia="맑은 고딕"/>
+          <w:rFonts w:ascii="맑은고딕" w:hAnsi="맑은고딕" w:eastAsia="맑은고딕" w:cs="맑은고딕"/>
           <w:b w:val="0"/>
           <w:sz w:val="22"/>
         </w:rPr>
-        <w:t>메일은 첨부가 있다고 표시했다. 확보된 파일은 둘이다. 기능 구분의 대상 후보는 엑셀이고, 가이드는 매뉴얼 원본 후보다.</w:t>
+        <w:t>재송부 zip 내용 확인 완료 (FACT):</w:t>
       </w:r>
     </w:p>
     <w:p>
       <w:pPr>
-        <w:spacing w:after="40" w:before="80" w:line="276" w:lineRule="auto"/>
+        <w:spacing w:before="0" w:after="80" w:line="276" w:lineRule="auto"/>
+        <w:ind w:left="240"/>
       </w:pPr>
       <w:r>
         <w:rPr>
-          <w:rFonts w:ascii="Malgun Gothic" w:hAnsi="Malgun Gothic" w:cs="Malgun Gothic" w:eastAsia="맑은 고딕"/>
-          <w:b/>
+          <w:rFonts w:ascii="맑은고딕" w:hAnsi="맑은고딕" w:eastAsia="맑은고딕" w:cs="맑은고딕"/>
+          <w:b w:val="0"/>
           <w:sz w:val="22"/>
         </w:rPr>
-        <w:t>기능리스트</w:t>
+        <w:t>· SANFOR HCI 기능리스트_v5.xlsx — 시트명 `Sanfor HCI 기능 리스트`, 기능 87항.</w:t>
       </w:r>
     </w:p>
     <w:p>
       <w:pPr>
-        <w:pStyle w:val="ListBullet"/>
-        <w:spacing w:after="60" w:line="276" w:lineRule="auto"/>
+        <w:spacing w:before="0" w:after="80" w:line="276" w:lineRule="auto"/>
+        <w:ind w:left="240"/>
       </w:pPr>
       <w:r>
         <w:rPr>
-          <w:rFonts w:ascii="Malgun Gothic" w:hAnsi="Malgun Gothic" w:cs="Malgun Gothic" w:eastAsia="맑은 고딕"/>
+          <w:rFonts w:ascii="맑은고딕" w:hAnsi="맑은고딕" w:eastAsia="맑은고딕" w:cs="맑은고딕"/>
           <w:b w:val="0"/>
           <w:sz w:val="22"/>
         </w:rPr>
-        <w:t>파일명 SANFOR HCI 기능리스트_v5.xlsx. 시트 이름은 Sanfor HCI 기능 리스트다. 표기 Sangfor와 Sanfor가 파일과 시트에서 다르다.</w:t>
+        <w:t>· 250829_Sangfor_HCI_사용자가이드_V3.docx (~8MB) — 사용자 매뉴얼 원본 후보.</w:t>
       </w:r>
     </w:p>
     <w:p>
       <w:pPr>
-        <w:pStyle w:val="ListBullet"/>
-        <w:spacing w:after="60" w:line="276" w:lineRule="auto"/>
+        <w:spacing w:before="0" w:after="120" w:line="276" w:lineRule="auto"/>
       </w:pPr>
       <w:r>
         <w:rPr>
-          <w:rFonts w:ascii="Malgun Gothic" w:hAnsi="Malgun Gothic" w:cs="Malgun Gothic" w:eastAsia="맑은 고딕"/>
+          <w:rFonts w:ascii="맑은고딕" w:hAnsi="맑은고딕" w:eastAsia="맑은고딕" w:cs="맑은고딕"/>
           <w:b w:val="0"/>
           <w:sz w:val="22"/>
         </w:rPr>
-        <w:t>열: 제품명, 대분류, 중분류, 소분류, 상세내용, 비고, 영문 전체 문서 참조, 작성문서, 진행사항.</w:t>
+        <w:t>기능리스트 대분류 구조 (FACT, 합계 87):</w:t>
       </w:r>
     </w:p>
     <w:p>
       <w:pPr>
-        <w:pStyle w:val="ListBullet"/>
-        <w:spacing w:after="60" w:line="276" w:lineRule="auto"/>
+        <w:spacing w:before="0" w:after="80" w:line="276" w:lineRule="auto"/>
+        <w:ind w:left="240"/>
       </w:pPr>
       <w:r>
         <w:rPr>
-          <w:rFonts w:ascii="Malgun Gothic" w:hAnsi="Malgun Gothic" w:cs="Malgun Gothic" w:eastAsia="맑은 고딕"/>
+          <w:rFonts w:ascii="맑은고딕" w:hAnsi="맑은고딕" w:eastAsia="맑은고딕" w:cs="맑은고딕"/>
           <w:b w:val="0"/>
           <w:sz w:val="22"/>
         </w:rPr>
-        <w:t>시트에 적힌 제품명은 Sangfor HCI다. 메일 본문은 제품명을 적지 않았다. 인증 대상이 이 시트와 같은지는 아직 상대 확인 전이다.</w:t>
+        <w:t>· 컴퓨트 기술: 33항 — 중분류 예: 하이퍼바이저 / CPU·메모리 가상화 / 리소스 / PCIe / 결함 / Data Protection / vm 관리·구성 / Migration</w:t>
       </w:r>
     </w:p>
     <w:p>
       <w:pPr>
-        <w:pStyle w:val="ListBullet"/>
-        <w:spacing w:after="60" w:line="276" w:lineRule="auto"/>
+        <w:spacing w:before="0" w:after="80" w:line="276" w:lineRule="auto"/>
+        <w:ind w:left="240"/>
       </w:pPr>
       <w:r>
         <w:rPr>
-          <w:rFonts w:ascii="Malgun Gothic" w:hAnsi="Malgun Gothic" w:cs="Malgun Gothic" w:eastAsia="맑은 고딕"/>
+          <w:rFonts w:ascii="맑은고딕" w:hAnsi="맑은고딕" w:eastAsia="맑은고딕" w:cs="맑은고딕"/>
           <w:b w:val="0"/>
           <w:sz w:val="22"/>
         </w:rPr>
-        <w:t>데이터 행 87. 대분류는 컴퓨트 기술 33, 스토리지 기술 29, 네트워크 기술 17, 모니터링 8이다. 이 87에는 앞 기능의 상세를 이어서 적은 12행이 들어 있다.</w:t>
+        <w:t>· 스토리지 기술: 29항 — 물리 5 · 가상화 24</w:t>
       </w:r>
     </w:p>
     <w:p>
       <w:pPr>
-        <w:pStyle w:val="ListBullet"/>
-        <w:spacing w:after="60" w:line="276" w:lineRule="auto"/>
+        <w:spacing w:before="0" w:after="80" w:line="276" w:lineRule="auto"/>
+        <w:ind w:left="240"/>
       </w:pPr>
       <w:r>
         <w:rPr>
-          <w:rFonts w:ascii="Malgun Gothic" w:hAnsi="Malgun Gothic" w:cs="Malgun Gothic" w:eastAsia="맑은 고딕"/>
+          <w:rFonts w:ascii="맑은고딕" w:hAnsi="맑은고딕" w:eastAsia="맑은고딕" w:cs="맑은고딕"/>
           <w:b w:val="0"/>
           <w:sz w:val="22"/>
         </w:rPr>
-        <w:t>소분류가 있는 기능 행은 75다. 이어쓰기 12행 중 11행은 진행사항이 비어 있고 1행은 Y다.</w:t>
+        <w:t>· 네트워크 기술: 17항 — 가상화 4 · 관리 13</w:t>
       </w:r>
     </w:p>
     <w:p>
       <w:pPr>
-        <w:pStyle w:val="ListBullet"/>
-        <w:spacing w:after="60" w:line="276" w:lineRule="auto"/>
+        <w:spacing w:before="0" w:after="80" w:line="276" w:lineRule="auto"/>
+        <w:ind w:left="240"/>
       </w:pPr>
       <w:r>
         <w:rPr>
-          <w:rFonts w:ascii="Malgun Gothic" w:hAnsi="Malgun Gothic" w:cs="Malgun Gothic" w:eastAsia="맑은 고딕"/>
+          <w:rFonts w:ascii="맑은고딕" w:hAnsi="맑은고딕" w:eastAsia="맑은고딕" w:cs="맑은고딕"/>
           <w:b w:val="0"/>
           <w:sz w:val="22"/>
         </w:rPr>
-        <w:t>기능 행의 진행사항은 Y 58, N 17이다. 영문 참조 열에 「확인필요」가 있는 행은 18이다. 비고에 화이트페이퍼가 있는 행은 7, FC는 1이다.</w:t>
+        <w:t>· 모니터링: 8항 — 관리 8</w:t>
       </w:r>
     </w:p>
     <w:p>
       <w:pPr>
-        <w:pStyle w:val="ListBullet"/>
-        <w:spacing w:after="60" w:line="276" w:lineRule="auto"/>
+        <w:spacing w:before="0" w:after="240" w:line="276" w:lineRule="auto"/>
       </w:pPr>
       <w:r>
         <w:rPr>
-          <w:rFonts w:ascii="Malgun Gothic" w:hAnsi="Malgun Gothic" w:cs="Malgun Gothic" w:eastAsia="맑은 고딕"/>
-          <w:b w:val="0"/>
+          <w:rFonts w:ascii="맑은고딕" w:hAnsi="맑은고딕" w:eastAsia="맑은고딕" w:cs="맑은고딕"/>
+          <w:b/>
           <w:sz w:val="22"/>
         </w:rPr>
-        <w:t>중분류는 15개다. 컴퓨트: 하이퍼바이저, CPU 가상화, 메모리 가상화, 리소스 관리, PCIe 디바이스 관리, 결함 예방 및 처리, Data Protection, vm 관리, vm 구성, VM Migration. 스토리지: 물리 스토리지, 가상화 스토리지. 네트워크: 네트워크 가상화, 네트워크 관리. 모니터링: 관리.</w:t>
+        <w:t>한건우 요청(베이직 vs 옵션)의 근거 자료는 이 기능리스트입니다. 본 핸드오프에는 대분류 구조와 구분 기준 질문만 담으며, 87행 전수 구분안 매트릭스는 작성하지 않습니다.</w:t>
       </w:r>
     </w:p>
     <w:p>
       <w:pPr>
-        <w:spacing w:after="40" w:before="80" w:line="276" w:lineRule="auto"/>
+        <w:spacing w:before="0" w:after="160" w:line="276" w:lineRule="auto"/>
       </w:pPr>
       <w:r>
         <w:rPr>
-          <w:rFonts w:ascii="Malgun Gothic" w:hAnsi="Malgun Gothic" w:cs="Malgun Gothic" w:eastAsia="맑은 고딕"/>
+          <w:rFonts w:ascii="맑은고딕" w:hAnsi="맑은고딕" w:eastAsia="맑은고딕" w:cs="맑은고딕"/>
           <w:b/>
           <w:sz w:val="22"/>
         </w:rPr>
-        <w:t>사용자가이드</w:t>
+        <w:t>3. 해석</w:t>
       </w:r>
     </w:p>
     <w:p>
       <w:pPr>
-        <w:spacing w:after="80" w:before="0" w:line="276" w:lineRule="auto"/>
+        <w:spacing w:before="0" w:after="80" w:line="276" w:lineRule="auto"/>
+        <w:ind w:left="240"/>
       </w:pPr>
       <w:r>
         <w:rPr>
-          <w:rFonts w:ascii="Malgun Gothic" w:hAnsi="Malgun Gothic" w:cs="Malgun Gothic" w:eastAsia="맑은 고딕"/>
+          <w:rFonts w:ascii="맑은고딕" w:hAnsi="맑은고딕" w:eastAsia="맑은고딕" w:cs="맑은고딕"/>
           <w:b w:val="0"/>
           <w:sz w:val="22"/>
         </w:rPr>
-        <w:t>파일: 250829_Sangfor_HCI_사용자가이드_V3.docx. 약 8MB. 사용자 매뉴얼 원본 후보다. 본문 전량은 이 문서에서 재구성하지 않았다. 시트의 작성문서 열(Ch. …)이 가이드 장 번호를 가리키는 후보로 보인다. 장 대조는 하지 않았다.</w:t>
+        <w:t>· 요청 산출물 형태(해제 시): 기능 매트릭스(기능명 / 베이직포함 / 옵션 / 비고). 지금은 DEC상 실작성 보류.</w:t>
       </w:r>
     </w:p>
     <w:p>
       <w:pPr>
-        <w:spacing w:after="120" w:before="240" w:line="276" w:lineRule="auto"/>
-        <w:pBdr>
-          <w:bottom w:val="single" w:sz="8" w:space="1" w:color="1F2A37"/>
-        </w:pBdr>
+        <w:spacing w:before="0" w:after="80" w:line="276" w:lineRule="auto"/>
+        <w:ind w:left="240"/>
       </w:pPr>
       <w:r>
         <w:rPr>
-          <w:rFonts w:ascii="Malgun Gothic" w:hAnsi="Malgun Gothic" w:cs="Malgun Gothic" w:eastAsia="맑은 고딕"/>
-          <w:b/>
-          <w:sz w:val="26"/>
+          <w:rFonts w:ascii="맑은고딕" w:hAnsi="맑은고딕" w:eastAsia="맑은고딕" w:cs="맑은고딕"/>
+          <w:b w:val="0"/>
+          <w:sz w:val="22"/>
         </w:rPr>
-        <w:t>3. 베이직 / 옵션 자문 기준</w:t>
+        <w:t>· 첨부 실체는 Sangfor HCI 기능 전수 리스트 + 사용자 가이드. 메일 본문에는 제품명이 없고, GS인증 대상 SW와 Sangfor HCI 기능리스트의 관계는 UNKNOWN.</w:t>
       </w:r>
     </w:p>
     <w:p>
       <w:pPr>
-        <w:spacing w:after="80" w:before="0" w:line="276" w:lineRule="auto"/>
+        <w:spacing w:before="0" w:after="80" w:line="276" w:lineRule="auto"/>
+        <w:ind w:left="240"/>
       </w:pPr>
       <w:r>
         <w:rPr>
-          <w:rFonts w:ascii="Malgun Gothic" w:hAnsi="Malgun Gothic" w:cs="Malgun Gothic" w:eastAsia="맑은 고딕"/>
+          <w:rFonts w:ascii="맑은고딕" w:hAnsi="맑은고딕" w:eastAsia="맑은고딕" w:cs="맑은고딕"/>
           <w:b w:val="0"/>
           <w:sz w:val="22"/>
         </w:rPr>
-        <w:t>이 절은 나중에 표를 만들 때의 기준이다. 기능 행을 베이직이나 옵션에 배정하지 않았다. 실작성과 회신은 추가 지시 전 보류다.</w:t>
+        <w:t>· 「처음에 보낸 리스트」가 이번 v5인지 여부도 UNKNOWN → 질의 후보.</w:t>
       </w:r>
     </w:p>
     <w:p>
       <w:pPr>
-        <w:spacing w:after="60" w:line="276" w:lineRule="auto"/>
-        <w:ind w:left="425" w:hanging="255"/>
+        <w:spacing w:before="0" w:after="80" w:line="276" w:lineRule="auto"/>
+        <w:ind w:left="240"/>
       </w:pPr>
       <w:r>
         <w:rPr>
-          <w:rFonts w:ascii="Malgun Gothic" w:hAnsi="Malgun Gothic" w:cs="Malgun Gothic" w:eastAsia="맑은 고딕"/>
+          <w:rFonts w:ascii="맑은고딕" w:hAnsi="맑은고딕" w:eastAsia="맑은고딕" w:cs="맑은고딕"/>
           <w:b w:val="0"/>
           <w:sz w:val="22"/>
         </w:rPr>
-        <w:t>1. 구분 대상은 위 엑셀의 소분류가 있는 75행으로 둔다. 이어쓰기 12행은 앞 기능의 부연이라 별도 기능으로 나누지 않는다. 사용자가이드는 구분 표가 아니라 매뉴얼 개편 원본 후보다.</w:t>
+        <w:t>· 회신 대상(해제 시): 한건우 + CC (주)세연아이넷(oysun). 현재는 회신 보류.</w:t>
       </w:r>
     </w:p>
     <w:p>
       <w:pPr>
-        <w:spacing w:after="60" w:line="276" w:lineRule="auto"/>
-        <w:ind w:left="425" w:hanging="255"/>
+        <w:spacing w:before="0" w:after="80" w:line="276" w:lineRule="auto"/>
+        <w:ind w:left="240"/>
       </w:pPr>
       <w:r>
         <w:rPr>
-          <w:rFonts w:ascii="Malgun Gothic" w:hAnsi="Malgun Gothic" w:cs="Malgun Gothic" w:eastAsia="맑은 고딕"/>
+          <w:rFonts w:ascii="맑은고딕" w:hAnsi="맑은고딕" w:eastAsia="맑은고딕" w:cs="맑은고딕"/>
           <w:b w:val="0"/>
           <w:sz w:val="22"/>
         </w:rPr>
-        <w:t>2. 베이직은 조달 등록 시험에 넣을 핵심 동작의 최소 집합이다. 옵션은 메일 문장대로 제품에서 지우지 않고, 이후 커스터마이징 또는 선택으로 남긴다.</w:t>
+        <w:t>· BLRO는 어드바이저만. 구분안 실작성·회신은 재민 추가지시 전까지 하지 않음.</w:t>
       </w:r>
     </w:p>
     <w:p>
       <w:pPr>
-        <w:spacing w:after="60" w:line="276" w:lineRule="auto"/>
-        <w:ind w:left="425" w:hanging="255"/>
+        <w:spacing w:before="0" w:after="80" w:line="276" w:lineRule="auto"/>
+        <w:ind w:left="240"/>
       </w:pPr>
       <w:r>
         <w:rPr>
-          <w:rFonts w:ascii="Malgun Gothic" w:hAnsi="Malgun Gothic" w:cs="Malgun Gothic" w:eastAsia="맑은 고딕"/>
+          <w:rFonts w:ascii="맑은고딕" w:hAnsi="맑은고딕" w:eastAsia="맑은고딕" w:cs="맑은고딕"/>
           <w:b w:val="0"/>
           <w:sz w:val="22"/>
         </w:rPr>
-        <w:t>3. 대분류 네 덩어리를 통째로 베이직이나 옵션에 넣지 않는다. 컴퓨트·스토리지·네트워크·모니터링 안에 기본 동작과 확장 동작이 섞여 있다.</w:t>
+        <w:t>· 고객·상대 전달면에 불필요한 파트너명(넥시아스·이루인포 등) 비노출.</w:t>
       </w:r>
     </w:p>
     <w:p>
       <w:pPr>
-        <w:spacing w:after="60" w:line="276" w:lineRule="auto"/>
-        <w:ind w:left="425" w:hanging="255"/>
+        <w:spacing w:before="0" w:after="120" w:line="276" w:lineRule="auto"/>
       </w:pPr>
       <w:r>
         <w:rPr>
-          <w:rFonts w:ascii="Malgun Gothic" w:hAnsi="Malgun Gothic" w:cs="Malgun Gothic" w:eastAsia="맑은 고딕"/>
+          <w:rFonts w:ascii="맑은고딕" w:hAnsi="맑은고딕" w:eastAsia="맑은고딕" w:cs="맑은고딕"/>
           <w:b w:val="0"/>
           <w:sz w:val="22"/>
         </w:rPr>
-        <w:t>4. 진행사항 Y/N, 비고의 화이트페이퍼, 영문 참조의 「확인필요」는 증적과 문서 상태다. 베이직과 옵션의 판정값으로 쓰지 않는다. N 17행을 자동으로 옵션에 넣지 않는다.</w:t>
       </w:r>
     </w:p>
     <w:p>
       <w:pPr>
-        <w:spacing w:after="60" w:line="276" w:lineRule="auto"/>
-        <w:ind w:left="425" w:hanging="255"/>
+        <w:spacing w:before="0" w:after="160" w:line="276" w:lineRule="auto"/>
       </w:pPr>
       <w:r>
         <w:rPr>
-          <w:rFonts w:ascii="Malgun Gothic" w:hAnsi="Malgun Gothic" w:cs="Malgun Gothic" w:eastAsia="맑은 고딕"/>
-          <w:b w:val="0"/>
+          <w:rFonts w:ascii="맑은고딕" w:hAnsi="맑은고딕" w:eastAsia="맑은고딕" w:cs="맑은고딕"/>
+          <w:b/>
           <w:sz w:val="22"/>
         </w:rPr>
-        <w:t>5. 한 행을 베이직에 두려면, 그 기능이 빠지면 인증 제품의 설치·운영·시연 설명이 성립하지 않아야 하고, 사용자가이드에서 작성문서 열의 장을 시험 범위에 맞게 고칠 수 있어야 한다. 둘 중 하나가 안 되면 옵션 후보로 질문만 한다.</w:t>
+        <w:t>4. UNKNOWN</w:t>
       </w:r>
     </w:p>
     <w:p>
       <w:pPr>
-        <w:spacing w:after="60" w:line="276" w:lineRule="auto"/>
-        <w:ind w:left="425" w:hanging="255"/>
+        <w:spacing w:before="0" w:after="80" w:line="276" w:lineRule="auto"/>
+        <w:ind w:left="240"/>
       </w:pPr>
       <w:r>
         <w:rPr>
-          <w:rFonts w:ascii="Malgun Gothic" w:hAnsi="Malgun Gothic" w:cs="Malgun Gothic" w:eastAsia="맑은 고딕"/>
+          <w:rFonts w:ascii="맑은고딕" w:hAnsi="맑은고딕" w:eastAsia="맑은고딕" w:cs="맑은고딕"/>
           <w:b w:val="0"/>
           <w:sz w:val="22"/>
         </w:rPr>
-        <w:t>6. 시트 제품명 Sangfor HCI를 인증 대상으로 확정하기 전에는 표를 쓰지 않는다. 메일 본문은 제품명을 적지 않았다.</w:t>
+        <w:t>· 메일 본문에 제품명이 없고 첨부는 Sangfor HCI 기능리스트인데, GS인증 대상 SW와의 관계.</w:t>
       </w:r>
     </w:p>
     <w:p>
       <w:pPr>
-        <w:spacing w:after="120" w:before="240" w:line="276" w:lineRule="auto"/>
-        <w:pBdr>
-          <w:bottom w:val="single" w:sz="8" w:space="1" w:color="1F2A37"/>
-        </w:pBdr>
+        <w:spacing w:before="0" w:after="80" w:line="276" w:lineRule="auto"/>
+        <w:ind w:left="240"/>
       </w:pPr>
       <w:r>
         <w:rPr>
-          <w:rFonts w:ascii="Malgun Gothic" w:hAnsi="Malgun Gothic" w:cs="Malgun Gothic" w:eastAsia="맑은 고딕"/>
-          <w:b/>
-          <w:sz w:val="26"/>
+          <w:rFonts w:ascii="맑은고딕" w:hAnsi="맑은고딕" w:eastAsia="맑은고딕" w:cs="맑은고딕"/>
+          <w:b w:val="0"/>
+          <w:sz w:val="22"/>
         </w:rPr>
-        <w:t>4. 해석</w:t>
+        <w:t>· 「처음 보낸 리스트」가 이번 기능리스트 v5인지 여부·원본 송신일.</w:t>
       </w:r>
     </w:p>
     <w:p>
       <w:pPr>
-        <w:pStyle w:val="ListBullet"/>
-        <w:spacing w:after="60" w:line="276" w:lineRule="auto"/>
+        <w:spacing w:before="0" w:after="80" w:line="276" w:lineRule="auto"/>
+        <w:ind w:left="240"/>
       </w:pPr>
       <w:r>
         <w:rPr>
-          <w:rFonts w:ascii="Malgun Gothic" w:hAnsi="Malgun Gothic" w:cs="Malgun Gothic" w:eastAsia="맑은 고딕"/>
+          <w:rFonts w:ascii="맑은고딕" w:hAnsi="맑은고딕" w:eastAsia="맑은고딕" w:cs="맑은고딕"/>
           <w:b w:val="0"/>
           <w:sz w:val="22"/>
         </w:rPr>
-        <w:t>추가 지시 뒤의 산출물 후보는 기능 이름, 베이직 포함, 옵션, 비고를 나눈 표다. 75행을 한 장으로 줄일 수 있는지는 본문이 정하지 않는다.</w:t>
+        <w:t>· KTR(또는 시험기관) 현재 단계·희망 일정.</w:t>
       </w:r>
     </w:p>
     <w:p>
       <w:pPr>
-        <w:pStyle w:val="ListBullet"/>
-        <w:spacing w:after="60" w:line="276" w:lineRule="auto"/>
+        <w:spacing w:before="0" w:after="80" w:line="276" w:lineRule="auto"/>
+        <w:ind w:left="240"/>
       </w:pPr>
       <w:r>
         <w:rPr>
-          <w:rFonts w:ascii="Malgun Gothic" w:hAnsi="Malgun Gothic" w:cs="Malgun Gothic" w:eastAsia="맑은 고딕"/>
+          <w:rFonts w:ascii="맑은고딕" w:hAnsi="맑은고딕" w:eastAsia="맑은고딕" w:cs="맑은고딕"/>
           <w:b w:val="0"/>
           <w:sz w:val="22"/>
         </w:rPr>
-        <w:t>이 엑셀이 「처음에 보내준 리스트」 그 파일인지는 파일명만으로 닫히지 않는다. 재송부 첨부로 확보된 리스트다.</w:t>
+        <w:t>· CRM 프로젝트 유무(신규 생성은 DEC상 보류).</w:t>
       </w:r>
     </w:p>
     <w:p>
       <w:pPr>
-        <w:pStyle w:val="ListBullet"/>
-        <w:spacing w:after="60" w:line="276" w:lineRule="auto"/>
+        <w:spacing w:before="0" w:after="120" w:line="276" w:lineRule="auto"/>
       </w:pPr>
       <w:r>
         <w:rPr>
-          <w:rFonts w:ascii="Malgun Gothic" w:hAnsi="Malgun Gothic" w:cs="Malgun Gothic" w:eastAsia="맑은 고딕"/>
+          <w:rFonts w:ascii="맑은고딕" w:hAnsi="맑은고딕" w:eastAsia="맑은고딕" w:cs="맑은고딕"/>
           <w:b w:val="0"/>
           <w:sz w:val="22"/>
         </w:rPr>
-        <w:t>회신 후보의 수신은 한건우, CC는 oysun@syinet.com이다. 지금은 회신 보류다. 제목의 회사는 세연아이넷, 서명의 법인은 휴플러스아이엔씨라 등록 주체와 회신 상대가 같은지는 열려 있다.</w:t>
       </w:r>
     </w:p>
     <w:p>
       <w:pPr>
-        <w:pStyle w:val="ListBullet"/>
-        <w:spacing w:after="60" w:line="276" w:lineRule="auto"/>
+        <w:spacing w:before="0" w:after="160" w:line="276" w:lineRule="auto"/>
       </w:pPr>
       <w:r>
         <w:rPr>
-          <w:rFonts w:ascii="Malgun Gothic" w:hAnsi="Malgun Gothic" w:cs="Malgun Gothic" w:eastAsia="맑은 고딕"/>
-          <w:b w:val="0"/>
+          <w:rFonts w:ascii="맑은고딕" w:hAnsi="맑은고딕" w:eastAsia="맑은고딕" w:cs="맑은고딕"/>
+          <w:b/>
           <w:sz w:val="22"/>
         </w:rPr>
-        <w:t>(주)베를로는 어드바이저다. 구분안 실작성과 회신은 재민의 추가 지시 전에 하지 않는다.</w:t>
+        <w:t>5. 어드바이저 관점 전달 포인트</w:t>
       </w:r>
     </w:p>
     <w:p>
       <w:pPr>
-        <w:spacing w:after="120" w:before="240" w:line="276" w:lineRule="auto"/>
-        <w:pBdr>
-          <w:bottom w:val="single" w:sz="8" w:space="1" w:color="1F2A37"/>
-        </w:pBdr>
+        <w:spacing w:before="0" w:after="80" w:line="276" w:lineRule="auto"/>
+        <w:ind w:left="240"/>
       </w:pPr>
       <w:r>
         <w:rPr>
-          <w:rFonts w:ascii="Malgun Gothic" w:hAnsi="Malgun Gothic" w:cs="Malgun Gothic" w:eastAsia="맑은 고딕"/>
-          <w:b/>
-          <w:sz w:val="26"/>
+          <w:rFonts w:ascii="맑은고딕" w:hAnsi="맑은고딕" w:eastAsia="맑은고딕" w:cs="맑은고딕"/>
+          <w:b w:val="0"/>
+          <w:sz w:val="22"/>
         </w:rPr>
-        <w:t>5. UNKNOWN</w:t>
+        <w:t>· 근거 자료는 확보됨(기능 87항·대분류 4·가이드). 그러나 BLRO=어드바이저 → 전수 구분안 실작성·회신 보류(DEC).</w:t>
       </w:r>
     </w:p>
     <w:p>
       <w:pPr>
-        <w:pStyle w:val="ListBullet"/>
-        <w:spacing w:after="60" w:line="276" w:lineRule="auto"/>
+        <w:spacing w:before="0" w:after="80" w:line="276" w:lineRule="auto"/>
+        <w:ind w:left="240"/>
       </w:pPr>
       <w:r>
         <w:rPr>
-          <w:rFonts w:ascii="Malgun Gothic" w:hAnsi="Malgun Gothic" w:cs="Malgun Gothic" w:eastAsia="맑은 고딕"/>
+          <w:rFonts w:ascii="맑은고딕" w:hAnsi="맑은고딕" w:eastAsia="맑은고딕" w:cs="맑은고딕"/>
           <w:b w:val="0"/>
           <w:sz w:val="22"/>
         </w:rPr>
-        <w:t>인증·조달 등록의 제품이 시트에 적힌 Sangfor HCI인지, 버전은 무엇인지.</w:t>
+        <w:t>· 해제(재민 지시) 시에도 87행을 일방 채우기보다, 상대가 답한 구분 기준(조달 최소셋·시험 범위·매뉴얼 잔류·옵션 과금)으로 매트릭스를 채우는 편이 안전.</w:t>
       </w:r>
     </w:p>
     <w:p>
       <w:pPr>
-        <w:pStyle w:val="ListBullet"/>
-        <w:spacing w:after="60" w:line="276" w:lineRule="auto"/>
+        <w:spacing w:before="0" w:after="80" w:line="276" w:lineRule="auto"/>
+        <w:ind w:left="240"/>
       </w:pPr>
       <w:r>
         <w:rPr>
-          <w:rFonts w:ascii="Malgun Gothic" w:hAnsi="Malgun Gothic" w:cs="Malgun Gothic" w:eastAsia="맑은 고딕"/>
+          <w:rFonts w:ascii="맑은고딕" w:hAnsi="맑은고딕" w:eastAsia="맑은고딕" w:cs="맑은고딕"/>
           <w:b w:val="0"/>
           <w:sz w:val="22"/>
         </w:rPr>
-        <w:t>이 v5 파일이 「처음에 보낸 기능 리스트」와 같은 파일인지.</w:t>
+        <w:t>· 비용 맥락: 풀버전 시험비 2,500만+ VAT 별도(메일 FACT) → 베이직으로 조달 등록 진입이 목적인 건으로 해석.</w:t>
       </w:r>
     </w:p>
     <w:p>
       <w:pPr>
-        <w:pStyle w:val="ListBullet"/>
-        <w:spacing w:after="60" w:line="276" w:lineRule="auto"/>
+        <w:spacing w:before="0" w:after="80" w:line="276" w:lineRule="auto"/>
+        <w:ind w:left="240"/>
       </w:pPr>
       <w:r>
         <w:rPr>
-          <w:rFonts w:ascii="Malgun Gothic" w:hAnsi="Malgun Gothic" w:cs="Malgun Gothic" w:eastAsia="맑은 고딕"/>
+          <w:rFonts w:ascii="맑은고딕" w:hAnsi="맑은고딕" w:eastAsia="맑은고딕" w:cs="맑은고딕"/>
           <w:b w:val="0"/>
           <w:sz w:val="22"/>
         </w:rPr>
-        <w:t>사용자가이드 V3의 장 구성. 본문을 열지 않았다.</w:t>
+        <w:t>· 후속은 상대측(매뉴얼 수정·KTR 네고). BLRO는 구분 기준 자문·질문 정리에 한정.</w:t>
       </w:r>
     </w:p>
     <w:p>
       <w:pPr>
-        <w:pStyle w:val="ListBullet"/>
-        <w:spacing w:after="60" w:line="276" w:lineRule="auto"/>
+        <w:spacing w:before="0" w:after="80" w:line="276" w:lineRule="auto"/>
+        <w:ind w:left="240"/>
       </w:pPr>
       <w:r>
         <w:rPr>
-          <w:rFonts w:ascii="Malgun Gothic" w:hAnsi="Malgun Gothic" w:cs="Malgun Gothic" w:eastAsia="맑은 고딕"/>
+          <w:rFonts w:ascii="맑은고딕" w:hAnsi="맑은고딕" w:eastAsia="맑은고딕" w:cs="맑은고딕"/>
           <w:b w:val="0"/>
           <w:sz w:val="22"/>
         </w:rPr>
-        <w:t>시험기관이 KTR만인지. 현재 인증 단계와 일정.</w:t>
+        <w:t>· CRM: 세연 프로젝트 신규 생성하지 않음(DEC).</w:t>
       </w:r>
     </w:p>
     <w:p>
       <w:pPr>
-        <w:pStyle w:val="ListBullet"/>
-        <w:spacing w:after="60" w:line="276" w:lineRule="auto"/>
+        <w:spacing w:before="0" w:after="120" w:line="276" w:lineRule="auto"/>
       </w:pPr>
       <w:r>
         <w:rPr>
-          <w:rFonts w:ascii="Malgun Gothic" w:hAnsi="Malgun Gothic" w:cs="Malgun Gothic" w:eastAsia="맑은 고딕"/>
+          <w:rFonts w:ascii="맑은고딕" w:hAnsi="맑은고딕" w:eastAsia="맑은고딕" w:cs="맑은고딕"/>
           <w:b w:val="0"/>
           <w:sz w:val="22"/>
         </w:rPr>
-        <w:t>2,500만 원 이상이라는 문장이 고시인지, 견적인지, 추정치인지.</w:t>
       </w:r>
     </w:p>
     <w:p>
       <w:pPr>
-        <w:pStyle w:val="ListBullet"/>
-        <w:spacing w:after="60" w:line="276" w:lineRule="auto"/>
+        <w:spacing w:before="0" w:after="160" w:line="276" w:lineRule="auto"/>
       </w:pPr>
       <w:r>
         <w:rPr>
-          <w:rFonts w:ascii="Malgun Gothic" w:hAnsi="Malgun Gothic" w:cs="Malgun Gothic" w:eastAsia="맑은 고딕"/>
-          <w:b w:val="0"/>
+          <w:rFonts w:ascii="맑은고딕" w:hAnsi="맑은고딕" w:eastAsia="맑은고딕" w:cs="맑은고딕"/>
+          <w:b/>
           <w:sz w:val="22"/>
         </w:rPr>
-        <w:t>GS인증과 조달 등록의 주체.</w:t>
+        <w:t>6. 상대(한건우·(주)세연아이넷)에 넘길 질문</w:t>
       </w:r>
     </w:p>
     <w:p>
       <w:pPr>
-        <w:pStyle w:val="ListBullet"/>
-        <w:spacing w:after="60" w:line="276" w:lineRule="auto"/>
+        <w:spacing w:before="0" w:after="120" w:line="276" w:lineRule="auto"/>
       </w:pPr>
       <w:r>
         <w:rPr>
-          <w:rFonts w:ascii="Malgun Gothic" w:hAnsi="Malgun Gothic" w:cs="Malgun Gothic" w:eastAsia="맑은 고딕"/>
+          <w:rFonts w:ascii="맑은고딕" w:hAnsi="맑은고딕" w:eastAsia="맑은고딕" w:cs="맑은고딕"/>
           <w:b w:val="0"/>
           <w:sz w:val="22"/>
         </w:rPr>
-        <w:t>CRM 프로젝트 유무. 신규 생성은 결정으로 보류.</w:t>
+        <w:t>※ 회신 보류 상태입니다. 아래는 재민 승인 후 질의할 후보 목록입니다. (전수 구분안이 아닌 구분 기준 질문)</w:t>
       </w:r>
     </w:p>
     <w:p>
       <w:pPr>
-        <w:pStyle w:val="ListBullet"/>
-        <w:spacing w:after="60" w:line="276" w:lineRule="auto"/>
+        <w:spacing w:before="0" w:after="80" w:line="276" w:lineRule="auto"/>
+        <w:ind w:left="240"/>
       </w:pPr>
       <w:r>
         <w:rPr>
-          <w:rFonts w:ascii="Malgun Gothic" w:hAnsi="Malgun Gothic" w:cs="Malgun Gothic" w:eastAsia="맑은 고딕"/>
+          <w:rFonts w:ascii="맑은고딕" w:hAnsi="맑은고딕" w:eastAsia="맑은고딕" w:cs="맑은고딕"/>
           <w:b w:val="0"/>
           <w:sz w:val="22"/>
         </w:rPr>
-        <w:t>2026년 7월 세연아이넷 Excel. 이번 첨부 기능리스트와 같은 파일로 확인되지 않았다. 원본으로 쓰지 않는다.</w:t>
+        <w:t>· 조달 등록용 베이직의 「필수 최소셋」 기준은 무엇인지(조달 카탈로그·필수 요건 문서 유무).</w:t>
       </w:r>
     </w:p>
     <w:p>
       <w:pPr>
-        <w:spacing w:after="120" w:before="240" w:line="276" w:lineRule="auto"/>
-        <w:pBdr>
-          <w:bottom w:val="single" w:sz="8" w:space="1" w:color="1F2A37"/>
-        </w:pBdr>
+        <w:spacing w:before="0" w:after="80" w:line="276" w:lineRule="auto"/>
+        <w:ind w:left="240"/>
       </w:pPr>
       <w:r>
         <w:rPr>
-          <w:rFonts w:ascii="Malgun Gothic" w:hAnsi="Malgun Gothic" w:cs="Malgun Gothic" w:eastAsia="맑은 고딕"/>
-          <w:b/>
-          <w:sz w:val="26"/>
+          <w:rFonts w:ascii="맑은고딕" w:hAnsi="맑은고딕" w:eastAsia="맑은고딕" w:cs="맑은고딕"/>
+          <w:b w:val="0"/>
+          <w:sz w:val="22"/>
         </w:rPr>
-        <w:t>6. 어드바이저 관점 전달 포인트</w:t>
+        <w:t>· 시험기관(KTR 등)이 실제로 보는 시험 범위·항목은 어디까지인지. 현재 인증 단계·희망 일정.</w:t>
       </w:r>
     </w:p>
     <w:p>
       <w:pPr>
-        <w:pStyle w:val="ListBullet"/>
-        <w:spacing w:after="60" w:line="276" w:lineRule="auto"/>
+        <w:spacing w:before="0" w:after="80" w:line="276" w:lineRule="auto"/>
+        <w:ind w:left="240"/>
       </w:pPr>
       <w:r>
         <w:rPr>
-          <w:rFonts w:ascii="Malgun Gothic" w:hAnsi="Malgun Gothic" w:cs="Malgun Gothic" w:eastAsia="맑은 고딕"/>
+          <w:rFonts w:ascii="맑은고딕" w:hAnsi="맑은고딕" w:eastAsia="맑은고딕" w:cs="맑은고딕"/>
           <w:b w:val="0"/>
           <w:sz w:val="22"/>
         </w:rPr>
-        <w:t>지금 넘길 수 있는 것은 구조 요약과 자문 기준이다. 베이직/옵션 표는 추가 지시 전에 만들지 않는다.</w:t>
+        <w:t>· 사용자 가이드(V3)에 남길 기능 / 빼야 할 기능의 사전 선호가 있는지.</w:t>
       </w:r>
     </w:p>
     <w:p>
       <w:pPr>
-        <w:pStyle w:val="ListBullet"/>
-        <w:spacing w:after="60" w:line="276" w:lineRule="auto"/>
+        <w:spacing w:before="0" w:after="80" w:line="276" w:lineRule="auto"/>
+        <w:ind w:left="240"/>
       </w:pPr>
       <w:r>
         <w:rPr>
-          <w:rFonts w:ascii="Malgun Gothic" w:hAnsi="Malgun Gothic" w:cs="Malgun Gothic" w:eastAsia="맑은 고딕"/>
+          <w:rFonts w:ascii="맑은고딕" w:hAnsi="맑은고딕" w:eastAsia="맑은고딕" w:cs="맑은고딕"/>
           <w:b w:val="0"/>
           <w:sz w:val="22"/>
         </w:rPr>
-        <w:t>2,500만 원 이상(VAT 별도)은 상대가 말한 풀버전 시험비다. (주)베를로 금액으로 옮기거나 절감액을 계산하지 않는다.</w:t>
+        <w:t>· 제외 기능을 커스터마이징·선택 옵션으로 둘 때 과금·라이선스 모델은 어떻게 想定하는지.</w:t>
       </w:r>
     </w:p>
     <w:p>
       <w:pPr>
-        <w:pStyle w:val="ListBullet"/>
-        <w:spacing w:after="60" w:line="276" w:lineRule="auto"/>
+        <w:spacing w:before="0" w:after="80" w:line="276" w:lineRule="auto"/>
+        <w:ind w:left="240"/>
       </w:pPr>
       <w:r>
         <w:rPr>
-          <w:rFonts w:ascii="Malgun Gothic" w:hAnsi="Malgun Gothic" w:cs="Malgun Gothic" w:eastAsia="맑은 고딕"/>
+          <w:rFonts w:ascii="맑은고딕" w:hAnsi="맑은고딕" w:eastAsia="맑은고딕" w:cs="맑은고딕"/>
           <w:b w:val="0"/>
           <w:sz w:val="22"/>
         </w:rPr>
-        <w:t>매뉴얼 수정과 시험기관 협의는 한건우 측의 다음 단계다. 가이드 장 대조는 구분 기준이 확정된 뒤에 한다.</w:t>
+        <w:t>· 대상 제품명(정식명)과, GS인증 대상 SW와 첨부 Sangfor HCI 기능리스트의 관계.</w:t>
       </w:r>
     </w:p>
     <w:p>
       <w:pPr>
-        <w:pStyle w:val="ListBullet"/>
-        <w:spacing w:after="60" w:line="276" w:lineRule="auto"/>
+        <w:spacing w:before="0" w:after="80" w:line="276" w:lineRule="auto"/>
+        <w:ind w:left="240"/>
       </w:pPr>
       <w:r>
         <w:rPr>
-          <w:rFonts w:ascii="Malgun Gothic" w:hAnsi="Malgun Gothic" w:cs="Malgun Gothic" w:eastAsia="맑은 고딕"/>
+          <w:rFonts w:ascii="맑은고딕" w:hAnsi="맑은고딕" w:eastAsia="맑은고딕" w:cs="맑은고딕"/>
           <w:b w:val="0"/>
           <w:sz w:val="22"/>
         </w:rPr>
-        <w:t>CRM에 (주)세연아이넷 프로젝트를 지금 만들지 않는다.</w:t>
+        <w:t>· 「처음에 보내준 제품 기능 리스트」가 이번 SANFOR HCI 기능리스트_v5.xlsx인지 확인.</w:t>
       </w:r>
     </w:p>
     <w:p>
       <w:pPr>
-        <w:pStyle w:val="ListBullet"/>
-        <w:spacing w:after="60" w:line="276" w:lineRule="auto"/>
+        <w:spacing w:before="0" w:after="80" w:line="276" w:lineRule="auto"/>
+        <w:ind w:left="240"/>
       </w:pPr>
       <w:r>
         <w:rPr>
-          <w:rFonts w:ascii="Malgun Gothic" w:hAnsi="Malgun Gothic" w:cs="Malgun Gothic" w:eastAsia="맑은 고딕"/>
+          <w:rFonts w:ascii="맑은고딕" w:hAnsi="맑은고딕" w:eastAsia="맑은고딕" w:cs="맑은고딕"/>
           <w:b w:val="0"/>
           <w:sz w:val="22"/>
         </w:rPr>
-        <w:t>고객·상대에게 나가는 면에 채널 파트너 상호를 넣지 않는다. 이 메일 헤더에는 그 상호가 없다.</w:t>
+        <w:t>· 회신·구분안 전달 희망 기한.</w:t>
       </w:r>
     </w:p>
     <w:p>
       <w:pPr>
-        <w:spacing w:after="120" w:before="240" w:line="276" w:lineRule="auto"/>
-        <w:pBdr>
-          <w:bottom w:val="single" w:sz="8" w:space="1" w:color="1F2A37"/>
-        </w:pBdr>
+        <w:spacing w:before="0" w:after="120" w:line="276" w:lineRule="auto"/>
       </w:pPr>
       <w:r>
         <w:rPr>
-          <w:rFonts w:ascii="Malgun Gothic" w:hAnsi="Malgun Gothic" w:cs="Malgun Gothic" w:eastAsia="맑은 고딕"/>
-          <w:b/>
-          <w:sz w:val="26"/>
+          <w:rFonts w:ascii="맑은고딕" w:hAnsi="맑은고딕" w:eastAsia="맑은고딕" w:cs="맑은고딕"/>
+          <w:b w:val="0"/>
+          <w:sz w:val="22"/>
         </w:rPr>
-        <w:t>7. 상대에게 물을 질문</w:t>
       </w:r>
     </w:p>
     <w:p>
       <w:pPr>
-        <w:spacing w:after="80" w:before="0" w:line="276" w:lineRule="auto"/>
+        <w:spacing w:before="0" w:after="160" w:line="276" w:lineRule="auto"/>
       </w:pPr>
       <w:r>
         <w:rPr>
-          <w:rFonts w:ascii="Malgun Gothic" w:hAnsi="Malgun Gothic" w:cs="Malgun Gothic" w:eastAsia="맑은 고딕"/>
-          <w:b w:val="0"/>
+          <w:rFonts w:ascii="맑은고딕" w:hAnsi="맑은고딕" w:eastAsia="맑은고딕" w:cs="맑은고딕"/>
+          <w:b/>
           <w:sz w:val="22"/>
         </w:rPr>
-        <w:t>회신 보류 상태의 후보 목록이다. 재민 추가 지시 없이 한건우, (주)세연아이넷, (주)휴플러스아이엔씨에 보내지 않는다.</w:t>
+        <w:t>7. 재민 확인 전 발송금지</w:t>
       </w:r>
     </w:p>
     <w:p>
       <w:pPr>
-        <w:spacing w:after="60" w:line="276" w:lineRule="auto"/>
-        <w:ind w:left="425" w:hanging="255"/>
+        <w:spacing w:before="0" w:after="120" w:line="276" w:lineRule="auto"/>
       </w:pPr>
       <w:r>
         <w:rPr>
-          <w:rFonts w:ascii="Malgun Gothic" w:hAnsi="Malgun Gothic" w:cs="Malgun Gothic" w:eastAsia="맑은 고딕"/>
-          <w:b w:val="0"/>
+          <w:rFonts w:ascii="맑은고딕" w:hAnsi="맑은고딕" w:eastAsia="맑은고딕" w:cs="맑은고딕"/>
+          <w:b/>
           <w:sz w:val="22"/>
         </w:rPr>
-        <w:t>1. 인증 대상 제품이 첨부 시트의 Sangfor HCI가 맞는가. 버전은 무엇인가.</w:t>
+        <w:t>재민 최종 확인 전 — 외부 발송·회신·구분안 실작성·CRM 신규 금지</w:t>
       </w:r>
     </w:p>
     <w:p>
       <w:pPr>
-        <w:spacing w:after="60" w:line="276" w:lineRule="auto"/>
-        <w:ind w:left="425" w:hanging="255"/>
+        <w:spacing w:before="0" w:after="120" w:line="276" w:lineRule="auto"/>
       </w:pPr>
       <w:r>
         <w:rPr>
-          <w:rFonts w:ascii="Malgun Gothic" w:hAnsi="Malgun Gothic" w:cs="Malgun Gothic" w:eastAsia="맑은 고딕"/>
+          <w:rFonts w:ascii="맑은고딕" w:hAnsi="맑은고딕" w:eastAsia="맑은고딕" w:cs="맑은고딕"/>
           <w:b w:val="0"/>
           <w:sz w:val="22"/>
         </w:rPr>
-        <w:t>2. SANFOR HCI 기능리스트_v5.xlsx가 「처음에 보내준 제품 기능 리스트」가 맞는가.</w:t>
-      </w:r>
-    </w:p>
-    <w:p>
-      <w:pPr>
-        <w:spacing w:after="60" w:line="276" w:lineRule="auto"/>
-        <w:ind w:left="425" w:hanging="255"/>
-      </w:pPr>
-      <w:r>
-        <w:rPr>
-          <w:rFonts w:ascii="Malgun Gothic" w:hAnsi="Malgun Gothic" w:cs="Malgun Gothic" w:eastAsia="맑은 고딕"/>
-          <w:b w:val="0"/>
-          <w:sz w:val="22"/>
-        </w:rPr>
-        <w:t>3. 250829_Sangfor_HCI_사용자가이드_V3.docx를 매뉴얼 개편 원본으로 보면 되는가.</w:t>
-      </w:r>
-    </w:p>
-    <w:p>
-      <w:pPr>
-        <w:spacing w:after="60" w:line="276" w:lineRule="auto"/>
-        <w:ind w:left="425" w:hanging="255"/>
-      </w:pPr>
-      <w:r>
-        <w:rPr>
-          <w:rFonts w:ascii="Malgun Gothic" w:hAnsi="Malgun Gothic" w:cs="Malgun Gothic" w:eastAsia="맑은 고딕"/>
-          <w:b w:val="0"/>
-          <w:sz w:val="22"/>
-        </w:rPr>
-        <w:t>4. 시험기관과 현재 단계, 희망 일정. 기관을 KTR 하나로 단정하지 않는다.</w:t>
-      </w:r>
-    </w:p>
-    <w:p>
-      <w:pPr>
-        <w:spacing w:after="60" w:line="276" w:lineRule="auto"/>
-        <w:ind w:left="425" w:hanging="255"/>
-      </w:pPr>
-      <w:r>
-        <w:rPr>
-          <w:rFonts w:ascii="Malgun Gothic" w:hAnsi="Malgun Gothic" w:cs="Malgun Gothic" w:eastAsia="맑은 고딕"/>
-          <w:b w:val="0"/>
-          <w:sz w:val="22"/>
-        </w:rPr>
-        <w:t>5. 베이직에 반드시 남길 기능과 옵션으로 빼도 되는 기능에 대한 사전 선호가 있는지. 진행사항 N을 그 선호로 쓰지 않는다.</w:t>
-      </w:r>
-    </w:p>
-    <w:p>
-      <w:pPr>
-        <w:spacing w:after="60" w:line="276" w:lineRule="auto"/>
-        <w:ind w:left="425" w:hanging="255"/>
-      </w:pPr>
-      <w:r>
-        <w:rPr>
-          <w:rFonts w:ascii="Malgun Gothic" w:hAnsi="Malgun Gothic" w:cs="Malgun Gothic" w:eastAsia="맑은 고딕"/>
-          <w:b w:val="0"/>
-          <w:sz w:val="22"/>
-        </w:rPr>
-        <w:t>6. 구분안이 필요해지는 시점. 기한을 본문이 적지 않았으므로 여기서 날짜를 만들지 않는다.</w:t>
-      </w:r>
-    </w:p>
-    <w:p>
-      <w:pPr>
-        <w:spacing w:after="60" w:line="276" w:lineRule="auto"/>
-        <w:ind w:left="425" w:hanging="255"/>
-      </w:pPr>
-      <w:r>
-        <w:rPr>
-          <w:rFonts w:ascii="Malgun Gothic" w:hAnsi="Malgun Gothic" w:cs="Malgun Gothic" w:eastAsia="맑은 고딕"/>
-          <w:b w:val="0"/>
-          <w:sz w:val="22"/>
-        </w:rPr>
-        <w:t>7. 대외 호칭을 팀장으로 할지, 대표로 할지.</w:t>
-      </w:r>
-    </w:p>
-    <w:p>
-      <w:pPr>
-        <w:spacing w:after="120" w:before="240" w:line="276" w:lineRule="auto"/>
-        <w:pBdr>
-          <w:bottom w:val="single" w:sz="8" w:space="1" w:color="1F2A37"/>
-        </w:pBdr>
-      </w:pPr>
-      <w:r>
-        <w:rPr>
-          <w:rFonts w:ascii="Malgun Gothic" w:hAnsi="Malgun Gothic" w:cs="Malgun Gothic" w:eastAsia="맑은 고딕"/>
-          <w:b/>
-          <w:sz w:val="26"/>
-        </w:rPr>
-        <w:t>8. 재민 확인 전 발송 금지</w:t>
-      </w:r>
-    </w:p>
-    <w:p>
-      <w:pPr>
-        <w:spacing w:after="80" w:before="0" w:line="276" w:lineRule="auto"/>
-      </w:pPr>
-      <w:r>
-        <w:rPr>
-          <w:rFonts w:ascii="Malgun Gothic" w:hAnsi="Malgun Gothic" w:cs="Malgun Gothic" w:eastAsia="맑은 고딕"/>
-          <w:b/>
-          <w:sz w:val="22"/>
-        </w:rPr>
-        <w:t>외부 발송·회신·구분안 실작성·CRM 신규 금지.</w:t>
-      </w:r>
-    </w:p>
-    <w:p>
-      <w:pPr>
-        <w:spacing w:after="80" w:before="0" w:line="276" w:lineRule="auto"/>
-      </w:pPr>
-      <w:r>
-        <w:rPr>
-          <w:rFonts w:ascii="Malgun Gothic" w:hAnsi="Malgun Gothic" w:cs="Malgun Gothic" w:eastAsia="맑은 고딕"/>
-          <w:b w:val="0"/>
-          <w:sz w:val="22"/>
-        </w:rPr>
-        <w:t>이 파일은 내부 어드바이저 핸드오프다. 베이직과 옵션의 구분안, 한건우·(주)세연아이넷·(주)휴플러스아이엔씨로의 회신은 재민의 추가 지시 전까지 보류한다. 기능 행의 배정은 이 문서에 없다.</w:t>
+        <w:t>본 문서는 내부 어드바이저 핸드오프입니다. 베이직/옵션 구분안 실작성과 한건우·(주)세연아이넷 회신은 재민 추가지시 전까지 보류합니다. 제품명·GS 대상 SW 관계 UNKNOWN 상태에서 87행 전수 구분안을 확정 산출물로 만들지 않습니다.</w:t>
       </w:r>
     </w:p>
     <w:sectPr>
-      <w:footerReference w:type="default" r:id="rId9"/>
-      <w:pgSz w:w="11906" w:h="16838"/>
-      <w:pgMar w:top="964" w:right="1077" w:bottom="964" w:left="1077" w:header="720" w:footer="720" w:gutter="0"/>
+      <w:pgSz w:w="12240" w:h="15840"/>
+      <w:pgMar w:top="720" w:right="720" w:bottom="720" w:left="720" w:header="720" w:footer="720" w:gutter="0"/>
       <w:cols w:space="720"/>
       <w:docGrid w:linePitch="360"/>
     </w:sectPr>
   </w:body>
 </w:document>
-</file>
-
-<file path=word/footer1.xml><?xml version="1.0" encoding="utf-8"?>
-<w:ftr xmlns:m="http://schemas.openxmlformats.org/officeDocument/2006/math" xmlns:mc="http://schemas.openxmlformats.org/markup-compatibility/2006" xmlns:mo="http://schemas.microsoft.com/office/mac/office/2008/main" xmlns:mv="urn:schemas-microsoft-com:mac:vml" xmlns:o="urn:schemas-microsoft-com:office:office" xmlns:r="http://schemas.openxmlformats.org/officeDocument/2006/relationships" xmlns:v="urn:schemas-microsoft-com:vml" xmlns:w10="urn:schemas-microsoft-com:office:word" xmlns:w14="http://schemas.microsoft.com/office/word/2010/wordml" xmlns:w="http://schemas.openxmlformats.org/wordprocessingml/2006/main" xmlns:wne="http://schemas.microsoft.com/office/word/2006/wordml" xmlns:wp14="http://schemas.microsoft.com/office/word/2010/wordprocessingDrawing" xmlns:wp="http://schemas.openxmlformats.org/drawingml/2006/wordprocessingDrawing" xmlns:wpc="http://schemas.microsoft.com/office/word/2010/wordprocessingCanvas" xmlns:wpg="http://schemas.microsoft.com/office/word/2010/wordprocessingGroup" xmlns:wpi="http://schemas.microsoft.com/office/word/2010/wordprocessingInk" xmlns:wps="http://schemas.microsoft.com/office/word/2010/wordprocessingShape" mc:Ignorable="w14 wp14">
-  <w:p>
-    <w:pPr>
-      <w:pStyle w:val="Footer"/>
-    </w:pPr>
-    <w:r>
-      <w:rPr>
-        <w:rFonts w:ascii="Malgun Gothic" w:hAnsi="Malgun Gothic" w:cs="Malgun Gothic" w:eastAsia="맑은 고딕"/>
-        <w:b w:val="0"/>
-        <w:color w:val="555F6D"/>
-        <w:sz w:val="18"/>
-      </w:rPr>
-      <w:t>내부 전달 · 외부 발송 금지 · DEC-20260923-mail2-advisor · 고객면 파트너 상호 금지</w:t>
-    </w:r>
-  </w:p>
-</w:ftr>
 </file>
 
 <file path=word/numbering.xml><?xml version="1.0" encoding="utf-8"?>
@@ -1372,12 +1184,8 @@
     <w:name w:val="Normal"/>
     <w:qFormat/>
     <w:rsid w:val="00FC693F"/>
-    <w:pPr>
-      <w:spacing w:after="80" w:before="0" w:line="276" w:lineRule="auto"/>
-    </w:pPr>
-    <w:rPr>
-      <w:rFonts w:ascii="Malgun Gothic" w:hAnsi="Malgun Gothic" w:cs="Malgun Gothic" w:eastAsia="맑은 고딕"/>
-      <w:color w:val="1F2A37"/>
+    <w:rPr>
+      <w:rFonts w:ascii="맑은고딕" w:hAnsi="맑은고딕" w:eastAsia="맑은고딕" w:cs="맑은고딕"/>
       <w:sz w:val="22"/>
     </w:rPr>
   </w:style>
@@ -1395,6 +1203,10 @@
       </w:tabs>
       <w:spacing w:after="0" w:line="240" w:lineRule="auto"/>
     </w:pPr>
+    <w:rPr>
+      <w:rFonts w:ascii="맑은고딕" w:hAnsi="맑은고딕" w:eastAsia="맑은고딕" w:cs="맑은고딕"/>
+      <w:sz w:val="22"/>
+    </w:rPr>
   </w:style>
   <w:style w:type="character" w:customStyle="1" w:styleId="HeaderChar">
     <w:name w:val="Header Char"/>
@@ -1402,6 +1214,10 @@
     <w:link w:val="Header"/>
     <w:uiPriority w:val="99"/>
     <w:rsid w:val="00E618BF"/>
+    <w:rPr>
+      <w:rFonts w:ascii="맑은고딕" w:hAnsi="맑은고딕" w:eastAsia="맑은고딕" w:cs="맑은고딕"/>
+      <w:sz w:val="22"/>
+    </w:rPr>
   </w:style>
   <w:style w:type="paragraph" w:styleId="Footer">
     <w:name w:val="footer"/>
@@ -1417,6 +1233,10 @@
       </w:tabs>
       <w:spacing w:after="0" w:line="240" w:lineRule="auto"/>
     </w:pPr>
+    <w:rPr>
+      <w:rFonts w:ascii="맑은고딕" w:hAnsi="맑은고딕" w:eastAsia="맑은고딕" w:cs="맑은고딕"/>
+      <w:sz w:val="22"/>
+    </w:rPr>
   </w:style>
   <w:style w:type="character" w:customStyle="1" w:styleId="FooterChar">
     <w:name w:val="Footer Char"/>
@@ -1424,6 +1244,10 @@
     <w:link w:val="Footer"/>
     <w:uiPriority w:val="99"/>
     <w:rsid w:val="00E618BF"/>
+    <w:rPr>
+      <w:rFonts w:ascii="맑은고딕" w:hAnsi="맑은고딕" w:eastAsia="맑은고딕" w:cs="맑은고딕"/>
+      <w:sz w:val="22"/>
+    </w:rPr>
   </w:style>
   <w:style w:type="paragraph" w:styleId="Heading1">
     <w:name w:val="heading 1"/>
@@ -1440,11 +1264,11 @@
       <w:outlineLvl w:val="0"/>
     </w:pPr>
     <w:rPr>
-      <w:rFonts w:asciiTheme="majorHAnsi" w:eastAsiaTheme="majorEastAsia" w:hAnsiTheme="majorHAnsi" w:cstheme="majorBidi"/>
+      <w:rFonts w:asciiTheme="majorHAnsi" w:eastAsiaTheme="majorEastAsia" w:hAnsiTheme="majorHAnsi" w:cstheme="majorBidi" w:ascii="맑은고딕" w:hAnsi="맑은고딕" w:eastAsia="맑은고딕" w:cs="맑은고딕"/>
       <w:b/>
       <w:bCs/>
       <w:color w:val="365F91" w:themeColor="accent1" w:themeShade="BF"/>
-      <w:sz w:val="28"/>
+      <w:sz w:val="22"/>
       <w:szCs w:val="28"/>
     </w:rPr>
   </w:style>
@@ -1464,11 +1288,11 @@
       <w:outlineLvl w:val="1"/>
     </w:pPr>
     <w:rPr>
-      <w:rFonts w:asciiTheme="majorHAnsi" w:eastAsiaTheme="majorEastAsia" w:hAnsiTheme="majorHAnsi" w:cstheme="majorBidi"/>
+      <w:rFonts w:asciiTheme="majorHAnsi" w:eastAsiaTheme="majorEastAsia" w:hAnsiTheme="majorHAnsi" w:cstheme="majorBidi" w:ascii="맑은고딕" w:hAnsi="맑은고딕" w:eastAsia="맑은고딕" w:cs="맑은고딕"/>
       <w:b/>
       <w:bCs/>
       <w:color w:val="4F81BD" w:themeColor="accent1"/>
-      <w:sz w:val="26"/>
+      <w:sz w:val="22"/>
       <w:szCs w:val="26"/>
     </w:rPr>
   </w:style>
@@ -1488,10 +1312,11 @@
       <w:outlineLvl w:val="2"/>
     </w:pPr>
     <w:rPr>
-      <w:rFonts w:asciiTheme="majorHAnsi" w:eastAsiaTheme="majorEastAsia" w:hAnsiTheme="majorHAnsi" w:cstheme="majorBidi"/>
+      <w:rFonts w:asciiTheme="majorHAnsi" w:eastAsiaTheme="majorEastAsia" w:hAnsiTheme="majorHAnsi" w:cstheme="majorBidi" w:ascii="맑은고딕" w:hAnsi="맑은고딕" w:eastAsia="맑은고딕" w:cs="맑은고딕"/>
       <w:b/>
       <w:bCs/>
       <w:color w:val="4F81BD" w:themeColor="accent1"/>
+      <w:sz w:val="22"/>
     </w:rPr>
   </w:style>
   <w:style w:type="paragraph" w:styleId="Heading4">
@@ -1511,12 +1336,13 @@
       <w:outlineLvl w:val="3"/>
     </w:pPr>
     <w:rPr>
-      <w:rFonts w:asciiTheme="majorHAnsi" w:eastAsiaTheme="majorEastAsia" w:hAnsiTheme="majorHAnsi" w:cstheme="majorBidi"/>
+      <w:rFonts w:asciiTheme="majorHAnsi" w:eastAsiaTheme="majorEastAsia" w:hAnsiTheme="majorHAnsi" w:cstheme="majorBidi" w:ascii="맑은고딕" w:hAnsi="맑은고딕" w:eastAsia="맑은고딕" w:cs="맑은고딕"/>
       <w:b/>
       <w:bCs/>
       <w:i/>
       <w:iCs/>
       <w:color w:val="4F81BD" w:themeColor="accent1"/>
+      <w:sz w:val="22"/>
     </w:rPr>
   </w:style>
   <w:style w:type="paragraph" w:styleId="Heading5">
@@ -1536,8 +1362,9 @@
       <w:outlineLvl w:val="4"/>
     </w:pPr>
     <w:rPr>
-      <w:rFonts w:asciiTheme="majorHAnsi" w:eastAsiaTheme="majorEastAsia" w:hAnsiTheme="majorHAnsi" w:cstheme="majorBidi"/>
+      <w:rFonts w:asciiTheme="majorHAnsi" w:eastAsiaTheme="majorEastAsia" w:hAnsiTheme="majorHAnsi" w:cstheme="majorBidi" w:ascii="맑은고딕" w:hAnsi="맑은고딕" w:eastAsia="맑은고딕" w:cs="맑은고딕"/>
       <w:color w:val="243F60" w:themeColor="accent1" w:themeShade="7F"/>
+      <w:sz w:val="22"/>
     </w:rPr>
   </w:style>
   <w:style w:type="paragraph" w:styleId="Heading6">
@@ -1557,10 +1384,11 @@
       <w:outlineLvl w:val="5"/>
     </w:pPr>
     <w:rPr>
-      <w:rFonts w:asciiTheme="majorHAnsi" w:eastAsiaTheme="majorEastAsia" w:hAnsiTheme="majorHAnsi" w:cstheme="majorBidi"/>
+      <w:rFonts w:asciiTheme="majorHAnsi" w:eastAsiaTheme="majorEastAsia" w:hAnsiTheme="majorHAnsi" w:cstheme="majorBidi" w:ascii="맑은고딕" w:hAnsi="맑은고딕" w:eastAsia="맑은고딕" w:cs="맑은고딕"/>
       <w:i/>
       <w:iCs/>
       <w:color w:val="243F60" w:themeColor="accent1" w:themeShade="7F"/>
+      <w:sz w:val="22"/>
     </w:rPr>
   </w:style>
   <w:style w:type="paragraph" w:styleId="Heading7">
@@ -1580,10 +1408,11 @@
       <w:outlineLvl w:val="6"/>
     </w:pPr>
     <w:rPr>
-      <w:rFonts w:asciiTheme="majorHAnsi" w:eastAsiaTheme="majorEastAsia" w:hAnsiTheme="majorHAnsi" w:cstheme="majorBidi"/>
+      <w:rFonts w:asciiTheme="majorHAnsi" w:eastAsiaTheme="majorEastAsia" w:hAnsiTheme="majorHAnsi" w:cstheme="majorBidi" w:ascii="맑은고딕" w:hAnsi="맑은고딕" w:eastAsia="맑은고딕" w:cs="맑은고딕"/>
       <w:i/>
       <w:iCs/>
       <w:color w:val="404040" w:themeColor="text1" w:themeTint="BF"/>
+      <w:sz w:val="22"/>
     </w:rPr>
   </w:style>
   <w:style w:type="paragraph" w:styleId="Heading8">
@@ -1603,9 +1432,9 @@
       <w:outlineLvl w:val="7"/>
     </w:pPr>
     <w:rPr>
-      <w:rFonts w:asciiTheme="majorHAnsi" w:eastAsiaTheme="majorEastAsia" w:hAnsiTheme="majorHAnsi" w:cstheme="majorBidi"/>
+      <w:rFonts w:asciiTheme="majorHAnsi" w:eastAsiaTheme="majorEastAsia" w:hAnsiTheme="majorHAnsi" w:cstheme="majorBidi" w:ascii="맑은고딕" w:hAnsi="맑은고딕" w:eastAsia="맑은고딕" w:cs="맑은고딕"/>
       <w:color w:val="4F81BD" w:themeColor="accent1"/>
-      <w:sz w:val="20"/>
+      <w:sz w:val="22"/>
       <w:szCs w:val="20"/>
     </w:rPr>
   </w:style>
@@ -1626,11 +1455,11 @@
       <w:outlineLvl w:val="8"/>
     </w:pPr>
     <w:rPr>
-      <w:rFonts w:asciiTheme="majorHAnsi" w:eastAsiaTheme="majorEastAsia" w:hAnsiTheme="majorHAnsi" w:cstheme="majorBidi"/>
+      <w:rFonts w:asciiTheme="majorHAnsi" w:eastAsiaTheme="majorEastAsia" w:hAnsiTheme="majorHAnsi" w:cstheme="majorBidi" w:ascii="맑은고딕" w:hAnsi="맑은고딕" w:eastAsia="맑은고딕" w:cs="맑은고딕"/>
       <w:i/>
       <w:iCs/>
       <w:color w:val="404040" w:themeColor="text1" w:themeTint="BF"/>
-      <w:sz w:val="20"/>
+      <w:sz w:val="22"/>
       <w:szCs w:val="20"/>
     </w:rPr>
   </w:style>
@@ -1639,12 +1468,20 @@
     <w:uiPriority w:val="1"/>
     <w:semiHidden/>
     <w:unhideWhenUsed/>
+    <w:rPr>
+      <w:rFonts w:ascii="맑은고딕" w:hAnsi="맑은고딕" w:eastAsia="맑은고딕" w:cs="맑은고딕"/>
+      <w:sz w:val="22"/>
+    </w:rPr>
   </w:style>
   <w:style w:type="table" w:default="1" w:styleId="TableNormal">
     <w:name w:val="Normal Table"/>
     <w:uiPriority w:val="99"/>
     <w:semiHidden/>
     <w:unhideWhenUsed/>
+    <w:rPr>
+      <w:rFonts w:ascii="맑은고딕" w:hAnsi="맑은고딕" w:eastAsia="맑은고딕" w:cs="맑은고딕"/>
+      <w:sz w:val="22"/>
+    </w:rPr>
     <w:tblPr>
       <w:tblInd w:w="0" w:type="dxa"/>
       <w:tblCellMar>
@@ -1669,6 +1506,10 @@
     <w:pPr>
       <w:spacing w:after="0" w:line="240" w:lineRule="auto"/>
     </w:pPr>
+    <w:rPr>
+      <w:rFonts w:ascii="맑은고딕" w:hAnsi="맑은고딕" w:eastAsia="맑은고딕" w:cs="맑은고딕"/>
+      <w:sz w:val="22"/>
+    </w:rPr>
   </w:style>
   <w:style w:type="character" w:customStyle="1" w:styleId="Heading1Char">
     <w:name w:val="Heading 1 Char"/>
@@ -1677,11 +1518,11 @@
     <w:uiPriority w:val="9"/>
     <w:rsid w:val="00FC693F"/>
     <w:rPr>
-      <w:rFonts w:asciiTheme="majorHAnsi" w:eastAsiaTheme="majorEastAsia" w:hAnsiTheme="majorHAnsi" w:cstheme="majorBidi"/>
+      <w:rFonts w:asciiTheme="majorHAnsi" w:eastAsiaTheme="majorEastAsia" w:hAnsiTheme="majorHAnsi" w:cstheme="majorBidi" w:ascii="맑은고딕" w:hAnsi="맑은고딕" w:eastAsia="맑은고딕" w:cs="맑은고딕"/>
       <w:b/>
       <w:bCs/>
       <w:color w:val="365F91" w:themeColor="accent1" w:themeShade="BF"/>
-      <w:sz w:val="28"/>
+      <w:sz w:val="22"/>
       <w:szCs w:val="28"/>
     </w:rPr>
   </w:style>
@@ -1692,11 +1533,11 @@
     <w:uiPriority w:val="9"/>
     <w:rsid w:val="00FC693F"/>
     <w:rPr>
-      <w:rFonts w:asciiTheme="majorHAnsi" w:eastAsiaTheme="majorEastAsia" w:hAnsiTheme="majorHAnsi" w:cstheme="majorBidi"/>
+      <w:rFonts w:asciiTheme="majorHAnsi" w:eastAsiaTheme="majorEastAsia" w:hAnsiTheme="majorHAnsi" w:cstheme="majorBidi" w:ascii="맑은고딕" w:hAnsi="맑은고딕" w:eastAsia="맑은고딕" w:cs="맑은고딕"/>
       <w:b/>
       <w:bCs/>
       <w:color w:val="4F81BD" w:themeColor="accent1"/>
-      <w:sz w:val="26"/>
+      <w:sz w:val="22"/>
       <w:szCs w:val="26"/>
     </w:rPr>
   </w:style>
@@ -1707,10 +1548,11 @@
     <w:uiPriority w:val="9"/>
     <w:rsid w:val="00FC693F"/>
     <w:rPr>
-      <w:rFonts w:asciiTheme="majorHAnsi" w:eastAsiaTheme="majorEastAsia" w:hAnsiTheme="majorHAnsi" w:cstheme="majorBidi"/>
+      <w:rFonts w:asciiTheme="majorHAnsi" w:eastAsiaTheme="majorEastAsia" w:hAnsiTheme="majorHAnsi" w:cstheme="majorBidi" w:ascii="맑은고딕" w:hAnsi="맑은고딕" w:eastAsia="맑은고딕" w:cs="맑은고딕"/>
       <w:b/>
       <w:bCs/>
       <w:color w:val="4F81BD" w:themeColor="accent1"/>
+      <w:sz w:val="22"/>
     </w:rPr>
   </w:style>
   <w:style w:type="paragraph" w:styleId="Title">
@@ -1729,11 +1571,11 @@
       <w:contextualSpacing/>
     </w:pPr>
     <w:rPr>
-      <w:rFonts w:asciiTheme="majorHAnsi" w:eastAsiaTheme="majorEastAsia" w:hAnsiTheme="majorHAnsi" w:cstheme="majorBidi"/>
+      <w:rFonts w:asciiTheme="majorHAnsi" w:eastAsiaTheme="majorEastAsia" w:hAnsiTheme="majorHAnsi" w:cstheme="majorBidi" w:ascii="맑은고딕" w:hAnsi="맑은고딕" w:eastAsia="맑은고딕" w:cs="맑은고딕"/>
       <w:color w:val="17365D" w:themeColor="text2" w:themeShade="BF"/>
       <w:spacing w:val="5"/>
       <w:kern w:val="28"/>
-      <w:sz w:val="52"/>
+      <w:sz w:val="22"/>
       <w:szCs w:val="52"/>
     </w:rPr>
   </w:style>
@@ -1744,11 +1586,11 @@
     <w:uiPriority w:val="10"/>
     <w:rsid w:val="00FC693F"/>
     <w:rPr>
-      <w:rFonts w:asciiTheme="majorHAnsi" w:eastAsiaTheme="majorEastAsia" w:hAnsiTheme="majorHAnsi" w:cstheme="majorBidi"/>
+      <w:rFonts w:asciiTheme="majorHAnsi" w:eastAsiaTheme="majorEastAsia" w:hAnsiTheme="majorHAnsi" w:cstheme="majorBidi" w:ascii="맑은고딕" w:hAnsi="맑은고딕" w:eastAsia="맑은고딕" w:cs="맑은고딕"/>
       <w:color w:val="17365D" w:themeColor="text2" w:themeShade="BF"/>
       <w:spacing w:val="5"/>
       <w:kern w:val="28"/>
-      <w:sz w:val="52"/>
+      <w:sz w:val="22"/>
       <w:szCs w:val="52"/>
     </w:rPr>
   </w:style>
@@ -1766,12 +1608,12 @@
       </w:numPr>
     </w:pPr>
     <w:rPr>
-      <w:rFonts w:asciiTheme="majorHAnsi" w:eastAsiaTheme="majorEastAsia" w:hAnsiTheme="majorHAnsi" w:cstheme="majorBidi"/>
+      <w:rFonts w:asciiTheme="majorHAnsi" w:eastAsiaTheme="majorEastAsia" w:hAnsiTheme="majorHAnsi" w:cstheme="majorBidi" w:ascii="맑은고딕" w:hAnsi="맑은고딕" w:eastAsia="맑은고딕" w:cs="맑은고딕"/>
       <w:i/>
       <w:iCs/>
       <w:color w:val="4F81BD" w:themeColor="accent1"/>
       <w:spacing w:val="15"/>
-      <w:sz w:val="24"/>
+      <w:sz w:val="22"/>
       <w:szCs w:val="24"/>
     </w:rPr>
   </w:style>
@@ -1782,12 +1624,12 @@
     <w:uiPriority w:val="11"/>
     <w:rsid w:val="00FC693F"/>
     <w:rPr>
-      <w:rFonts w:asciiTheme="majorHAnsi" w:eastAsiaTheme="majorEastAsia" w:hAnsiTheme="majorHAnsi" w:cstheme="majorBidi"/>
+      <w:rFonts w:asciiTheme="majorHAnsi" w:eastAsiaTheme="majorEastAsia" w:hAnsiTheme="majorHAnsi" w:cstheme="majorBidi" w:ascii="맑은고딕" w:hAnsi="맑은고딕" w:eastAsia="맑은고딕" w:cs="맑은고딕"/>
       <w:i/>
       <w:iCs/>
       <w:color w:val="4F81BD" w:themeColor="accent1"/>
       <w:spacing w:val="15"/>
-      <w:sz w:val="24"/>
+      <w:sz w:val="22"/>
       <w:szCs w:val="24"/>
     </w:rPr>
   </w:style>
@@ -1801,6 +1643,10 @@
       <w:ind w:left="720"/>
       <w:contextualSpacing/>
     </w:pPr>
+    <w:rPr>
+      <w:rFonts w:ascii="맑은고딕" w:hAnsi="맑은고딕" w:eastAsia="맑은고딕" w:cs="맑은고딕"/>
+      <w:sz w:val="22"/>
+    </w:rPr>
   </w:style>
   <w:style w:type="paragraph" w:styleId="BodyText">
     <w:name w:val="Body Text"/>
@@ -1812,6 +1658,10 @@
     <w:pPr>
       <w:spacing w:after="120"/>
     </w:pPr>
+    <w:rPr>
+      <w:rFonts w:ascii="맑은고딕" w:hAnsi="맑은고딕" w:eastAsia="맑은고딕" w:cs="맑은고딕"/>
+      <w:sz w:val="22"/>
+    </w:rPr>
   </w:style>
   <w:style w:type="character" w:customStyle="1" w:styleId="BodyTextChar">
     <w:name w:val="Body Text Char"/>
@@ -1819,6 +1669,10 @@
     <w:link w:val="BodyText"/>
     <w:uiPriority w:val="99"/>
     <w:rsid w:val="00AA1D8D"/>
+    <w:rPr>
+      <w:rFonts w:ascii="맑은고딕" w:hAnsi="맑은고딕" w:eastAsia="맑은고딕" w:cs="맑은고딕"/>
+      <w:sz w:val="22"/>
+    </w:rPr>
   </w:style>
   <w:style w:type="paragraph" w:styleId="BodyText2">
     <w:name w:val="Body Text 2"/>
@@ -1830,6 +1684,10 @@
     <w:pPr>
       <w:spacing w:after="120" w:line="480" w:lineRule="auto"/>
     </w:pPr>
+    <w:rPr>
+      <w:rFonts w:ascii="맑은고딕" w:hAnsi="맑은고딕" w:eastAsia="맑은고딕" w:cs="맑은고딕"/>
+      <w:sz w:val="22"/>
+    </w:rPr>
   </w:style>
   <w:style w:type="character" w:customStyle="1" w:styleId="BodyText2Char">
     <w:name w:val="Body Text 2 Char"/>
@@ -1837,6 +1695,10 @@
     <w:link w:val="BodyText2"/>
     <w:uiPriority w:val="99"/>
     <w:rsid w:val="00AA1D8D"/>
+    <w:rPr>
+      <w:rFonts w:ascii="맑은고딕" w:hAnsi="맑은고딕" w:eastAsia="맑은고딕" w:cs="맑은고딕"/>
+      <w:sz w:val="22"/>
+    </w:rPr>
   </w:style>
   <w:style w:type="paragraph" w:styleId="BodyText3">
     <w:name w:val="Body Text 3"/>
@@ -1849,7 +1711,8 @@
       <w:spacing w:after="120"/>
     </w:pPr>
     <w:rPr>
-      <w:sz w:val="16"/>
+      <w:rFonts w:ascii="맑은고딕" w:hAnsi="맑은고딕" w:eastAsia="맑은고딕" w:cs="맑은고딕"/>
+      <w:sz w:val="22"/>
       <w:szCs w:val="16"/>
     </w:rPr>
   </w:style>
@@ -1860,7 +1723,8 @@
     <w:uiPriority w:val="99"/>
     <w:rsid w:val="00AA1D8D"/>
     <w:rPr>
-      <w:sz w:val="16"/>
+      <w:rFonts w:ascii="맑은고딕" w:hAnsi="맑은고딕" w:eastAsia="맑은고딕" w:cs="맑은고딕"/>
+      <w:sz w:val="22"/>
       <w:szCs w:val="16"/>
     </w:rPr>
   </w:style>
@@ -1874,6 +1738,10 @@
       <w:ind w:left="360" w:hanging="360"/>
       <w:contextualSpacing/>
     </w:pPr>
+    <w:rPr>
+      <w:rFonts w:ascii="맑은고딕" w:hAnsi="맑은고딕" w:eastAsia="맑은고딕" w:cs="맑은고딕"/>
+      <w:sz w:val="22"/>
+    </w:rPr>
   </w:style>
   <w:style w:type="paragraph" w:styleId="List2">
     <w:name w:val="List 2"/>
@@ -1885,6 +1753,10 @@
       <w:ind w:left="720" w:hanging="360"/>
       <w:contextualSpacing/>
     </w:pPr>
+    <w:rPr>
+      <w:rFonts w:ascii="맑은고딕" w:hAnsi="맑은고딕" w:eastAsia="맑은고딕" w:cs="맑은고딕"/>
+      <w:sz w:val="22"/>
+    </w:rPr>
   </w:style>
   <w:style w:type="paragraph" w:styleId="List3">
     <w:name w:val="List 3"/>
@@ -1896,6 +1768,10 @@
       <w:ind w:left="1080" w:hanging="360"/>
       <w:contextualSpacing/>
     </w:pPr>
+    <w:rPr>
+      <w:rFonts w:ascii="맑은고딕" w:hAnsi="맑은고딕" w:eastAsia="맑은고딕" w:cs="맑은고딕"/>
+      <w:sz w:val="22"/>
+    </w:rPr>
   </w:style>
   <w:style w:type="paragraph" w:styleId="ListBullet">
     <w:name w:val="List Bullet"/>
@@ -1907,12 +1783,10 @@
       <w:numPr>
         <w:numId w:val="1"/>
       </w:numPr>
-      <w:spacing w:after="80" w:before="0" w:line="276" w:lineRule="auto"/>
       <w:contextualSpacing/>
     </w:pPr>
     <w:rPr>
-      <w:rFonts w:ascii="Malgun Gothic" w:hAnsi="Malgun Gothic" w:cs="Malgun Gothic" w:eastAsia="맑은 고딕"/>
-      <w:color w:val="1F2A37"/>
+      <w:rFonts w:ascii="맑은고딕" w:hAnsi="맑은고딕" w:eastAsia="맑은고딕" w:cs="맑은고딕"/>
       <w:sz w:val="22"/>
     </w:rPr>
   </w:style>
@@ -1928,6 +1802,10 @@
       </w:numPr>
       <w:contextualSpacing/>
     </w:pPr>
+    <w:rPr>
+      <w:rFonts w:ascii="맑은고딕" w:hAnsi="맑은고딕" w:eastAsia="맑은고딕" w:cs="맑은고딕"/>
+      <w:sz w:val="22"/>
+    </w:rPr>
   </w:style>
   <w:style w:type="paragraph" w:styleId="ListBullet3">
     <w:name w:val="List Bullet 3"/>
@@ -1941,6 +1819,10 @@
       </w:numPr>
       <w:contextualSpacing/>
     </w:pPr>
+    <w:rPr>
+      <w:rFonts w:ascii="맑은고딕" w:hAnsi="맑은고딕" w:eastAsia="맑은고딕" w:cs="맑은고딕"/>
+      <w:sz w:val="22"/>
+    </w:rPr>
   </w:style>
   <w:style w:type="paragraph" w:styleId="ListNumber">
     <w:name w:val="List Number"/>
@@ -1952,12 +1834,10 @@
       <w:numPr>
         <w:numId w:val="5"/>
       </w:numPr>
-      <w:spacing w:after="80" w:before="0" w:line="276" w:lineRule="auto"/>
       <w:contextualSpacing/>
     </w:pPr>
     <w:rPr>
-      <w:rFonts w:ascii="Malgun Gothic" w:hAnsi="Malgun Gothic" w:cs="Malgun Gothic" w:eastAsia="맑은 고딕"/>
-      <w:color w:val="1F2A37"/>
+      <w:rFonts w:ascii="맑은고딕" w:hAnsi="맑은고딕" w:eastAsia="맑은고딕" w:cs="맑은고딕"/>
       <w:sz w:val="22"/>
     </w:rPr>
   </w:style>
@@ -1973,6 +1853,10 @@
       </w:numPr>
       <w:contextualSpacing/>
     </w:pPr>
+    <w:rPr>
+      <w:rFonts w:ascii="맑은고딕" w:hAnsi="맑은고딕" w:eastAsia="맑은고딕" w:cs="맑은고딕"/>
+      <w:sz w:val="22"/>
+    </w:rPr>
   </w:style>
   <w:style w:type="paragraph" w:styleId="ListNumber3">
     <w:name w:val="List Number 3"/>
@@ -1986,6 +1870,10 @@
       </w:numPr>
       <w:contextualSpacing/>
     </w:pPr>
+    <w:rPr>
+      <w:rFonts w:ascii="맑은고딕" w:hAnsi="맑은고딕" w:eastAsia="맑은고딕" w:cs="맑은고딕"/>
+      <w:sz w:val="22"/>
+    </w:rPr>
   </w:style>
   <w:style w:type="paragraph" w:styleId="ListContinue">
     <w:name w:val="List Continue"/>
@@ -1998,6 +1886,10 @@
       <w:ind w:left="360"/>
       <w:contextualSpacing/>
     </w:pPr>
+    <w:rPr>
+      <w:rFonts w:ascii="맑은고딕" w:hAnsi="맑은고딕" w:eastAsia="맑은고딕" w:cs="맑은고딕"/>
+      <w:sz w:val="22"/>
+    </w:rPr>
   </w:style>
   <w:style w:type="paragraph" w:styleId="ListContinue2">
     <w:name w:val="List Continue 2"/>
@@ -2010,6 +1902,10 @@
       <w:ind w:left="720"/>
       <w:contextualSpacing/>
     </w:pPr>
+    <w:rPr>
+      <w:rFonts w:ascii="맑은고딕" w:hAnsi="맑은고딕" w:eastAsia="맑은고딕" w:cs="맑은고딕"/>
+      <w:sz w:val="22"/>
+    </w:rPr>
   </w:style>
   <w:style w:type="paragraph" w:styleId="ListContinue3">
     <w:name w:val="List Continue 3"/>
@@ -2022,6 +1918,10 @@
       <w:ind w:left="1080"/>
       <w:contextualSpacing/>
     </w:pPr>
+    <w:rPr>
+      <w:rFonts w:ascii="맑은고딕" w:hAnsi="맑은고딕" w:eastAsia="맑은고딕" w:cs="맑은고딕"/>
+      <w:sz w:val="22"/>
+    </w:rPr>
   </w:style>
   <w:style w:type="paragraph" w:styleId="MacroText">
     <w:name w:val="macro"/>
@@ -2041,8 +1941,8 @@
       </w:tabs>
     </w:pPr>
     <w:rPr>
-      <w:rFonts w:ascii="Courier" w:hAnsi="Courier"/>
-      <w:sz w:val="20"/>
+      <w:rFonts w:ascii="맑은고딕" w:hAnsi="맑은고딕" w:eastAsia="맑은고딕" w:cs="맑은고딕"/>
+      <w:sz w:val="22"/>
       <w:szCs w:val="20"/>
     </w:rPr>
   </w:style>
@@ -2053,8 +1953,8 @@
     <w:uiPriority w:val="99"/>
     <w:rsid w:val="0029639D"/>
     <w:rPr>
-      <w:rFonts w:ascii="Courier" w:hAnsi="Courier"/>
-      <w:sz w:val="20"/>
+      <w:rFonts w:ascii="맑은고딕" w:hAnsi="맑은고딕" w:eastAsia="맑은고딕" w:cs="맑은고딕"/>
+      <w:sz w:val="22"/>
       <w:szCs w:val="20"/>
     </w:rPr>
   </w:style>
@@ -2067,9 +1967,11 @@
     <w:qFormat/>
     <w:rsid w:val="00FC693F"/>
     <w:rPr>
+      <w:rFonts w:ascii="맑은고딕" w:hAnsi="맑은고딕" w:eastAsia="맑은고딕" w:cs="맑은고딕"/>
       <w:i/>
       <w:iCs/>
       <w:color w:val="000000" w:themeColor="text1"/>
+      <w:sz w:val="22"/>
     </w:rPr>
   </w:style>
   <w:style w:type="character" w:customStyle="1" w:styleId="QuoteChar">
@@ -2079,9 +1981,11 @@
     <w:uiPriority w:val="29"/>
     <w:rsid w:val="00FC693F"/>
     <w:rPr>
+      <w:rFonts w:ascii="맑은고딕" w:hAnsi="맑은고딕" w:eastAsia="맑은고딕" w:cs="맑은고딕"/>
       <w:i/>
       <w:iCs/>
       <w:color w:val="000000" w:themeColor="text1"/>
+      <w:sz w:val="22"/>
     </w:rPr>
   </w:style>
   <w:style w:type="character" w:customStyle="1" w:styleId="Heading4Char">
@@ -2092,12 +1996,13 @@
     <w:semiHidden/>
     <w:rsid w:val="00FC693F"/>
     <w:rPr>
-      <w:rFonts w:asciiTheme="majorHAnsi" w:eastAsiaTheme="majorEastAsia" w:hAnsiTheme="majorHAnsi" w:cstheme="majorBidi"/>
+      <w:rFonts w:asciiTheme="majorHAnsi" w:eastAsiaTheme="majorEastAsia" w:hAnsiTheme="majorHAnsi" w:cstheme="majorBidi" w:ascii="맑은고딕" w:hAnsi="맑은고딕" w:eastAsia="맑은고딕" w:cs="맑은고딕"/>
       <w:b/>
       <w:bCs/>
       <w:i/>
       <w:iCs/>
       <w:color w:val="4F81BD" w:themeColor="accent1"/>
+      <w:sz w:val="22"/>
     </w:rPr>
   </w:style>
   <w:style w:type="character" w:customStyle="1" w:styleId="Heading5Char">
@@ -2108,8 +2013,9 @@
     <w:semiHidden/>
     <w:rsid w:val="00FC693F"/>
     <w:rPr>
-      <w:rFonts w:asciiTheme="majorHAnsi" w:eastAsiaTheme="majorEastAsia" w:hAnsiTheme="majorHAnsi" w:cstheme="majorBidi"/>
+      <w:rFonts w:asciiTheme="majorHAnsi" w:eastAsiaTheme="majorEastAsia" w:hAnsiTheme="majorHAnsi" w:cstheme="majorBidi" w:ascii="맑은고딕" w:hAnsi="맑은고딕" w:eastAsia="맑은고딕" w:cs="맑은고딕"/>
       <w:color w:val="243F60" w:themeColor="accent1" w:themeShade="7F"/>
+      <w:sz w:val="22"/>
     </w:rPr>
   </w:style>
   <w:style w:type="character" w:customStyle="1" w:styleId="Heading6Char">
@@ -2120,10 +2026,11 @@
     <w:semiHidden/>
     <w:rsid w:val="00FC693F"/>
     <w:rPr>
-      <w:rFonts w:asciiTheme="majorHAnsi" w:eastAsiaTheme="majorEastAsia" w:hAnsiTheme="majorHAnsi" w:cstheme="majorBidi"/>
+      <w:rFonts w:asciiTheme="majorHAnsi" w:eastAsiaTheme="majorEastAsia" w:hAnsiTheme="majorHAnsi" w:cstheme="majorBidi" w:ascii="맑은고딕" w:hAnsi="맑은고딕" w:eastAsia="맑은고딕" w:cs="맑은고딕"/>
       <w:i/>
       <w:iCs/>
       <w:color w:val="243F60" w:themeColor="accent1" w:themeShade="7F"/>
+      <w:sz w:val="22"/>
     </w:rPr>
   </w:style>
   <w:style w:type="character" w:customStyle="1" w:styleId="Heading7Char">
@@ -2134,10 +2041,11 @@
     <w:semiHidden/>
     <w:rsid w:val="00FC693F"/>
     <w:rPr>
-      <w:rFonts w:asciiTheme="majorHAnsi" w:eastAsiaTheme="majorEastAsia" w:hAnsiTheme="majorHAnsi" w:cstheme="majorBidi"/>
+      <w:rFonts w:asciiTheme="majorHAnsi" w:eastAsiaTheme="majorEastAsia" w:hAnsiTheme="majorHAnsi" w:cstheme="majorBidi" w:ascii="맑은고딕" w:hAnsi="맑은고딕" w:eastAsia="맑은고딕" w:cs="맑은고딕"/>
       <w:i/>
       <w:iCs/>
       <w:color w:val="404040" w:themeColor="text1" w:themeTint="BF"/>
+      <w:sz w:val="22"/>
     </w:rPr>
   </w:style>
   <w:style w:type="character" w:customStyle="1" w:styleId="Heading8Char">
@@ -2148,9 +2056,9 @@
     <w:semiHidden/>
     <w:rsid w:val="00FC693F"/>
     <w:rPr>
-      <w:rFonts w:asciiTheme="majorHAnsi" w:eastAsiaTheme="majorEastAsia" w:hAnsiTheme="majorHAnsi" w:cstheme="majorBidi"/>
+      <w:rFonts w:asciiTheme="majorHAnsi" w:eastAsiaTheme="majorEastAsia" w:hAnsiTheme="majorHAnsi" w:cstheme="majorBidi" w:ascii="맑은고딕" w:hAnsi="맑은고딕" w:eastAsia="맑은고딕" w:cs="맑은고딕"/>
       <w:color w:val="4F81BD" w:themeColor="accent1"/>
-      <w:sz w:val="20"/>
+      <w:sz w:val="22"/>
       <w:szCs w:val="20"/>
     </w:rPr>
   </w:style>
@@ -2162,11 +2070,11 @@
     <w:semiHidden/>
     <w:rsid w:val="00FC693F"/>
     <w:rPr>
-      <w:rFonts w:asciiTheme="majorHAnsi" w:eastAsiaTheme="majorEastAsia" w:hAnsiTheme="majorHAnsi" w:cstheme="majorBidi"/>
+      <w:rFonts w:asciiTheme="majorHAnsi" w:eastAsiaTheme="majorEastAsia" w:hAnsiTheme="majorHAnsi" w:cstheme="majorBidi" w:ascii="맑은고딕" w:hAnsi="맑은고딕" w:eastAsia="맑은고딕" w:cs="맑은고딕"/>
       <w:i/>
       <w:iCs/>
       <w:color w:val="404040" w:themeColor="text1" w:themeTint="BF"/>
-      <w:sz w:val="20"/>
+      <w:sz w:val="22"/>
       <w:szCs w:val="20"/>
     </w:rPr>
   </w:style>
@@ -2183,10 +2091,11 @@
       <w:spacing w:line="240" w:lineRule="auto"/>
     </w:pPr>
     <w:rPr>
+      <w:rFonts w:ascii="맑은고딕" w:hAnsi="맑은고딕" w:eastAsia="맑은고딕" w:cs="맑은고딕"/>
       <w:b/>
       <w:bCs/>
       <w:color w:val="4F81BD" w:themeColor="accent1"/>
-      <w:sz w:val="18"/>
+      <w:sz w:val="22"/>
       <w:szCs w:val="18"/>
     </w:rPr>
   </w:style>
@@ -2197,8 +2106,10 @@
     <w:qFormat/>
     <w:rsid w:val="00FC693F"/>
     <w:rPr>
+      <w:rFonts w:ascii="맑은고딕" w:hAnsi="맑은고딕" w:eastAsia="맑은고딕" w:cs="맑은고딕"/>
       <w:b/>
       <w:bCs/>
+      <w:sz w:val="22"/>
     </w:rPr>
   </w:style>
   <w:style w:type="character" w:styleId="Emphasis">
@@ -2208,8 +2119,10 @@
     <w:qFormat/>
     <w:rsid w:val="00FC693F"/>
     <w:rPr>
+      <w:rFonts w:ascii="맑은고딕" w:hAnsi="맑은고딕" w:eastAsia="맑은고딕" w:cs="맑은고딕"/>
       <w:i/>
       <w:iCs/>
+      <w:sz w:val="22"/>
     </w:rPr>
   </w:style>
   <w:style w:type="paragraph" w:styleId="IntenseQuote">
@@ -2228,11 +2141,13 @@
       <w:ind w:left="936" w:right="936"/>
     </w:pPr>
     <w:rPr>
+      <w:rFonts w:ascii="맑은고딕" w:hAnsi="맑은고딕" w:eastAsia="맑은고딕" w:cs="맑은고딕"/>
       <w:b/>
       <w:bCs/>
       <w:i/>
       <w:iCs/>
       <w:color w:val="4F81BD" w:themeColor="accent1"/>
+      <w:sz w:val="22"/>
     </w:rPr>
   </w:style>
   <w:style w:type="character" w:customStyle="1" w:styleId="IntenseQuoteChar">
@@ -2242,11 +2157,13 @@
     <w:uiPriority w:val="30"/>
     <w:rsid w:val="00FC693F"/>
     <w:rPr>
+      <w:rFonts w:ascii="맑은고딕" w:hAnsi="맑은고딕" w:eastAsia="맑은고딕" w:cs="맑은고딕"/>
       <w:b/>
       <w:bCs/>
       <w:i/>
       <w:iCs/>
       <w:color w:val="4F81BD" w:themeColor="accent1"/>
+      <w:sz w:val="22"/>
     </w:rPr>
   </w:style>
   <w:style w:type="character" w:styleId="SubtleEmphasis">
@@ -2256,9 +2173,11 @@
     <w:qFormat/>
     <w:rsid w:val="00FC693F"/>
     <w:rPr>
+      <w:rFonts w:ascii="맑은고딕" w:hAnsi="맑은고딕" w:eastAsia="맑은고딕" w:cs="맑은고딕"/>
       <w:i/>
       <w:iCs/>
       <w:color w:val="808080" w:themeColor="text1" w:themeTint="7F"/>
+      <w:sz w:val="22"/>
     </w:rPr>
   </w:style>
   <w:style w:type="character" w:styleId="IntenseEmphasis">
@@ -2268,11 +2187,13 @@
     <w:qFormat/>
     <w:rsid w:val="00FC693F"/>
     <w:rPr>
+      <w:rFonts w:ascii="맑은고딕" w:hAnsi="맑은고딕" w:eastAsia="맑은고딕" w:cs="맑은고딕"/>
       <w:b/>
       <w:bCs/>
       <w:i/>
       <w:iCs/>
       <w:color w:val="4F81BD" w:themeColor="accent1"/>
+      <w:sz w:val="22"/>
     </w:rPr>
   </w:style>
   <w:style w:type="character" w:styleId="SubtleReference">
@@ -2282,8 +2203,10 @@
     <w:qFormat/>
     <w:rsid w:val="00FC693F"/>
     <w:rPr>
+      <w:rFonts w:ascii="맑은고딕" w:hAnsi="맑은고딕" w:eastAsia="맑은고딕" w:cs="맑은고딕"/>
       <w:smallCaps/>
       <w:color w:val="C0504D" w:themeColor="accent2"/>
+      <w:sz w:val="22"/>
       <w:u w:val="single"/>
     </w:rPr>
   </w:style>
@@ -2294,11 +2217,13 @@
     <w:qFormat/>
     <w:rsid w:val="00FC693F"/>
     <w:rPr>
+      <w:rFonts w:ascii="맑은고딕" w:hAnsi="맑은고딕" w:eastAsia="맑은고딕" w:cs="맑은고딕"/>
       <w:b/>
       <w:bCs/>
       <w:smallCaps/>
       <w:color w:val="C0504D" w:themeColor="accent2"/>
       <w:spacing w:val="5"/>
+      <w:sz w:val="22"/>
       <w:u w:val="single"/>
     </w:rPr>
   </w:style>
@@ -2309,10 +2234,12 @@
     <w:qFormat/>
     <w:rsid w:val="00FC693F"/>
     <w:rPr>
+      <w:rFonts w:ascii="맑은고딕" w:hAnsi="맑은고딕" w:eastAsia="맑은고딕" w:cs="맑은고딕"/>
       <w:b/>
       <w:bCs/>
       <w:smallCaps/>
       <w:spacing w:val="5"/>
+      <w:sz w:val="22"/>
     </w:rPr>
   </w:style>
   <w:style w:type="paragraph" w:styleId="TOCHeading">
@@ -2327,6 +2254,10 @@
     <w:pPr>
       <w:outlineLvl w:val="9"/>
     </w:pPr>
+    <w:rPr>
+      <w:rFonts w:ascii="맑은고딕" w:hAnsi="맑은고딕" w:eastAsia="맑은고딕" w:cs="맑은고딕"/>
+      <w:sz w:val="22"/>
+    </w:rPr>
   </w:style>
   <w:style w:type="table" w:styleId="TableGrid">
     <w:name w:val="Table Grid"/>
@@ -2336,6 +2267,10 @@
     <w:pPr>
       <w:spacing w:after="0" w:line="240" w:lineRule="auto"/>
     </w:pPr>
+    <w:rPr>
+      <w:rFonts w:ascii="맑은고딕" w:hAnsi="맑은고딕" w:eastAsia="맑은고딕" w:cs="맑은고딕"/>
+      <w:sz w:val="22"/>
+    </w:rPr>
     <w:tblPr>
       <w:tblInd w:w="0" w:type="dxa"/>
       <w:tblBorders>
@@ -2363,7 +2298,9 @@
       <w:spacing w:after="0" w:line="240" w:lineRule="auto"/>
     </w:pPr>
     <w:rPr>
+      <w:rFonts w:ascii="맑은고딕" w:hAnsi="맑은고딕" w:eastAsia="맑은고딕" w:cs="맑은고딕"/>
       <w:color w:val="000000" w:themeColor="text1" w:themeShade="BF"/>
+      <w:sz w:val="22"/>
     </w:rPr>
     <w:tblPr>
       <w:tblStyleRowBandSize w:val="1"/>
@@ -2466,7 +2403,9 @@
       <w:spacing w:after="0" w:line="240" w:lineRule="auto"/>
     </w:pPr>
     <w:rPr>
+      <w:rFonts w:ascii="맑은고딕" w:hAnsi="맑은고딕" w:eastAsia="맑은고딕" w:cs="맑은고딕"/>
       <w:color w:val="365F91" w:themeColor="accent1" w:themeShade="BF"/>
+      <w:sz w:val="22"/>
     </w:rPr>
     <w:tblPr>
       <w:tblStyleRowBandSize w:val="1"/>
@@ -2569,7 +2508,9 @@
       <w:spacing w:after="0" w:line="240" w:lineRule="auto"/>
     </w:pPr>
     <w:rPr>
+      <w:rFonts w:ascii="맑은고딕" w:hAnsi="맑은고딕" w:eastAsia="맑은고딕" w:cs="맑은고딕"/>
       <w:color w:val="943634" w:themeColor="accent2" w:themeShade="BF"/>
+      <w:sz w:val="22"/>
     </w:rPr>
     <w:tblPr>
       <w:tblStyleRowBandSize w:val="1"/>
@@ -2672,7 +2613,9 @@
       <w:spacing w:after="0" w:line="240" w:lineRule="auto"/>
     </w:pPr>
     <w:rPr>
+      <w:rFonts w:ascii="맑은고딕" w:hAnsi="맑은고딕" w:eastAsia="맑은고딕" w:cs="맑은고딕"/>
       <w:color w:val="76923C" w:themeColor="accent3" w:themeShade="BF"/>
+      <w:sz w:val="22"/>
     </w:rPr>
     <w:tblPr>
       <w:tblStyleRowBandSize w:val="1"/>
@@ -2775,7 +2718,9 @@
       <w:spacing w:after="0" w:line="240" w:lineRule="auto"/>
     </w:pPr>
     <w:rPr>
+      <w:rFonts w:ascii="맑은고딕" w:hAnsi="맑은고딕" w:eastAsia="맑은고딕" w:cs="맑은고딕"/>
       <w:color w:val="5F497A" w:themeColor="accent4" w:themeShade="BF"/>
+      <w:sz w:val="22"/>
     </w:rPr>
     <w:tblPr>
       <w:tblStyleRowBandSize w:val="1"/>
@@ -2878,7 +2823,9 @@
       <w:spacing w:after="0" w:line="240" w:lineRule="auto"/>
     </w:pPr>
     <w:rPr>
+      <w:rFonts w:ascii="맑은고딕" w:hAnsi="맑은고딕" w:eastAsia="맑은고딕" w:cs="맑은고딕"/>
       <w:color w:val="31849B" w:themeColor="accent5" w:themeShade="BF"/>
+      <w:sz w:val="22"/>
     </w:rPr>
     <w:tblPr>
       <w:tblStyleRowBandSize w:val="1"/>
@@ -2981,7 +2928,9 @@
       <w:spacing w:after="0" w:line="240" w:lineRule="auto"/>
     </w:pPr>
     <w:rPr>
+      <w:rFonts w:ascii="맑은고딕" w:hAnsi="맑은고딕" w:eastAsia="맑은고딕" w:cs="맑은고딕"/>
       <w:color w:val="E36C0A" w:themeColor="accent6" w:themeShade="BF"/>
+      <w:sz w:val="22"/>
     </w:rPr>
     <w:tblPr>
       <w:tblStyleRowBandSize w:val="1"/>
@@ -3083,6 +3032,10 @@
     <w:pPr>
       <w:spacing w:after="0" w:line="240" w:lineRule="auto"/>
     </w:pPr>
+    <w:rPr>
+      <w:rFonts w:ascii="맑은고딕" w:hAnsi="맑은고딕" w:eastAsia="맑은고딕" w:cs="맑은고딕"/>
+      <w:sz w:val="22"/>
+    </w:rPr>
     <w:tblPr>
       <w:tblStyleRowBandSize w:val="1"/>
       <w:tblStyleColBandSize w:val="1"/>
@@ -3175,6 +3128,10 @@
     <w:pPr>
       <w:spacing w:after="0" w:line="240" w:lineRule="auto"/>
     </w:pPr>
+    <w:rPr>
+      <w:rFonts w:ascii="맑은고딕" w:hAnsi="맑은고딕" w:eastAsia="맑은고딕" w:cs="맑은고딕"/>
+      <w:sz w:val="22"/>
+    </w:rPr>
     <w:tblPr>
       <w:tblStyleRowBandSize w:val="1"/>
       <w:tblStyleColBandSize w:val="1"/>
@@ -3267,6 +3224,10 @@
     <w:pPr>
       <w:spacing w:after="0" w:line="240" w:lineRule="auto"/>
     </w:pPr>
+    <w:rPr>
+      <w:rFonts w:ascii="맑은고딕" w:hAnsi="맑은고딕" w:eastAsia="맑은고딕" w:cs="맑은고딕"/>
+      <w:sz w:val="22"/>
+    </w:rPr>
     <w:tblPr>
       <w:tblStyleRowBandSize w:val="1"/>
       <w:tblStyleColBandSize w:val="1"/>
@@ -3359,6 +3320,10 @@
     <w:pPr>
       <w:spacing w:after="0" w:line="240" w:lineRule="auto"/>
     </w:pPr>
+    <w:rPr>
+      <w:rFonts w:ascii="맑은고딕" w:hAnsi="맑은고딕" w:eastAsia="맑은고딕" w:cs="맑은고딕"/>
+      <w:sz w:val="22"/>
+    </w:rPr>
     <w:tblPr>
       <w:tblStyleRowBandSize w:val="1"/>
       <w:tblStyleColBandSize w:val="1"/>
@@ -3451,6 +3416,10 @@
     <w:pPr>
       <w:spacing w:after="0" w:line="240" w:lineRule="auto"/>
     </w:pPr>
+    <w:rPr>
+      <w:rFonts w:ascii="맑은고딕" w:hAnsi="맑은고딕" w:eastAsia="맑은고딕" w:cs="맑은고딕"/>
+      <w:sz w:val="22"/>
+    </w:rPr>
     <w:tblPr>
       <w:tblStyleRowBandSize w:val="1"/>
       <w:tblStyleColBandSize w:val="1"/>
@@ -3543,6 +3512,10 @@
     <w:pPr>
       <w:spacing w:after="0" w:line="240" w:lineRule="auto"/>
     </w:pPr>
+    <w:rPr>
+      <w:rFonts w:ascii="맑은고딕" w:hAnsi="맑은고딕" w:eastAsia="맑은고딕" w:cs="맑은고딕"/>
+      <w:sz w:val="22"/>
+    </w:rPr>
     <w:tblPr>
       <w:tblStyleRowBandSize w:val="1"/>
       <w:tblStyleColBandSize w:val="1"/>
@@ -3635,6 +3608,10 @@
     <w:pPr>
       <w:spacing w:after="0" w:line="240" w:lineRule="auto"/>
     </w:pPr>
+    <w:rPr>
+      <w:rFonts w:ascii="맑은고딕" w:hAnsi="맑은고딕" w:eastAsia="맑은고딕" w:cs="맑은고딕"/>
+      <w:sz w:val="22"/>
+    </w:rPr>
     <w:tblPr>
       <w:tblStyleRowBandSize w:val="1"/>
       <w:tblStyleColBandSize w:val="1"/>
@@ -3727,6 +3704,10 @@
     <w:pPr>
       <w:spacing w:after="0" w:line="240" w:lineRule="auto"/>
     </w:pPr>
+    <w:rPr>
+      <w:rFonts w:ascii="맑은고딕" w:hAnsi="맑은고딕" w:eastAsia="맑은고딕" w:cs="맑은고딕"/>
+      <w:sz w:val="22"/>
+    </w:rPr>
     <w:tblPr>
       <w:tblStyleRowBandSize w:val="1"/>
       <w:tblStyleColBandSize w:val="1"/>
@@ -3857,6 +3838,10 @@
     <w:pPr>
       <w:spacing w:after="0" w:line="240" w:lineRule="auto"/>
     </w:pPr>
+    <w:rPr>
+      <w:rFonts w:ascii="맑은고딕" w:hAnsi="맑은고딕" w:eastAsia="맑은고딕" w:cs="맑은고딕"/>
+      <w:sz w:val="22"/>
+    </w:rPr>
     <w:tblPr>
       <w:tblStyleRowBandSize w:val="1"/>
       <w:tblStyleColBandSize w:val="1"/>
@@ -3987,6 +3972,10 @@
     <w:pPr>
       <w:spacing w:after="0" w:line="240" w:lineRule="auto"/>
     </w:pPr>
+    <w:rPr>
+      <w:rFonts w:ascii="맑은고딕" w:hAnsi="맑은고딕" w:eastAsia="맑은고딕" w:cs="맑은고딕"/>
+      <w:sz w:val="22"/>
+    </w:rPr>
     <w:tblPr>
       <w:tblStyleRowBandSize w:val="1"/>
       <w:tblStyleColBandSize w:val="1"/>
@@ -4117,6 +4106,10 @@
     <w:pPr>
       <w:spacing w:after="0" w:line="240" w:lineRule="auto"/>
     </w:pPr>
+    <w:rPr>
+      <w:rFonts w:ascii="맑은고딕" w:hAnsi="맑은고딕" w:eastAsia="맑은고딕" w:cs="맑은고딕"/>
+      <w:sz w:val="22"/>
+    </w:rPr>
     <w:tblPr>
       <w:tblStyleRowBandSize w:val="1"/>
       <w:tblStyleColBandSize w:val="1"/>
@@ -4247,6 +4240,10 @@
     <w:pPr>
       <w:spacing w:after="0" w:line="240" w:lineRule="auto"/>
     </w:pPr>
+    <w:rPr>
+      <w:rFonts w:ascii="맑은고딕" w:hAnsi="맑은고딕" w:eastAsia="맑은고딕" w:cs="맑은고딕"/>
+      <w:sz w:val="22"/>
+    </w:rPr>
     <w:tblPr>
       <w:tblStyleRowBandSize w:val="1"/>
       <w:tblStyleColBandSize w:val="1"/>
@@ -4377,6 +4374,10 @@
     <w:pPr>
       <w:spacing w:after="0" w:line="240" w:lineRule="auto"/>
     </w:pPr>
+    <w:rPr>
+      <w:rFonts w:ascii="맑은고딕" w:hAnsi="맑은고딕" w:eastAsia="맑은고딕" w:cs="맑은고딕"/>
+      <w:sz w:val="22"/>
+    </w:rPr>
     <w:tblPr>
       <w:tblStyleRowBandSize w:val="1"/>
       <w:tblStyleColBandSize w:val="1"/>
@@ -4507,6 +4508,10 @@
     <w:pPr>
       <w:spacing w:after="0" w:line="240" w:lineRule="auto"/>
     </w:pPr>
+    <w:rPr>
+      <w:rFonts w:ascii="맑은고딕" w:hAnsi="맑은고딕" w:eastAsia="맑은고딕" w:cs="맑은고딕"/>
+      <w:sz w:val="22"/>
+    </w:rPr>
     <w:tblPr>
       <w:tblStyleRowBandSize w:val="1"/>
       <w:tblStyleColBandSize w:val="1"/>
@@ -4637,6 +4642,10 @@
     <w:pPr>
       <w:spacing w:after="0" w:line="240" w:lineRule="auto"/>
     </w:pPr>
+    <w:rPr>
+      <w:rFonts w:ascii="맑은고딕" w:hAnsi="맑은고딕" w:eastAsia="맑은고딕" w:cs="맑은고딕"/>
+      <w:sz w:val="22"/>
+    </w:rPr>
     <w:tblPr>
       <w:tblStyleRowBandSize w:val="1"/>
       <w:tblStyleColBandSize w:val="1"/>
@@ -4743,6 +4752,10 @@
     <w:pPr>
       <w:spacing w:after="0" w:line="240" w:lineRule="auto"/>
     </w:pPr>
+    <w:rPr>
+      <w:rFonts w:ascii="맑은고딕" w:hAnsi="맑은고딕" w:eastAsia="맑은고딕" w:cs="맑은고딕"/>
+      <w:sz w:val="22"/>
+    </w:rPr>
     <w:tblPr>
       <w:tblStyleRowBandSize w:val="1"/>
       <w:tblStyleColBandSize w:val="1"/>
@@ -4849,6 +4862,10 @@
     <w:pPr>
       <w:spacing w:after="0" w:line="240" w:lineRule="auto"/>
     </w:pPr>
+    <w:rPr>
+      <w:rFonts w:ascii="맑은고딕" w:hAnsi="맑은고딕" w:eastAsia="맑은고딕" w:cs="맑은고딕"/>
+      <w:sz w:val="22"/>
+    </w:rPr>
     <w:tblPr>
       <w:tblStyleRowBandSize w:val="1"/>
       <w:tblStyleColBandSize w:val="1"/>
@@ -4955,6 +4972,10 @@
     <w:pPr>
       <w:spacing w:after="0" w:line="240" w:lineRule="auto"/>
     </w:pPr>
+    <w:rPr>
+      <w:rFonts w:ascii="맑은고딕" w:hAnsi="맑은고딕" w:eastAsia="맑은고딕" w:cs="맑은고딕"/>
+      <w:sz w:val="22"/>
+    </w:rPr>
     <w:tblPr>
       <w:tblStyleRowBandSize w:val="1"/>
       <w:tblStyleColBandSize w:val="1"/>
@@ -5061,6 +5082,10 @@
     <w:pPr>
       <w:spacing w:after="0" w:line="240" w:lineRule="auto"/>
     </w:pPr>
+    <w:rPr>
+      <w:rFonts w:ascii="맑은고딕" w:hAnsi="맑은고딕" w:eastAsia="맑은고딕" w:cs="맑은고딕"/>
+      <w:sz w:val="22"/>
+    </w:rPr>
     <w:tblPr>
       <w:tblStyleRowBandSize w:val="1"/>
       <w:tblStyleColBandSize w:val="1"/>
@@ -5167,6 +5192,10 @@
     <w:pPr>
       <w:spacing w:after="0" w:line="240" w:lineRule="auto"/>
     </w:pPr>
+    <w:rPr>
+      <w:rFonts w:ascii="맑은고딕" w:hAnsi="맑은고딕" w:eastAsia="맑은고딕" w:cs="맑은고딕"/>
+      <w:sz w:val="22"/>
+    </w:rPr>
     <w:tblPr>
       <w:tblStyleRowBandSize w:val="1"/>
       <w:tblStyleColBandSize w:val="1"/>
@@ -5273,6 +5302,10 @@
     <w:pPr>
       <w:spacing w:after="0" w:line="240" w:lineRule="auto"/>
     </w:pPr>
+    <w:rPr>
+      <w:rFonts w:ascii="맑은고딕" w:hAnsi="맑은고딕" w:eastAsia="맑은고딕" w:cs="맑은고딕"/>
+      <w:sz w:val="22"/>
+    </w:rPr>
     <w:tblPr>
       <w:tblStyleRowBandSize w:val="1"/>
       <w:tblStyleColBandSize w:val="1"/>
@@ -5379,6 +5412,10 @@
     <w:pPr>
       <w:spacing w:after="0" w:line="240" w:lineRule="auto"/>
     </w:pPr>
+    <w:rPr>
+      <w:rFonts w:ascii="맑은고딕" w:hAnsi="맑은고딕" w:eastAsia="맑은고딕" w:cs="맑은고딕"/>
+      <w:sz w:val="22"/>
+    </w:rPr>
     <w:tblPr>
       <w:tblStyleRowBandSize w:val="1"/>
       <w:tblStyleColBandSize w:val="1"/>
@@ -5528,6 +5565,10 @@
     <w:pPr>
       <w:spacing w:after="0" w:line="240" w:lineRule="auto"/>
     </w:pPr>
+    <w:rPr>
+      <w:rFonts w:ascii="맑은고딕" w:hAnsi="맑은고딕" w:eastAsia="맑은고딕" w:cs="맑은고딕"/>
+      <w:sz w:val="22"/>
+    </w:rPr>
     <w:tblPr>
       <w:tblStyleRowBandSize w:val="1"/>
       <w:tblStyleColBandSize w:val="1"/>
@@ -5677,6 +5718,10 @@
     <w:pPr>
       <w:spacing w:after="0" w:line="240" w:lineRule="auto"/>
     </w:pPr>
+    <w:rPr>
+      <w:rFonts w:ascii="맑은고딕" w:hAnsi="맑은고딕" w:eastAsia="맑은고딕" w:cs="맑은고딕"/>
+      <w:sz w:val="22"/>
+    </w:rPr>
     <w:tblPr>
       <w:tblStyleRowBandSize w:val="1"/>
       <w:tblStyleColBandSize w:val="1"/>
@@ -5826,6 +5871,10 @@
     <w:pPr>
       <w:spacing w:after="0" w:line="240" w:lineRule="auto"/>
     </w:pPr>
+    <w:rPr>
+      <w:rFonts w:ascii="맑은고딕" w:hAnsi="맑은고딕" w:eastAsia="맑은고딕" w:cs="맑은고딕"/>
+      <w:sz w:val="22"/>
+    </w:rPr>
     <w:tblPr>
       <w:tblStyleRowBandSize w:val="1"/>
       <w:tblStyleColBandSize w:val="1"/>
@@ -5975,6 +6024,10 @@
     <w:pPr>
       <w:spacing w:after="0" w:line="240" w:lineRule="auto"/>
     </w:pPr>
+    <w:rPr>
+      <w:rFonts w:ascii="맑은고딕" w:hAnsi="맑은고딕" w:eastAsia="맑은고딕" w:cs="맑은고딕"/>
+      <w:sz w:val="22"/>
+    </w:rPr>
     <w:tblPr>
       <w:tblStyleRowBandSize w:val="1"/>
       <w:tblStyleColBandSize w:val="1"/>
@@ -6124,6 +6177,10 @@
     <w:pPr>
       <w:spacing w:after="0" w:line="240" w:lineRule="auto"/>
     </w:pPr>
+    <w:rPr>
+      <w:rFonts w:ascii="맑은고딕" w:hAnsi="맑은고딕" w:eastAsia="맑은고딕" w:cs="맑은고딕"/>
+      <w:sz w:val="22"/>
+    </w:rPr>
     <w:tblPr>
       <w:tblStyleRowBandSize w:val="1"/>
       <w:tblStyleColBandSize w:val="1"/>
@@ -6273,6 +6330,10 @@
     <w:pPr>
       <w:spacing w:after="0" w:line="240" w:lineRule="auto"/>
     </w:pPr>
+    <w:rPr>
+      <w:rFonts w:ascii="맑은고딕" w:hAnsi="맑은고딕" w:eastAsia="맑은고딕" w:cs="맑은고딕"/>
+      <w:sz w:val="22"/>
+    </w:rPr>
     <w:tblPr>
       <w:tblStyleRowBandSize w:val="1"/>
       <w:tblStyleColBandSize w:val="1"/>
@@ -6423,7 +6484,9 @@
       <w:spacing w:after="0" w:line="240" w:lineRule="auto"/>
     </w:pPr>
     <w:rPr>
+      <w:rFonts w:ascii="맑은고딕" w:hAnsi="맑은고딕" w:eastAsia="맑은고딕" w:cs="맑은고딕"/>
       <w:color w:val="000000" w:themeColor="text1"/>
+      <w:sz w:val="22"/>
     </w:rPr>
     <w:tblPr>
       <w:tblStyleRowBandSize w:val="1"/>
@@ -6507,7 +6570,9 @@
       <w:spacing w:after="0" w:line="240" w:lineRule="auto"/>
     </w:pPr>
     <w:rPr>
+      <w:rFonts w:ascii="맑은고딕" w:hAnsi="맑은고딕" w:eastAsia="맑은고딕" w:cs="맑은고딕"/>
       <w:color w:val="000000" w:themeColor="text1"/>
+      <w:sz w:val="22"/>
     </w:rPr>
     <w:tblPr>
       <w:tblStyleRowBandSize w:val="1"/>
@@ -6591,7 +6656,9 @@
       <w:spacing w:after="0" w:line="240" w:lineRule="auto"/>
     </w:pPr>
     <w:rPr>
+      <w:rFonts w:ascii="맑은고딕" w:hAnsi="맑은고딕" w:eastAsia="맑은고딕" w:cs="맑은고딕"/>
       <w:color w:val="000000" w:themeColor="text1"/>
+      <w:sz w:val="22"/>
     </w:rPr>
     <w:tblPr>
       <w:tblStyleRowBandSize w:val="1"/>
@@ -6675,7 +6742,9 @@
       <w:spacing w:after="0" w:line="240" w:lineRule="auto"/>
     </w:pPr>
     <w:rPr>
+      <w:rFonts w:ascii="맑은고딕" w:hAnsi="맑은고딕" w:eastAsia="맑은고딕" w:cs="맑은고딕"/>
       <w:color w:val="000000" w:themeColor="text1"/>
+      <w:sz w:val="22"/>
     </w:rPr>
     <w:tblPr>
       <w:tblStyleRowBandSize w:val="1"/>
@@ -6759,7 +6828,9 @@
       <w:spacing w:after="0" w:line="240" w:lineRule="auto"/>
     </w:pPr>
     <w:rPr>
+      <w:rFonts w:ascii="맑은고딕" w:hAnsi="맑은고딕" w:eastAsia="맑은고딕" w:cs="맑은고딕"/>
       <w:color w:val="000000" w:themeColor="text1"/>
+      <w:sz w:val="22"/>
     </w:rPr>
     <w:tblPr>
       <w:tblStyleRowBandSize w:val="1"/>
@@ -6843,7 +6914,9 @@
       <w:spacing w:after="0" w:line="240" w:lineRule="auto"/>
     </w:pPr>
     <w:rPr>
+      <w:rFonts w:ascii="맑은고딕" w:hAnsi="맑은고딕" w:eastAsia="맑은고딕" w:cs="맑은고딕"/>
       <w:color w:val="000000" w:themeColor="text1"/>
+      <w:sz w:val="22"/>
     </w:rPr>
     <w:tblPr>
       <w:tblStyleRowBandSize w:val="1"/>
@@ -6927,7 +7000,9 @@
       <w:spacing w:after="0" w:line="240" w:lineRule="auto"/>
     </w:pPr>
     <w:rPr>
+      <w:rFonts w:ascii="맑은고딕" w:hAnsi="맑은고딕" w:eastAsia="맑은고딕" w:cs="맑은고딕"/>
       <w:color w:val="000000" w:themeColor="text1"/>
+      <w:sz w:val="22"/>
     </w:rPr>
     <w:tblPr>
       <w:tblStyleRowBandSize w:val="1"/>
@@ -7011,8 +7086,9 @@
       <w:spacing w:after="0" w:line="240" w:lineRule="auto"/>
     </w:pPr>
     <w:rPr>
-      <w:rFonts w:asciiTheme="majorHAnsi" w:eastAsiaTheme="majorEastAsia" w:hAnsiTheme="majorHAnsi" w:cstheme="majorBidi"/>
+      <w:rFonts w:asciiTheme="majorHAnsi" w:eastAsiaTheme="majorEastAsia" w:hAnsiTheme="majorHAnsi" w:cstheme="majorBidi" w:ascii="맑은고딕" w:hAnsi="맑은고딕" w:eastAsia="맑은고딕" w:cs="맑은고딕"/>
       <w:color w:val="000000" w:themeColor="text1"/>
+      <w:sz w:val="22"/>
     </w:rPr>
     <w:tblPr>
       <w:tblStyleRowBandSize w:val="1"/>
@@ -7139,8 +7215,9 @@
       <w:spacing w:after="0" w:line="240" w:lineRule="auto"/>
     </w:pPr>
     <w:rPr>
-      <w:rFonts w:asciiTheme="majorHAnsi" w:eastAsiaTheme="majorEastAsia" w:hAnsiTheme="majorHAnsi" w:cstheme="majorBidi"/>
+      <w:rFonts w:asciiTheme="majorHAnsi" w:eastAsiaTheme="majorEastAsia" w:hAnsiTheme="majorHAnsi" w:cstheme="majorBidi" w:ascii="맑은고딕" w:hAnsi="맑은고딕" w:eastAsia="맑은고딕" w:cs="맑은고딕"/>
       <w:color w:val="000000" w:themeColor="text1"/>
+      <w:sz w:val="22"/>
     </w:rPr>
     <w:tblPr>
       <w:tblStyleRowBandSize w:val="1"/>
@@ -7267,8 +7344,9 @@
       <w:spacing w:after="0" w:line="240" w:lineRule="auto"/>
     </w:pPr>
     <w:rPr>
-      <w:rFonts w:asciiTheme="majorHAnsi" w:eastAsiaTheme="majorEastAsia" w:hAnsiTheme="majorHAnsi" w:cstheme="majorBidi"/>
+      <w:rFonts w:asciiTheme="majorHAnsi" w:eastAsiaTheme="majorEastAsia" w:hAnsiTheme="majorHAnsi" w:cstheme="majorBidi" w:ascii="맑은고딕" w:hAnsi="맑은고딕" w:eastAsia="맑은고딕" w:cs="맑은고딕"/>
       <w:color w:val="000000" w:themeColor="text1"/>
+      <w:sz w:val="22"/>
     </w:rPr>
     <w:tblPr>
       <w:tblStyleRowBandSize w:val="1"/>
@@ -7395,8 +7473,9 @@
       <w:spacing w:after="0" w:line="240" w:lineRule="auto"/>
     </w:pPr>
     <w:rPr>
-      <w:rFonts w:asciiTheme="majorHAnsi" w:eastAsiaTheme="majorEastAsia" w:hAnsiTheme="majorHAnsi" w:cstheme="majorBidi"/>
+      <w:rFonts w:asciiTheme="majorHAnsi" w:eastAsiaTheme="majorEastAsia" w:hAnsiTheme="majorHAnsi" w:cstheme="majorBidi" w:ascii="맑은고딕" w:hAnsi="맑은고딕" w:eastAsia="맑은고딕" w:cs="맑은고딕"/>
       <w:color w:val="000000" w:themeColor="text1"/>
+      <w:sz w:val="22"/>
     </w:rPr>
     <w:tblPr>
       <w:tblStyleRowBandSize w:val="1"/>
@@ -7523,8 +7602,9 @@
       <w:spacing w:after="0" w:line="240" w:lineRule="auto"/>
     </w:pPr>
     <w:rPr>
-      <w:rFonts w:asciiTheme="majorHAnsi" w:eastAsiaTheme="majorEastAsia" w:hAnsiTheme="majorHAnsi" w:cstheme="majorBidi"/>
+      <w:rFonts w:asciiTheme="majorHAnsi" w:eastAsiaTheme="majorEastAsia" w:hAnsiTheme="majorHAnsi" w:cstheme="majorBidi" w:ascii="맑은고딕" w:hAnsi="맑은고딕" w:eastAsia="맑은고딕" w:cs="맑은고딕"/>
       <w:color w:val="000000" w:themeColor="text1"/>
+      <w:sz w:val="22"/>
     </w:rPr>
     <w:tblPr>
       <w:tblStyleRowBandSize w:val="1"/>
@@ -7651,8 +7731,9 @@
       <w:spacing w:after="0" w:line="240" w:lineRule="auto"/>
     </w:pPr>
     <w:rPr>
-      <w:rFonts w:asciiTheme="majorHAnsi" w:eastAsiaTheme="majorEastAsia" w:hAnsiTheme="majorHAnsi" w:cstheme="majorBidi"/>
+      <w:rFonts w:asciiTheme="majorHAnsi" w:eastAsiaTheme="majorEastAsia" w:hAnsiTheme="majorHAnsi" w:cstheme="majorBidi" w:ascii="맑은고딕" w:hAnsi="맑은고딕" w:eastAsia="맑은고딕" w:cs="맑은고딕"/>
       <w:color w:val="000000" w:themeColor="text1"/>
+      <w:sz w:val="22"/>
     </w:rPr>
     <w:tblPr>
       <w:tblStyleRowBandSize w:val="1"/>
@@ -7779,8 +7860,9 @@
       <w:spacing w:after="0" w:line="240" w:lineRule="auto"/>
     </w:pPr>
     <w:rPr>
-      <w:rFonts w:asciiTheme="majorHAnsi" w:eastAsiaTheme="majorEastAsia" w:hAnsiTheme="majorHAnsi" w:cstheme="majorBidi"/>
+      <w:rFonts w:asciiTheme="majorHAnsi" w:eastAsiaTheme="majorEastAsia" w:hAnsiTheme="majorHAnsi" w:cstheme="majorBidi" w:ascii="맑은고딕" w:hAnsi="맑은고딕" w:eastAsia="맑은고딕" w:cs="맑은고딕"/>
       <w:color w:val="000000" w:themeColor="text1"/>
+      <w:sz w:val="22"/>
     </w:rPr>
     <w:tblPr>
       <w:tblStyleRowBandSize w:val="1"/>
@@ -7906,6 +7988,10 @@
     <w:pPr>
       <w:spacing w:after="0" w:line="240" w:lineRule="auto"/>
     </w:pPr>
+    <w:rPr>
+      <w:rFonts w:ascii="맑은고딕" w:hAnsi="맑은고딕" w:eastAsia="맑은고딕" w:cs="맑은고딕"/>
+      <w:sz w:val="22"/>
+    </w:rPr>
     <w:tblPr>
       <w:tblStyleRowBandSize w:val="1"/>
       <w:tblStyleColBandSize w:val="1"/>
@@ -7979,6 +8065,10 @@
     <w:pPr>
       <w:spacing w:after="0" w:line="240" w:lineRule="auto"/>
     </w:pPr>
+    <w:rPr>
+      <w:rFonts w:ascii="맑은고딕" w:hAnsi="맑은고딕" w:eastAsia="맑은고딕" w:cs="맑은고딕"/>
+      <w:sz w:val="22"/>
+    </w:rPr>
     <w:tblPr>
       <w:tblStyleRowBandSize w:val="1"/>
       <w:tblStyleColBandSize w:val="1"/>
@@ -8052,6 +8142,10 @@
     <w:pPr>
       <w:spacing w:after="0" w:line="240" w:lineRule="auto"/>
     </w:pPr>
+    <w:rPr>
+      <w:rFonts w:ascii="맑은고딕" w:hAnsi="맑은고딕" w:eastAsia="맑은고딕" w:cs="맑은고딕"/>
+      <w:sz w:val="22"/>
+    </w:rPr>
     <w:tblPr>
       <w:tblStyleRowBandSize w:val="1"/>
       <w:tblStyleColBandSize w:val="1"/>
@@ -8125,6 +8219,10 @@
     <w:pPr>
       <w:spacing w:after="0" w:line="240" w:lineRule="auto"/>
     </w:pPr>
+    <w:rPr>
+      <w:rFonts w:ascii="맑은고딕" w:hAnsi="맑은고딕" w:eastAsia="맑은고딕" w:cs="맑은고딕"/>
+      <w:sz w:val="22"/>
+    </w:rPr>
     <w:tblPr>
       <w:tblStyleRowBandSize w:val="1"/>
       <w:tblStyleColBandSize w:val="1"/>
@@ -8198,6 +8296,10 @@
     <w:pPr>
       <w:spacing w:after="0" w:line="240" w:lineRule="auto"/>
     </w:pPr>
+    <w:rPr>
+      <w:rFonts w:ascii="맑은고딕" w:hAnsi="맑은고딕" w:eastAsia="맑은고딕" w:cs="맑은고딕"/>
+      <w:sz w:val="22"/>
+    </w:rPr>
     <w:tblPr>
       <w:tblStyleRowBandSize w:val="1"/>
       <w:tblStyleColBandSize w:val="1"/>
@@ -8271,6 +8373,10 @@
     <w:pPr>
       <w:spacing w:after="0" w:line="240" w:lineRule="auto"/>
     </w:pPr>
+    <w:rPr>
+      <w:rFonts w:ascii="맑은고딕" w:hAnsi="맑은고딕" w:eastAsia="맑은고딕" w:cs="맑은고딕"/>
+      <w:sz w:val="22"/>
+    </w:rPr>
     <w:tblPr>
       <w:tblStyleRowBandSize w:val="1"/>
       <w:tblStyleColBandSize w:val="1"/>
@@ -8344,6 +8450,10 @@
     <w:pPr>
       <w:spacing w:after="0" w:line="240" w:lineRule="auto"/>
     </w:pPr>
+    <w:rPr>
+      <w:rFonts w:ascii="맑은고딕" w:hAnsi="맑은고딕" w:eastAsia="맑은고딕" w:cs="맑은고딕"/>
+      <w:sz w:val="22"/>
+    </w:rPr>
     <w:tblPr>
       <w:tblStyleRowBandSize w:val="1"/>
       <w:tblStyleColBandSize w:val="1"/>
@@ -8418,8 +8528,9 @@
       <w:spacing w:after="0" w:line="240" w:lineRule="auto"/>
     </w:pPr>
     <w:rPr>
-      <w:rFonts w:asciiTheme="majorHAnsi" w:eastAsiaTheme="majorEastAsia" w:hAnsiTheme="majorHAnsi" w:cstheme="majorBidi"/>
+      <w:rFonts w:asciiTheme="majorHAnsi" w:eastAsiaTheme="majorEastAsia" w:hAnsiTheme="majorHAnsi" w:cstheme="majorBidi" w:ascii="맑은고딕" w:hAnsi="맑은고딕" w:eastAsia="맑은고딕" w:cs="맑은고딕"/>
       <w:color w:val="000000" w:themeColor="text1"/>
+      <w:sz w:val="22"/>
     </w:rPr>
     <w:tblPr>
       <w:tblStyleRowBandSize w:val="1"/>
@@ -8543,8 +8654,9 @@
       <w:spacing w:after="0" w:line="240" w:lineRule="auto"/>
     </w:pPr>
     <w:rPr>
-      <w:rFonts w:asciiTheme="majorHAnsi" w:eastAsiaTheme="majorEastAsia" w:hAnsiTheme="majorHAnsi" w:cstheme="majorBidi"/>
+      <w:rFonts w:asciiTheme="majorHAnsi" w:eastAsiaTheme="majorEastAsia" w:hAnsiTheme="majorHAnsi" w:cstheme="majorBidi" w:ascii="맑은고딕" w:hAnsi="맑은고딕" w:eastAsia="맑은고딕" w:cs="맑은고딕"/>
       <w:color w:val="000000" w:themeColor="text1"/>
+      <w:sz w:val="22"/>
     </w:rPr>
     <w:tblPr>
       <w:tblStyleRowBandSize w:val="1"/>
@@ -8668,8 +8780,9 @@
       <w:spacing w:after="0" w:line="240" w:lineRule="auto"/>
     </w:pPr>
     <w:rPr>
-      <w:rFonts w:asciiTheme="majorHAnsi" w:eastAsiaTheme="majorEastAsia" w:hAnsiTheme="majorHAnsi" w:cstheme="majorBidi"/>
+      <w:rFonts w:asciiTheme="majorHAnsi" w:eastAsiaTheme="majorEastAsia" w:hAnsiTheme="majorHAnsi" w:cstheme="majorBidi" w:ascii="맑은고딕" w:hAnsi="맑은고딕" w:eastAsia="맑은고딕" w:cs="맑은고딕"/>
       <w:color w:val="000000" w:themeColor="text1"/>
+      <w:sz w:val="22"/>
     </w:rPr>
     <w:tblPr>
       <w:tblStyleRowBandSize w:val="1"/>
@@ -8793,8 +8906,9 @@
       <w:spacing w:after="0" w:line="240" w:lineRule="auto"/>
     </w:pPr>
     <w:rPr>
-      <w:rFonts w:asciiTheme="majorHAnsi" w:eastAsiaTheme="majorEastAsia" w:hAnsiTheme="majorHAnsi" w:cstheme="majorBidi"/>
+      <w:rFonts w:asciiTheme="majorHAnsi" w:eastAsiaTheme="majorEastAsia" w:hAnsiTheme="majorHAnsi" w:cstheme="majorBidi" w:ascii="맑은고딕" w:hAnsi="맑은고딕" w:eastAsia="맑은고딕" w:cs="맑은고딕"/>
       <w:color w:val="000000" w:themeColor="text1"/>
+      <w:sz w:val="22"/>
     </w:rPr>
     <w:tblPr>
       <w:tblStyleRowBandSize w:val="1"/>
@@ -8918,8 +9032,9 @@
       <w:spacing w:after="0" w:line="240" w:lineRule="auto"/>
     </w:pPr>
     <w:rPr>
-      <w:rFonts w:asciiTheme="majorHAnsi" w:eastAsiaTheme="majorEastAsia" w:hAnsiTheme="majorHAnsi" w:cstheme="majorBidi"/>
+      <w:rFonts w:asciiTheme="majorHAnsi" w:eastAsiaTheme="majorEastAsia" w:hAnsiTheme="majorHAnsi" w:cstheme="majorBidi" w:ascii="맑은고딕" w:hAnsi="맑은고딕" w:eastAsia="맑은고딕" w:cs="맑은고딕"/>
       <w:color w:val="000000" w:themeColor="text1"/>
+      <w:sz w:val="22"/>
     </w:rPr>
     <w:tblPr>
       <w:tblStyleRowBandSize w:val="1"/>
@@ -9043,8 +9158,9 @@
       <w:spacing w:after="0" w:line="240" w:lineRule="auto"/>
     </w:pPr>
     <w:rPr>
-      <w:rFonts w:asciiTheme="majorHAnsi" w:eastAsiaTheme="majorEastAsia" w:hAnsiTheme="majorHAnsi" w:cstheme="majorBidi"/>
+      <w:rFonts w:asciiTheme="majorHAnsi" w:eastAsiaTheme="majorEastAsia" w:hAnsiTheme="majorHAnsi" w:cstheme="majorBidi" w:ascii="맑은고딕" w:hAnsi="맑은고딕" w:eastAsia="맑은고딕" w:cs="맑은고딕"/>
       <w:color w:val="000000" w:themeColor="text1"/>
+      <w:sz w:val="22"/>
     </w:rPr>
     <w:tblPr>
       <w:tblStyleRowBandSize w:val="1"/>
@@ -9168,8 +9284,9 @@
       <w:spacing w:after="0" w:line="240" w:lineRule="auto"/>
     </w:pPr>
     <w:rPr>
-      <w:rFonts w:asciiTheme="majorHAnsi" w:eastAsiaTheme="majorEastAsia" w:hAnsiTheme="majorHAnsi" w:cstheme="majorBidi"/>
+      <w:rFonts w:asciiTheme="majorHAnsi" w:eastAsiaTheme="majorEastAsia" w:hAnsiTheme="majorHAnsi" w:cstheme="majorBidi" w:ascii="맑은고딕" w:hAnsi="맑은고딕" w:eastAsia="맑은고딕" w:cs="맑은고딕"/>
       <w:color w:val="000000" w:themeColor="text1"/>
+      <w:sz w:val="22"/>
     </w:rPr>
     <w:tblPr>
       <w:tblStyleRowBandSize w:val="1"/>
@@ -9292,6 +9409,10 @@
     <w:pPr>
       <w:spacing w:after="0" w:line="240" w:lineRule="auto"/>
     </w:pPr>
+    <w:rPr>
+      <w:rFonts w:ascii="맑은고딕" w:hAnsi="맑은고딕" w:eastAsia="맑은고딕" w:cs="맑은고딕"/>
+      <w:sz w:val="22"/>
+    </w:rPr>
     <w:tblPr>
       <w:tblStyleRowBandSize w:val="1"/>
       <w:tblStyleColBandSize w:val="1"/>
@@ -9433,6 +9554,10 @@
     <w:pPr>
       <w:spacing w:after="0" w:line="240" w:lineRule="auto"/>
     </w:pPr>
+    <w:rPr>
+      <w:rFonts w:ascii="맑은고딕" w:hAnsi="맑은고딕" w:eastAsia="맑은고딕" w:cs="맑은고딕"/>
+      <w:sz w:val="22"/>
+    </w:rPr>
     <w:tblPr>
       <w:tblStyleRowBandSize w:val="1"/>
       <w:tblStyleColBandSize w:val="1"/>
@@ -9574,6 +9699,10 @@
     <w:pPr>
       <w:spacing w:after="0" w:line="240" w:lineRule="auto"/>
     </w:pPr>
+    <w:rPr>
+      <w:rFonts w:ascii="맑은고딕" w:hAnsi="맑은고딕" w:eastAsia="맑은고딕" w:cs="맑은고딕"/>
+      <w:sz w:val="22"/>
+    </w:rPr>
     <w:tblPr>
       <w:tblStyleRowBandSize w:val="1"/>
       <w:tblStyleColBandSize w:val="1"/>
@@ -9715,6 +9844,10 @@
     <w:pPr>
       <w:spacing w:after="0" w:line="240" w:lineRule="auto"/>
     </w:pPr>
+    <w:rPr>
+      <w:rFonts w:ascii="맑은고딕" w:hAnsi="맑은고딕" w:eastAsia="맑은고딕" w:cs="맑은고딕"/>
+      <w:sz w:val="22"/>
+    </w:rPr>
     <w:tblPr>
       <w:tblStyleRowBandSize w:val="1"/>
       <w:tblStyleColBandSize w:val="1"/>
@@ -9856,6 +9989,10 @@
     <w:pPr>
       <w:spacing w:after="0" w:line="240" w:lineRule="auto"/>
     </w:pPr>
+    <w:rPr>
+      <w:rFonts w:ascii="맑은고딕" w:hAnsi="맑은고딕" w:eastAsia="맑은고딕" w:cs="맑은고딕"/>
+      <w:sz w:val="22"/>
+    </w:rPr>
     <w:tblPr>
       <w:tblStyleRowBandSize w:val="1"/>
       <w:tblStyleColBandSize w:val="1"/>
@@ -9997,6 +10134,10 @@
     <w:pPr>
       <w:spacing w:after="0" w:line="240" w:lineRule="auto"/>
     </w:pPr>
+    <w:rPr>
+      <w:rFonts w:ascii="맑은고딕" w:hAnsi="맑은고딕" w:eastAsia="맑은고딕" w:cs="맑은고딕"/>
+      <w:sz w:val="22"/>
+    </w:rPr>
     <w:tblPr>
       <w:tblStyleRowBandSize w:val="1"/>
       <w:tblStyleColBandSize w:val="1"/>
@@ -10138,6 +10279,10 @@
     <w:pPr>
       <w:spacing w:after="0" w:line="240" w:lineRule="auto"/>
     </w:pPr>
+    <w:rPr>
+      <w:rFonts w:ascii="맑은고딕" w:hAnsi="맑은고딕" w:eastAsia="맑은고딕" w:cs="맑은고딕"/>
+      <w:sz w:val="22"/>
+    </w:rPr>
     <w:tblPr>
       <w:tblStyleRowBandSize w:val="1"/>
       <w:tblStyleColBandSize w:val="1"/>
@@ -10280,7 +10425,9 @@
       <w:spacing w:after="0" w:line="240" w:lineRule="auto"/>
     </w:pPr>
     <w:rPr>
+      <w:rFonts w:ascii="맑은고딕" w:hAnsi="맑은고딕" w:eastAsia="맑은고딕" w:cs="맑은고딕"/>
       <w:color w:val="FFFFFF" w:themeColor="background1"/>
+      <w:sz w:val="22"/>
     </w:rPr>
     <w:tblPr>
       <w:tblStyleRowBandSize w:val="1"/>
@@ -10394,7 +10541,9 @@
       <w:spacing w:after="0" w:line="240" w:lineRule="auto"/>
     </w:pPr>
     <w:rPr>
+      <w:rFonts w:ascii="맑은고딕" w:hAnsi="맑은고딕" w:eastAsia="맑은고딕" w:cs="맑은고딕"/>
       <w:color w:val="FFFFFF" w:themeColor="background1"/>
+      <w:sz w:val="22"/>
     </w:rPr>
     <w:tblPr>
       <w:tblStyleRowBandSize w:val="1"/>
@@ -10508,7 +10657,9 @@
       <w:spacing w:after="0" w:line="240" w:lineRule="auto"/>
     </w:pPr>
     <w:rPr>
+      <w:rFonts w:ascii="맑은고딕" w:hAnsi="맑은고딕" w:eastAsia="맑은고딕" w:cs="맑은고딕"/>
       <w:color w:val="FFFFFF" w:themeColor="background1"/>
+      <w:sz w:val="22"/>
     </w:rPr>
     <w:tblPr>
       <w:tblStyleRowBandSize w:val="1"/>
@@ -10622,7 +10773,9 @@
       <w:spacing w:after="0" w:line="240" w:lineRule="auto"/>
     </w:pPr>
     <w:rPr>
+      <w:rFonts w:ascii="맑은고딕" w:hAnsi="맑은고딕" w:eastAsia="맑은고딕" w:cs="맑은고딕"/>
       <w:color w:val="FFFFFF" w:themeColor="background1"/>
+      <w:sz w:val="22"/>
     </w:rPr>
     <w:tblPr>
       <w:tblStyleRowBandSize w:val="1"/>
@@ -10736,7 +10889,9 @@
       <w:spacing w:after="0" w:line="240" w:lineRule="auto"/>
     </w:pPr>
     <w:rPr>
+      <w:rFonts w:ascii="맑은고딕" w:hAnsi="맑은고딕" w:eastAsia="맑은고딕" w:cs="맑은고딕"/>
       <w:color w:val="FFFFFF" w:themeColor="background1"/>
+      <w:sz w:val="22"/>
     </w:rPr>
     <w:tblPr>
       <w:tblStyleRowBandSize w:val="1"/>
@@ -10850,7 +11005,9 @@
       <w:spacing w:after="0" w:line="240" w:lineRule="auto"/>
     </w:pPr>
     <w:rPr>
+      <w:rFonts w:ascii="맑은고딕" w:hAnsi="맑은고딕" w:eastAsia="맑은고딕" w:cs="맑은고딕"/>
       <w:color w:val="FFFFFF" w:themeColor="background1"/>
+      <w:sz w:val="22"/>
     </w:rPr>
     <w:tblPr>
       <w:tblStyleRowBandSize w:val="1"/>
@@ -10964,7 +11121,9 @@
       <w:spacing w:after="0" w:line="240" w:lineRule="auto"/>
     </w:pPr>
     <w:rPr>
+      <w:rFonts w:ascii="맑은고딕" w:hAnsi="맑은고딕" w:eastAsia="맑은고딕" w:cs="맑은고딕"/>
       <w:color w:val="FFFFFF" w:themeColor="background1"/>
+      <w:sz w:val="22"/>
     </w:rPr>
     <w:tblPr>
       <w:tblStyleRowBandSize w:val="1"/>
@@ -11078,7 +11237,9 @@
       <w:spacing w:after="0" w:line="240" w:lineRule="auto"/>
     </w:pPr>
     <w:rPr>
+      <w:rFonts w:ascii="맑은고딕" w:hAnsi="맑은고딕" w:eastAsia="맑은고딕" w:cs="맑은고딕"/>
       <w:color w:val="000000" w:themeColor="text1"/>
+      <w:sz w:val="22"/>
     </w:rPr>
     <w:tblPr>
       <w:tblStyleRowBandSize w:val="1"/>
@@ -11200,7 +11361,9 @@
       <w:spacing w:after="0" w:line="240" w:lineRule="auto"/>
     </w:pPr>
     <w:rPr>
+      <w:rFonts w:ascii="맑은고딕" w:hAnsi="맑은고딕" w:eastAsia="맑은고딕" w:cs="맑은고딕"/>
       <w:color w:val="000000" w:themeColor="text1"/>
+      <w:sz w:val="22"/>
     </w:rPr>
     <w:tblPr>
       <w:tblStyleRowBandSize w:val="1"/>
@@ -11322,7 +11485,9 @@
       <w:spacing w:after="0" w:line="240" w:lineRule="auto"/>
     </w:pPr>
     <w:rPr>
+      <w:rFonts w:ascii="맑은고딕" w:hAnsi="맑은고딕" w:eastAsia="맑은고딕" w:cs="맑은고딕"/>
       <w:color w:val="000000" w:themeColor="text1"/>
+      <w:sz w:val="22"/>
     </w:rPr>
     <w:tblPr>
       <w:tblStyleRowBandSize w:val="1"/>
@@ -11444,7 +11609,9 @@
       <w:spacing w:after="0" w:line="240" w:lineRule="auto"/>
     </w:pPr>
     <w:rPr>
+      <w:rFonts w:ascii="맑은고딕" w:hAnsi="맑은고딕" w:eastAsia="맑은고딕" w:cs="맑은고딕"/>
       <w:color w:val="000000" w:themeColor="text1"/>
+      <w:sz w:val="22"/>
     </w:rPr>
     <w:tblPr>
       <w:tblStyleRowBandSize w:val="1"/>
@@ -11556,7 +11723,9 @@
       <w:spacing w:after="0" w:line="240" w:lineRule="auto"/>
     </w:pPr>
     <w:rPr>
+      <w:rFonts w:ascii="맑은고딕" w:hAnsi="맑은고딕" w:eastAsia="맑은고딕" w:cs="맑은고딕"/>
       <w:color w:val="000000" w:themeColor="text1"/>
+      <w:sz w:val="22"/>
     </w:rPr>
     <w:tblPr>
       <w:tblStyleRowBandSize w:val="1"/>
@@ -11678,7 +11847,9 @@
       <w:spacing w:after="0" w:line="240" w:lineRule="auto"/>
     </w:pPr>
     <w:rPr>
+      <w:rFonts w:ascii="맑은고딕" w:hAnsi="맑은고딕" w:eastAsia="맑은고딕" w:cs="맑은고딕"/>
       <w:color w:val="000000" w:themeColor="text1"/>
+      <w:sz w:val="22"/>
     </w:rPr>
     <w:tblPr>
       <w:tblStyleRowBandSize w:val="1"/>
@@ -11800,7 +11971,9 @@
       <w:spacing w:after="0" w:line="240" w:lineRule="auto"/>
     </w:pPr>
     <w:rPr>
+      <w:rFonts w:ascii="맑은고딕" w:hAnsi="맑은고딕" w:eastAsia="맑은고딕" w:cs="맑은고딕"/>
       <w:color w:val="000000" w:themeColor="text1"/>
+      <w:sz w:val="22"/>
     </w:rPr>
     <w:tblPr>
       <w:tblStyleRowBandSize w:val="1"/>
@@ -11922,7 +12095,9 @@
       <w:spacing w:after="0" w:line="240" w:lineRule="auto"/>
     </w:pPr>
     <w:rPr>
+      <w:rFonts w:ascii="맑은고딕" w:hAnsi="맑은고딕" w:eastAsia="맑은고딕" w:cs="맑은고딕"/>
       <w:color w:val="000000" w:themeColor="text1"/>
+      <w:sz w:val="22"/>
     </w:rPr>
     <w:tblPr>
       <w:tblStyleRowBandSize w:val="1"/>
@@ -12008,7 +12183,9 @@
       <w:spacing w:after="0" w:line="240" w:lineRule="auto"/>
     </w:pPr>
     <w:rPr>
+      <w:rFonts w:ascii="맑은고딕" w:hAnsi="맑은고딕" w:eastAsia="맑은고딕" w:cs="맑은고딕"/>
       <w:color w:val="000000" w:themeColor="text1"/>
+      <w:sz w:val="22"/>
     </w:rPr>
     <w:tblPr>
       <w:tblStyleRowBandSize w:val="1"/>
@@ -12094,7 +12271,9 @@
       <w:spacing w:after="0" w:line="240" w:lineRule="auto"/>
     </w:pPr>
     <w:rPr>
+      <w:rFonts w:ascii="맑은고딕" w:hAnsi="맑은고딕" w:eastAsia="맑은고딕" w:cs="맑은고딕"/>
       <w:color w:val="000000" w:themeColor="text1"/>
+      <w:sz w:val="22"/>
     </w:rPr>
     <w:tblPr>
       <w:tblStyleRowBandSize w:val="1"/>
@@ -12180,7 +12359,9 @@
       <w:spacing w:after="0" w:line="240" w:lineRule="auto"/>
     </w:pPr>
     <w:rPr>
+      <w:rFonts w:ascii="맑은고딕" w:hAnsi="맑은고딕" w:eastAsia="맑은고딕" w:cs="맑은고딕"/>
       <w:color w:val="000000" w:themeColor="text1"/>
+      <w:sz w:val="22"/>
     </w:rPr>
     <w:tblPr>
       <w:tblStyleRowBandSize w:val="1"/>
@@ -12266,7 +12447,9 @@
       <w:spacing w:after="0" w:line="240" w:lineRule="auto"/>
     </w:pPr>
     <w:rPr>
+      <w:rFonts w:ascii="맑은고딕" w:hAnsi="맑은고딕" w:eastAsia="맑은고딕" w:cs="맑은고딕"/>
       <w:color w:val="000000" w:themeColor="text1"/>
+      <w:sz w:val="22"/>
     </w:rPr>
     <w:tblPr>
       <w:tblStyleRowBandSize w:val="1"/>
@@ -12352,7 +12535,9 @@
       <w:spacing w:after="0" w:line="240" w:lineRule="auto"/>
     </w:pPr>
     <w:rPr>
+      <w:rFonts w:ascii="맑은고딕" w:hAnsi="맑은고딕" w:eastAsia="맑은고딕" w:cs="맑은고딕"/>
       <w:color w:val="000000" w:themeColor="text1"/>
+      <w:sz w:val="22"/>
     </w:rPr>
     <w:tblPr>
       <w:tblStyleRowBandSize w:val="1"/>
@@ -12438,7 +12623,9 @@
       <w:spacing w:after="0" w:line="240" w:lineRule="auto"/>
     </w:pPr>
     <w:rPr>
+      <w:rFonts w:ascii="맑은고딕" w:hAnsi="맑은고딕" w:eastAsia="맑은고딕" w:cs="맑은고딕"/>
       <w:color w:val="000000" w:themeColor="text1"/>
+      <w:sz w:val="22"/>
     </w:rPr>
     <w:tblPr>
       <w:tblStyleRowBandSize w:val="1"/>
@@ -12524,7 +12711,9 @@
       <w:spacing w:after="0" w:line="240" w:lineRule="auto"/>
     </w:pPr>
     <w:rPr>
+      <w:rFonts w:ascii="맑은고딕" w:hAnsi="맑은고딕" w:eastAsia="맑은고딕" w:cs="맑은고딕"/>
       <w:color w:val="000000" w:themeColor="text1"/>
+      <w:sz w:val="22"/>
     </w:rPr>
     <w:tblPr>
       <w:tblStyleRowBandSize w:val="1"/>
@@ -12604,7 +12793,9 @@
       <w:spacing w:after="0" w:line="240" w:lineRule="auto"/>
     </w:pPr>
     <w:rPr>
+      <w:rFonts w:ascii="맑은고딕" w:hAnsi="맑은고딕" w:eastAsia="맑은고딕" w:cs="맑은고딕"/>
       <w:color w:val="000000" w:themeColor="text1"/>
+      <w:sz w:val="22"/>
     </w:rPr>
     <w:tblPr>
       <w:tblStyleRowBandSize w:val="1"/>
@@ -12684,7 +12875,9 @@
       <w:spacing w:after="0" w:line="240" w:lineRule="auto"/>
     </w:pPr>
     <w:rPr>
+      <w:rFonts w:ascii="맑은고딕" w:hAnsi="맑은고딕" w:eastAsia="맑은고딕" w:cs="맑은고딕"/>
       <w:color w:val="000000" w:themeColor="text1"/>
+      <w:sz w:val="22"/>
     </w:rPr>
     <w:tblPr>
       <w:tblStyleRowBandSize w:val="1"/>
@@ -12764,7 +12957,9 @@
       <w:spacing w:after="0" w:line="240" w:lineRule="auto"/>
     </w:pPr>
     <w:rPr>
+      <w:rFonts w:ascii="맑은고딕" w:hAnsi="맑은고딕" w:eastAsia="맑은고딕" w:cs="맑은고딕"/>
       <w:color w:val="000000" w:themeColor="text1"/>
+      <w:sz w:val="22"/>
     </w:rPr>
     <w:tblPr>
       <w:tblStyleRowBandSize w:val="1"/>
@@ -12844,7 +13039,9 @@
       <w:spacing w:after="0" w:line="240" w:lineRule="auto"/>
     </w:pPr>
     <w:rPr>
+      <w:rFonts w:ascii="맑은고딕" w:hAnsi="맑은고딕" w:eastAsia="맑은고딕" w:cs="맑은고딕"/>
       <w:color w:val="000000" w:themeColor="text1"/>
+      <w:sz w:val="22"/>
     </w:rPr>
     <w:tblPr>
       <w:tblStyleRowBandSize w:val="1"/>
@@ -12924,7 +13121,9 @@
       <w:spacing w:after="0" w:line="240" w:lineRule="auto"/>
     </w:pPr>
     <w:rPr>
+      <w:rFonts w:ascii="맑은고딕" w:hAnsi="맑은고딕" w:eastAsia="맑은고딕" w:cs="맑은고딕"/>
       <w:color w:val="000000" w:themeColor="text1"/>
+      <w:sz w:val="22"/>
     </w:rPr>
     <w:tblPr>
       <w:tblStyleRowBandSize w:val="1"/>
@@ -13004,7 +13203,9 @@
       <w:spacing w:after="0" w:line="240" w:lineRule="auto"/>
     </w:pPr>
     <w:rPr>
+      <w:rFonts w:ascii="맑은고딕" w:hAnsi="맑은고딕" w:eastAsia="맑은고딕" w:cs="맑은고딕"/>
       <w:color w:val="000000" w:themeColor="text1"/>
+      <w:sz w:val="22"/>
     </w:rPr>
     <w:tblPr>
       <w:tblStyleRowBandSize w:val="1"/>
